--- a/Anand_QA_Engineer_Resume.docx
+++ b/Anand_QA_Engineer_Resume.docx
@@ -193,7 +193,7 @@
           <w:spacing w:val="80"/>
           <w:w w:val="150"/>
         </w:rPr>
-        <w:t xml:space="preserve"> </w:t>
+        <w:t xml:space="preserve">  | Portfolio: https://anandmadiwalr12.github.io</w:t>
       </w:r>
     </w:p>
     <w:p>

--- a/Anand_QA_Engineer_Resume.docx
+++ b/Anand_QA_Engineer_Resume.docx
@@ -186,15 +186,24 @@
           <w:t>anandmadiwalar7@gmail.com</w:t>
         </w:r>
       </w:hyperlink>
-      <w:r>
-        <w:rPr>
-          <w:rFonts w:ascii="Calibri"/>
-          <w:color w:val="467885"/>
-          <w:spacing w:val="80"/>
-          <w:w w:val="150"/>
-        </w:rPr>
-        <w:t xml:space="preserve">  | Portfolio: https://anandmadiwalr12.github.io</w:t>
-      </w:r>
+    </w:p>
+    <w:p>
+      <w:pPr>
+        <w:jc w:val="center"/>
+        <w:spacing w:before="40" w:after="100" w:line="240" w:lineRule="auto"/>
+      </w:pPr>
+      <w:hyperlink r:id="rId10" w:history="1">
+        <w:r>
+          <w:rPr>
+            <w:rStyle w:val="Hyperlink"/>
+            <w:rFonts w:ascii="Calibri" w:hAnsi="Calibri"/>
+            <w:sz w:val="20"/>
+            <w:szCs w:val="20"/>
+            <w:spacing w:val="0"/>
+          </w:rPr>
+          <w:t>Portfolio: https://anandmadiwalr12.github.io</w:t>
+        </w:r>
+      </w:hyperlink>
     </w:p>
     <w:p>
       <w:pPr>

--- a/Anand_QA_Engineer_Resume.docx
+++ b/Anand_QA_Engineer_Resume.docx
@@ -1,5 +1,5263 @@
 
-<file path=word/document.xml><?xml version="1.0" encoding="utf-8" standalone="yes"?><w:document xmlns:wpc="http://schemas.microsoft.com/office/word/2010/wordprocessingCanvas" xmlns:cx="http://schemas.microsoft.com/office/drawing/2014/chartex" xmlns:cx1="http://schemas.microsoft.com/office/drawing/2015/9/8/chartex" xmlns:cx2="http://schemas.microsoft.com/office/drawing/2015/10/21/chartex" xmlns:cx3="http://schemas.microsoft.com/office/drawing/2016/5/9/chartex" xmlns:cx4="http://schemas.microsoft.com/office/drawing/2016/5/10/chartex" xmlns:cx5="http://schemas.microsoft.com/office/drawing/2016/5/11/chartex" xmlns:cx6="http://schemas.microsoft.com/office/drawing/2016/5/12/chartex" xmlns:cx7="http://schemas.microsoft.com/office/drawing/2016/5/13/chartex" xmlns:cx8="http://schemas.microsoft.com/office/drawing/2016/5/14/chartex" xmlns:mc="http://schemas.openxmlformats.org/markup-compatibility/2006" xmlns:aink="http://schemas.microsoft.com/office/drawing/2016/ink" xmlns:am3d="http://schemas.microsoft.com/office/drawing/2017/model3d" xmlns:o="urn:schemas-microsoft-com:office:office" xmlns:oel="http://schemas.microsoft.com/office/2019/extlst" xmlns:r="http://schemas.openxmlformats.org/officeDocument/2006/relationships" xmlns:m="http://schemas.openxmlformats.org/officeDocument/2006/math" xmlns:v="urn:schemas-microsoft-com:vml" xmlns:wp14="http://schemas.microsoft.com/office/word/2010/wordprocessingDrawing" xmlns:wp="http://schemas.openxmlformats.org/drawingml/2006/wordprocessingDrawing" xmlns:w10="urn:schemas-microsoft-com:office:word" xmlns:w="http://schemas.openxmlformats.org/wordprocessingml/2006/main" xmlns:w14="http://schemas.microsoft.com/office/word/2010/wordml" xmlns:w15="http://schemas.microsoft.com/office/word/2012/wordml" xmlns:w16cex="http://schemas.microsoft.com/office/word/2018/wordml/cex" xmlns:w16cid="http://schemas.microsoft.com/office/word/2016/wordml/cid" xmlns:w16="http://schemas.microsoft.com/office/word/2018/wordml" xmlns:w16du="http://schemas.microsoft.com/office/word/2023/wordml/word16du" xmlns:w16sdtdh="http://schemas.microsoft.com/office/word/2020/wordml/sdtdatahash" xmlns:w16sdtfl="http://schemas.microsoft.com/office/word/2024/wordml/sdtformatlock" xmlns:w16se="http://schemas.microsoft.com/office/word/2015/wordml/symex" xmlns:wpg="http://schemas.microsoft.com/office/word/2010/wordprocessingGroup" xmlns:wpi="http://schemas.microsoft.com/office/word/2010/wordprocessingInk" xmlns:wne="http://schemas.microsoft.com/office/word/2006/wordml" xmlns:wps="http://schemas.microsoft.com/office/word/2010/wordprocessingShape" mc:Ignorable="w14 w15 w16se w16cid w16 w16cex w16sdtdh w16sdtfl w16du wp14"><w:body><w:p><w:pPr><w:pStyle w:val="Title" /></w:pPr><w:r><w:rPr><w:color w:val="223E5F" /><w:spacing w:val="-10" /></w:rPr><w:t xml:space="preserve">Anand </w:t></w:r><w:proofErr w:type="spellStart" /><w:r><w:rPr><w:color w:val="223E5F" /><w:spacing w:val="-10" /></w:rPr><w:t>Madiwalar</w:t></w:r><w:proofErr w:type="spellEnd" /></w:p><w:p><w:pPr><w:spacing w:before="28" /><w:ind w:right="1078" /><w:jc w:val="center" /><w:rPr><w:b /><w:sz w:val="32" /></w:rPr></w:pPr><w:r><w:rPr><w:b /><w:w w:val="105" /><w:sz w:val="32" /></w:rPr><w:t>QA</w:t></w:r><w:r><w:rPr><w:b /><w:spacing w:val="-6" /><w:w w:val="105" /><w:sz w:val="32" /></w:rPr><w:t xml:space="preserve"> </w:t></w:r><w:r><w:rPr><w:b /><w:spacing w:val="-2" /><w:w w:val="105" /><w:sz w:val="32" /></w:rPr><w:t>ENGINEER</w:t></w:r></w:p><w:p><w:pPr><w:pStyle w:val="BodyText" /><w:tabs><w:tab w:val="left" w:pos="3056" /></w:tabs><w:spacing w:before="220" /><w:ind w:left="249" /></w:pPr><w:r><w:rPr><w:noProof /><w:position w:val="-2" /></w:rPr><w:drawing><wp:inline distT="0" distB="0" distL="0" distR="0" wp14:anchorId="7136852B" wp14:editId="7136852C"><wp:extent cx="145910" cy="142875" /><wp:effectExtent l="0" t="0" r="0" b="0" /><wp:docPr id="1" name="Image 1" /><wp:cNvGraphicFramePr><a:graphicFrameLocks xmlns:a="http://schemas.openxmlformats.org/drawingml/2006/main" /></wp:cNvGraphicFramePr><a:graphic xmlns:a="http://schemas.openxmlformats.org/drawingml/2006/main"><a:graphicData uri="http://schemas.openxmlformats.org/drawingml/2006/picture"><pic:pic xmlns:pic="http://schemas.openxmlformats.org/drawingml/2006/picture"><pic:nvPicPr><pic:cNvPr id="1" name="Image 1" /><pic:cNvPicPr /></pic:nvPicPr><pic:blipFill><a:blip r:embed="rId5" cstate="print" /><a:stretch><a:fillRect /></a:stretch></pic:blipFill><pic:spPr><a:xfrm><a:off x="0" y="0" /><a:ext cx="145910" cy="142875" /></a:xfrm><a:prstGeom prst="rect"><a:avLst /></a:prstGeom></pic:spPr></pic:pic></a:graphicData></a:graphic></wp:inline></w:drawing></w:r><w:r><w:rPr><w:rFonts w:ascii="Times New Roman" /><w:spacing w:val="40" /><w:sz w:val="20" /></w:rPr><w:t xml:space="preserve"> </w:t></w:r><w:r><w:rPr><w:spacing w:val="-2" /></w:rPr><w:t>+91-</w:t></w:r><w:r><w:t>7348968784</w:t></w:r><w:r><w:tab /></w:r><w:r><w:rPr><w:noProof /></w:rPr><w:drawing><wp:inline distT="0" distB="0" distL="0" distR="0" wp14:anchorId="7136852D" wp14:editId="7136852E"><wp:extent cx="291617" cy="112395" /><wp:effectExtent l="0" t="0" r="0" b="0" /><wp:docPr id="2" name="Image 2" /><wp:cNvGraphicFramePr><a:graphicFrameLocks xmlns:a="http://schemas.openxmlformats.org/drawingml/2006/main" /></wp:cNvGraphicFramePr><a:graphic xmlns:a="http://schemas.openxmlformats.org/drawingml/2006/main"><a:graphicData uri="http://schemas.openxmlformats.org/drawingml/2006/picture"><pic:pic xmlns:pic="http://schemas.openxmlformats.org/drawingml/2006/picture"><pic:nvPicPr><pic:cNvPr id="2" name="Image 2" /><pic:cNvPicPr /></pic:nvPicPr><pic:blipFill><a:blip r:embed="rId6" cstate="print" /><a:stretch><a:fillRect /></a:stretch></pic:blipFill><pic:spPr><a:xfrm><a:off x="0" y="0" /><a:ext cx="291617" cy="112395" /></a:xfrm><a:prstGeom prst="rect"><a:avLst /></a:prstGeom></pic:spPr></pic:pic></a:graphicData></a:graphic></wp:inline></w:drawing></w:r><w:r><w:rPr><w:rFonts w:ascii="Times New Roman" /></w:rPr><w:t xml:space="preserve"> </w:t></w:r><w:hyperlink r:id="rId7" w:history="1"><w:r><w:rPr><w:rStyle w:val="Hyperlink" /><w:rFonts w:ascii="Calibri" /><w:spacing w:val="-2" /></w:rPr><w:t>anandmadiwalar7@gmail.com</w:t></w:r></w:hyperlink><w:r><w:rPr><w:rFonts w:ascii="Calibri" w:hAnsi="Calibri" /><w:sz w:val="20" /></w:rPr><w:t d5p1:space="preserve" xmlns:d5p1="http://www.w3.org/XML/1998/namespace">  |  </w:t></w:r><w:hyperlink r:id="rId10" w:history="1"><w:r><w:rPr><w:rStyle w:val="Hyperlink" /><w:rFonts w:ascii="Calibri" w:hAnsi="Calibri" /><w:sz w:val="20" /><w:spacing w:val="0" /></w:rPr><w:t>Portfolio</w:t></w:r></w:hyperlink></w:p><w:p><w:pPr><w:pStyle w:val="BodyText" /><w:spacing w:before="6" /><w:rPr><w:sz w:val="19" /></w:rPr></w:pPr></w:p><w:p><w:pPr><w:pStyle w:val="BodyText" /><w:spacing w:line="20" w:lineRule="exact" /><w:ind w:left="-29" /><w:rPr><w:sz w:val="2" /></w:rPr></w:pPr><w:r><w:rPr><w:noProof /><w:sz w:val="2" /></w:rPr><mc:AlternateContent><mc:Choice Requires="wpg"><w:drawing><wp:inline distT="0" distB="0" distL="0" distR="0" wp14:anchorId="7136852F" wp14:editId="71368530"><wp:extent cx="7360920" cy="9525" /><wp:effectExtent l="0" t="0" r="0" b="0" /><wp:docPr id="3" name="Group 3" /><wp:cNvGraphicFramePr><a:graphicFrameLocks xmlns:a="http://schemas.openxmlformats.org/drawingml/2006/main" /></wp:cNvGraphicFramePr><a:graphic xmlns:a="http://schemas.openxmlformats.org/drawingml/2006/main"><a:graphicData uri="http://schemas.microsoft.com/office/word/2010/wordprocessingGroup"><wpg:wgp><wpg:cNvGrpSpPr><a:grpSpLocks /></wpg:cNvGrpSpPr><wpg:grpSpPr><a:xfrm><a:off x="0" y="0" /><a:ext cx="7360920" cy="9525" /><a:chOff x="0" y="0" /><a:chExt cx="7360920" cy="9525" /></a:xfrm></wpg:grpSpPr><wps:wsp><wps:cNvPr id="4" name="Graphic 4" /><wps:cNvSpPr /><wps:spPr><a:xfrm><a:off x="0" y="0" /><a:ext cx="7360920" cy="9525" /></a:xfrm><a:custGeom><a:avLst /><a:gdLst /><a:ahLst /><a:cxnLst /><a:rect l="l" t="t" r="r" b="b" /><a:pathLst><a:path w="7360920" h="9525"><a:moveTo><a:pt x="7360920" y="0" /></a:moveTo><a:lnTo><a:pt x="0" y="0" /></a:lnTo><a:lnTo><a:pt x="0" y="9142" /></a:lnTo><a:lnTo><a:pt x="7360920" y="9142" /></a:lnTo><a:lnTo><a:pt x="7360920" y="0" /></a:lnTo><a:close /></a:path></a:pathLst></a:custGeom><a:solidFill><a:srgbClr val="000000" /></a:solidFill></wps:spPr><wps:bodyPr wrap="square" lIns="0" tIns="0" rIns="0" bIns="0" rtlCol="0"><a:prstTxWarp prst="textNoShape"><a:avLst /></a:prstTxWarp><a:noAutofit /></wps:bodyPr></wps:wsp></wpg:wgp></a:graphicData></a:graphic></wp:inline></w:drawing></mc:Choice><mc:Fallback><w:pict><v:group w14:anchorId="12F798A2" id="Group 3" o:spid="_x0000_s1026" style="width:579.6pt;height:.75pt;mso-position-horizontal-relative:char;mso-position-vertical-relative:line" coordsize="73609,95" o:gfxdata="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"><v:shape id="Graphic 4" o:spid="_x0000_s1027" style="position:absolute;width:73609;height:95;visibility:visible;mso-wrap-style:square;v-text-anchor:top" coordsize="7360920,9525" o:gfxdata="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" path="m7360920,l,,,9142r7360920,l7360920,xe" fillcolor="black" stroked="f"><v:path arrowok="t" /></v:shape><w10:anchorlock /></v:group></w:pict></mc:Fallback></mc:AlternateContent></w:r></w:p><w:p><w:pPr><w:pStyle w:val="BodyText" /></w:pPr></w:p><w:p><w:pPr><w:pStyle w:val="BodyText" /><w:spacing w:before="12" /></w:pPr></w:p><w:p><w:pPr><w:ind w:left="148" /></w:pPr><w:r><w:t xml:space="preserve">Detail-oriented QA Engineer with 2+ years of experience in manual and automated testing, ensuring high-quality software delivery. </w:t></w:r><w:r><w:t>I am proficient</w:t></w:r><w:r><w:t xml:space="preserve"> in </w:t></w:r><w:r><w:rPr><w:b /></w:rPr><w:t>test case design, defect tracking</w:t></w:r><w:r><w:t xml:space="preserve">, and regression testing with expertise in </w:t></w:r><w:r><w:rPr><w:b /></w:rPr><w:t>Agile/Scrum methodologies</w:t></w:r><w:r><w:t>.</w:t></w:r><w:r><w:rPr><w:spacing w:val="-2" /></w:rPr><w:t xml:space="preserve"> </w:t></w:r><w:r><w:t>Skilled</w:t></w:r><w:r><w:rPr><w:spacing w:val="-5" /></w:rPr><w:t xml:space="preserve"> </w:t></w:r><w:r><w:t>in</w:t></w:r><w:r><w:rPr><w:spacing w:val="-4" /></w:rPr><w:t xml:space="preserve"> </w:t></w:r><w:r><w:rPr><w:b /></w:rPr><w:t>API</w:t></w:r><w:r><w:rPr><w:b /><w:spacing w:val="-3" /></w:rPr><w:t xml:space="preserve"> </w:t></w:r><w:r><w:rPr><w:b /></w:rPr><w:t>testing</w:t></w:r><w:r><w:rPr><w:b /><w:spacing w:val="-2" /></w:rPr><w:t xml:space="preserve"> </w:t></w:r><w:r><w:rPr><w:b /></w:rPr><w:t>(Postman)</w:t></w:r><w:r><w:rPr><w:b /><w:spacing w:val="-3" /></w:rPr><w:t xml:space="preserve"> </w:t></w:r><w:r><w:rPr><w:b /></w:rPr><w:t>and</w:t></w:r><w:r><w:rPr><w:b /><w:spacing w:val="-2" /></w:rPr><w:t xml:space="preserve"> </w:t></w:r><w:r><w:rPr><w:b /></w:rPr><w:t>(Rest</w:t></w:r><w:r><w:rPr><w:b /><w:spacing w:val="-2" /></w:rPr><w:t xml:space="preserve"> </w:t></w:r><w:r><w:rPr><w:b /></w:rPr><w:t>Assured)</w:t></w:r><w:r><w:t>,</w:t></w:r><w:r><w:rPr><w:spacing w:val="-2" /></w:rPr><w:t xml:space="preserve"> </w:t></w:r><w:r><w:t>UI</w:t></w:r><w:r><w:rPr><w:spacing w:val="-2" /></w:rPr><w:t xml:space="preserve"> </w:t></w:r><w:r><w:t>automation</w:t></w:r><w:r><w:rPr><w:spacing w:val="-3" /></w:rPr><w:t xml:space="preserve"> </w:t></w:r><w:r><w:t>(</w:t></w:r><w:r><w:rPr><w:b /></w:rPr><w:t>Selenium</w:t></w:r><w:r><w:t>),</w:t></w:r><w:r><w:rPr><w:spacing w:val="-2" /></w:rPr><w:t xml:space="preserve"> </w:t></w:r><w:r><w:t>and</w:t></w:r><w:r><w:rPr><w:spacing w:val="-3" /></w:rPr><w:t xml:space="preserve"> </w:t></w:r><w:r><w:t>database</w:t></w:r><w:r><w:rPr><w:spacing w:val="-2" /></w:rPr><w:t xml:space="preserve"> </w:t></w:r><w:r><w:t>validation (</w:t></w:r><w:r><w:rPr><w:b /></w:rPr><w:t>SQL</w:t></w:r><w:r><w:t>) and (</w:t></w:r><w:r><w:rPr><w:b /></w:rPr><w:t>POSTGRE</w:t></w:r><w:r><w:t>). Problem solving abilities with a keen eye for identifying bugs and improving software reliability.</w:t></w:r></w:p><w:p><w:pPr><w:pStyle w:val="BodyText" /><w:spacing w:before="3" /><w:ind w:left="148" /></w:pPr><w:r><w:t>Passionate</w:t></w:r><w:r><w:rPr><w:spacing w:val="-7" /></w:rPr><w:t xml:space="preserve"> </w:t></w:r><w:r><w:t>about</w:t></w:r><w:r><w:rPr><w:spacing w:val="-8" /></w:rPr><w:t xml:space="preserve"> </w:t></w:r><w:r><w:t>optimizing</w:t></w:r><w:r><w:rPr><w:spacing w:val="-6" /></w:rPr><w:t xml:space="preserve"> </w:t></w:r><w:r><w:t>testing</w:t></w:r><w:r><w:rPr><w:spacing w:val="-6" /></w:rPr><w:t xml:space="preserve"> </w:t></w:r><w:r><w:t>processes</w:t></w:r><w:r><w:rPr><w:spacing w:val="-5" /></w:rPr><w:t xml:space="preserve"> </w:t></w:r><w:r><w:t>to</w:t></w:r><w:r><w:rPr><w:spacing w:val="-7" /></w:rPr><w:t xml:space="preserve"> </w:t></w:r><w:r><w:t>enhance</w:t></w:r><w:r><w:rPr><w:spacing w:val="-7" /></w:rPr><w:t xml:space="preserve"> </w:t></w:r><w:r><w:t>product</w:t></w:r><w:r><w:rPr><w:spacing w:val="-7" /></w:rPr><w:t xml:space="preserve"> </w:t></w:r><w:r><w:rPr><w:spacing w:val="-2" /></w:rPr><w:t>performance.</w:t></w:r></w:p><w:p><w:pPr><w:pStyle w:val="BodyText" /><w:spacing w:before="3" /><w:rPr><w:sz w:val="17" /></w:rPr></w:pPr><w:r><w:rPr><w:noProof /><w:sz w:val="17" /></w:rPr><mc:AlternateContent><mc:Choice Requires="wps"><w:drawing><wp:anchor distT="0" distB="0" distL="0" distR="0" simplePos="0" relativeHeight="487588352" behindDoc="1" locked="0" layoutInCell="1" allowOverlap="1" wp14:anchorId="71368531" wp14:editId="71368532"><wp:simplePos x="0" y="0" /><wp:positionH relativeFrom="page"><wp:posOffset>370204</wp:posOffset></wp:positionH><wp:positionV relativeFrom="paragraph"><wp:posOffset>144118</wp:posOffset></wp:positionV><wp:extent cx="7031990" cy="1270" /><wp:effectExtent l="0" t="0" r="0" b="0" /><wp:wrapTopAndBottom /><wp:docPr id="5" name="Graphic 5" /><wp:cNvGraphicFramePr><a:graphicFrameLocks xmlns:a="http://schemas.openxmlformats.org/drawingml/2006/main" /></wp:cNvGraphicFramePr><a:graphic xmlns:a="http://schemas.openxmlformats.org/drawingml/2006/main"><a:graphicData uri="http://schemas.microsoft.com/office/word/2010/wordprocessingShape"><wps:wsp><wps:cNvSpPr><a:spLocks /></wps:cNvSpPr><wps:spPr><a:xfrm><a:off x="0" y="0" /><a:ext cx="7031990" cy="1270" /></a:xfrm><a:custGeom><a:avLst /><a:gdLst /><a:ahLst /><a:cxnLst /><a:rect l="l" t="t" r="r" b="b" /><a:pathLst><a:path w="7031990"><a:moveTo><a:pt x="0" y="0" /></a:moveTo><a:lnTo><a:pt x="7031736" y="0" /></a:lnTo></a:path></a:pathLst></a:custGeom><a:ln w="4572"><a:solidFill><a:srgbClr val="000000" /></a:solidFill><a:prstDash val="solid" /></a:ln></wps:spPr><wps:bodyPr wrap="square" lIns="0" tIns="0" rIns="0" bIns="0" rtlCol="0"><a:prstTxWarp prst="textNoShape"><a:avLst /></a:prstTxWarp><a:noAutofit /></wps:bodyPr></wps:wsp></a:graphicData></a:graphic></wp:anchor></w:drawing></mc:Choice><mc:Fallback><w:pict><v:shape w14:anchorId="6D78047A" id="Graphic 5" o:spid="_x0000_s1026" style="position:absolute;margin-left:29.15pt;margin-top:11.35pt;width:553.7pt;height:.1pt;z-index:-15728128;visibility:visible;mso-wrap-style:square;mso-wrap-distance-left:0;mso-wrap-distance-top:0;mso-wrap-distance-right:0;mso-wrap-distance-bottom:0;mso-position-horizontal:absolute;mso-position-horizontal-relative:page;mso-position-vertical:absolute;mso-position-vertical-relative:text;v-text-anchor:top" coordsize="7031990,1270" o:gfxdata="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" path="m,l7031736,e" filled="f" strokeweight=".36pt"><v:path arrowok="t" /><w10:wrap type="topAndBottom" anchorx="page" /></v:shape></w:pict></mc:Fallback></mc:AlternateContent></w:r></w:p><w:p><w:pPr><w:pStyle w:val="Heading1" /><w:spacing w:before="154" /><w:ind w:left="148" /></w:pPr><w:r><w:rPr><w:color w:val="0E4660" /><w:w w:val="105" /></w:rPr><w:t>Technical</w:t></w:r><w:r><w:rPr><w:color w:val="0E4660" /><w:spacing w:val="44" /><w:w w:val="110" /></w:rPr><w:t xml:space="preserve"> </w:t></w:r><w:r><w:rPr><w:color w:val="0E4660" /><w:spacing w:val="-2" /><w:w w:val="110" /></w:rPr><w:t>Skills</w:t></w:r></w:p><w:p><w:pPr><w:pStyle w:val="BodyText" /><w:spacing w:before="122" w:line="333" w:lineRule="auto" /><w:ind w:left="432" w:right="520" /></w:pPr><w:r><w:rPr><w:b /><w:w w:val="110" /></w:rPr><w:t>Technologies/Frameworks:</w:t></w:r><w:r><w:rPr><w:b /><w:spacing w:val="-13" /><w:w w:val="110" /></w:rPr><w:t xml:space="preserve"> </w:t></w:r><w:r><w:rPr><w:w w:val="110" /></w:rPr><w:t>JAVA,</w:t></w:r><w:r><w:rPr><w:spacing w:val="-9" /><w:w w:val="110" /></w:rPr><w:t xml:space="preserve"> </w:t></w:r><w:r><w:rPr><w:w w:val="110" /></w:rPr><w:t>PYTHON,</w:t></w:r><w:r><w:rPr><w:spacing w:val="-7" /><w:w w:val="110" /></w:rPr><w:t xml:space="preserve"> </w:t></w:r><w:r><w:rPr><w:w w:val="110" /></w:rPr><w:t>SELENIUM,</w:t></w:r><w:r><w:rPr><w:spacing w:val="-8" /><w:w w:val="110" /></w:rPr><w:t xml:space="preserve"> </w:t></w:r><w:r><w:rPr><w:w w:val="110" /></w:rPr><w:t>PLAYWRIGHT,</w:t></w:r><w:r><w:rPr><w:spacing w:val="-8" /><w:w w:val="110" /></w:rPr><w:t xml:space="preserve"> </w:t></w:r><w:r><w:rPr><w:w w:val="110" /></w:rPr><w:t>REST-ASSURED,</w:t></w:r><w:r><w:rPr><w:spacing w:val="-7" /><w:w w:val="110" /></w:rPr><w:t xml:space="preserve"> </w:t></w:r><w:r><w:rPr><w:w w:val="110" /></w:rPr><w:t>POSTMAN, PAGE OBJECT MODEL, DATA DRIVERN TESTING, SQL, POSTGRE</w:t></w:r></w:p><w:p><w:pPr><w:pStyle w:val="BodyText" /><w:spacing w:before="6" /><w:ind w:left="432" /></w:pPr><w:r><w:rPr><w:b /></w:rPr><w:t>Tools:</w:t></w:r><w:r><w:rPr><w:b /><w:spacing w:val="19" /></w:rPr><w:t xml:space="preserve"> </w:t></w:r><w:r><w:t>Visual</w:t></w:r><w:r><w:rPr><w:spacing w:val="19" /></w:rPr><w:t xml:space="preserve"> </w:t></w:r><w:r><w:t>studio</w:t></w:r><w:r><w:rPr><w:spacing w:val="24" /></w:rPr><w:t xml:space="preserve"> </w:t></w:r><w:r><w:t>code,</w:t></w:r><w:r><w:rPr><w:spacing w:val="17" /></w:rPr><w:t xml:space="preserve"> </w:t></w:r><w:r><w:t>Eclipse</w:t></w:r><w:r><w:rPr><w:spacing w:val="19" /></w:rPr><w:t xml:space="preserve"> </w:t></w:r><w:r><w:t>IDE,</w:t></w:r><w:r><w:rPr><w:spacing w:val="21" /></w:rPr><w:t xml:space="preserve"> </w:t></w:r><w:r><w:t>Selenium,</w:t></w:r><w:r><w:rPr><w:spacing w:val="27" /></w:rPr><w:t xml:space="preserve"> </w:t></w:r><w:r><w:t>Playwright,</w:t></w:r><w:r><w:rPr><w:spacing w:val="26" /></w:rPr><w:t xml:space="preserve"> </w:t></w:r><w:r><w:t>Rest-Assured</w:t></w:r><w:r><w:rPr><w:spacing w:val="17" /></w:rPr><w:t xml:space="preserve"> </w:t></w:r><w:r><w:t>for</w:t></w:r><w:r><w:rPr><w:spacing w:val="20" /></w:rPr><w:t xml:space="preserve"> </w:t></w:r><w:r><w:t>automation</w:t></w:r><w:r><w:rPr><w:spacing w:val="23" /></w:rPr><w:t xml:space="preserve"> </w:t></w:r><w:r><w:t>testing</w:t></w:r><w:r><w:rPr><w:spacing w:val="23" /></w:rPr><w:t xml:space="preserve"> </w:t></w:r><w:r><w:t>tool,</w:t></w:r><w:r><w:rPr><w:spacing w:val="23" /></w:rPr><w:t xml:space="preserve"> </w:t></w:r><w:r><w:rPr><w:spacing w:val="-2" /></w:rPr><w:t>Azure</w:t></w:r></w:p><w:p><w:pPr><w:pStyle w:val="BodyText" /><w:spacing w:before="104" /><w:ind w:left="432" /></w:pPr><w:r><w:rPr><w:b /></w:rPr><w:t>Soft</w:t></w:r><w:r><w:rPr><w:b /><w:spacing w:val="5" /></w:rPr><w:t xml:space="preserve"> </w:t></w:r><w:r><w:rPr><w:b /></w:rPr><w:t>Skills:</w:t></w:r><w:r><w:rPr><w:b /><w:spacing w:val="-1" /></w:rPr><w:t xml:space="preserve"> </w:t></w:r><w:r><w:t>Code</w:t></w:r><w:r><w:rPr><w:spacing w:val="-2" /></w:rPr><w:t xml:space="preserve"> </w:t></w:r><w:r><w:t>Readability &amp;</w:t></w:r><w:r><w:rPr><w:spacing w:val="-4" /></w:rPr><w:t xml:space="preserve"> </w:t></w:r><w:r><w:t>maintainability,</w:t></w:r><w:r><w:rPr><w:spacing w:val="1" /></w:rPr><w:t xml:space="preserve"> </w:t></w:r><w:r><w:t>problem-solving</w:t></w:r><w:r><w:rPr><w:spacing w:val="3" /></w:rPr><w:t xml:space="preserve"> </w:t></w:r><w:r><w:t>&amp;</w:t></w:r><w:r><w:rPr><w:spacing w:val="-2" /></w:rPr><w:t xml:space="preserve"> </w:t></w:r><w:r><w:t>Debugging, Collaboration</w:t></w:r><w:r><w:rPr><w:spacing w:val="-1" /></w:rPr><w:t xml:space="preserve"> </w:t></w:r><w:r><w:t>&amp;</w:t></w:r><w:r><w:rPr><w:spacing w:val="-1" /></w:rPr><w:t xml:space="preserve"> </w:t></w:r><w:r><w:rPr><w:spacing w:val="-2" /></w:rPr><w:t>Communication</w:t></w:r></w:p><w:p><w:pPr><w:pStyle w:val="BodyText" /><w:spacing w:before="8" /><w:rPr><w:sz w:val="19" /></w:rPr></w:pPr><w:r><w:rPr><w:noProof /><w:sz w:val="19" /></w:rPr><mc:AlternateContent><mc:Choice Requires="wps"><w:drawing><wp:anchor distT="0" distB="0" distL="0" distR="0" simplePos="0" relativeHeight="487588864" behindDoc="1" locked="0" layoutInCell="1" allowOverlap="1" wp14:anchorId="71368533" wp14:editId="71368534"><wp:simplePos x="0" y="0" /><wp:positionH relativeFrom="page"><wp:posOffset>370204</wp:posOffset></wp:positionH><wp:positionV relativeFrom="paragraph"><wp:posOffset>162108</wp:posOffset></wp:positionV><wp:extent cx="7031990" cy="1270" /><wp:effectExtent l="0" t="0" r="0" b="0" /><wp:wrapTopAndBottom /><wp:docPr id="6" name="Graphic 6" /><wp:cNvGraphicFramePr><a:graphicFrameLocks xmlns:a="http://schemas.openxmlformats.org/drawingml/2006/main" /></wp:cNvGraphicFramePr><a:graphic xmlns:a="http://schemas.openxmlformats.org/drawingml/2006/main"><a:graphicData uri="http://schemas.microsoft.com/office/word/2010/wordprocessingShape"><wps:wsp><wps:cNvSpPr><a:spLocks /></wps:cNvSpPr><wps:spPr><a:xfrm><a:off x="0" y="0" /><a:ext cx="7031990" cy="1270" /></a:xfrm><a:custGeom><a:avLst /><a:gdLst /><a:ahLst /><a:cxnLst /><a:rect l="l" t="t" r="r" b="b" /><a:pathLst><a:path w="7031990"><a:moveTo><a:pt x="0" y="0" /></a:moveTo><a:lnTo><a:pt x="7031736" y="0" /></a:lnTo></a:path></a:pathLst></a:custGeom><a:ln w="4572"><a:solidFill><a:srgbClr val="000000" /></a:solidFill><a:prstDash val="solid" /></a:ln></wps:spPr><wps:bodyPr wrap="square" lIns="0" tIns="0" rIns="0" bIns="0" rtlCol="0"><a:prstTxWarp prst="textNoShape"><a:avLst /></a:prstTxWarp><a:noAutofit /></wps:bodyPr></wps:wsp></a:graphicData></a:graphic></wp:anchor></w:drawing></mc:Choice><mc:Fallback><w:pict><v:shape w14:anchorId="1F43C554" id="Graphic 6" o:spid="_x0000_s1026" style="position:absolute;margin-left:29.15pt;margin-top:12.75pt;width:553.7pt;height:.1pt;z-index:-15727616;visibility:visible;mso-wrap-style:square;mso-wrap-distance-left:0;mso-wrap-distance-top:0;mso-wrap-distance-right:0;mso-wrap-distance-bottom:0;mso-position-horizontal:absolute;mso-position-horizontal-relative:page;mso-position-vertical:absolute;mso-position-vertical-relative:text;v-text-anchor:top" coordsize="7031990,1270" o:gfxdata="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" path="m,l7031736,e" filled="f" strokeweight=".36pt"><v:path arrowok="t" /><w10:wrap type="topAndBottom" anchorx="page" /></v:shape></w:pict></mc:Fallback></mc:AlternateContent></w:r></w:p><w:p><w:pPr><w:pStyle w:val="Heading1" /><w:spacing w:before="159" /><w:ind w:left="223" /></w:pPr><w:r><w:rPr><w:color w:val="0E4660" /><w:spacing w:val="-2" /><w:w w:val="110" /></w:rPr><w:t>Experience</w:t></w:r></w:p><w:p><w:pPr><w:tabs><w:tab w:val="left" w:pos="8934" /></w:tabs><w:spacing w:before="101" /><w:ind w:left="216" /></w:pPr><w:r><w:rPr><w:w w:val="120" /><w:sz w:val="24" /></w:rPr><w:t>GORMALONE</w:t></w:r><w:r><w:rPr><w:spacing w:val="-14" /><w:w w:val="120" /><w:sz w:val="24" /></w:rPr><w:t xml:space="preserve"> </w:t></w:r><w:r><w:rPr><w:spacing w:val="-5" /><w:w w:val="120" /><w:sz w:val="24" /></w:rPr><w:t>LLP</w:t></w:r><w:r><w:rPr><w:sz w:val="24" /></w:rPr><w:tab /></w:r><w:r><w:rPr><w:w w:val="120" /></w:rPr><w:t>SEP</w:t></w:r><w:r><w:rPr><w:spacing w:val="4" /><w:w w:val="120" /></w:rPr><w:t xml:space="preserve"> </w:t></w:r><w:r><w:rPr><w:w w:val="120" /></w:rPr><w:t>2023</w:t></w:r><w:r><w:rPr><w:spacing w:val="8" /><w:w w:val="120" /></w:rPr><w:t xml:space="preserve"> </w:t></w:r><w:r><w:rPr><w:w w:val="120" /></w:rPr><w:t>–</w:t></w:r><w:r><w:rPr><w:spacing w:val="9" /><w:w w:val="120" /></w:rPr><w:t xml:space="preserve"> </w:t></w:r><w:r><w:rPr><w:spacing w:val="-2" /><w:w w:val="120" /></w:rPr><w:t>Present</w:t></w:r></w:p><w:p><w:pPr><w:tabs><w:tab w:val="left" w:pos="8922" /></w:tabs><w:spacing w:before="16" /><w:ind w:left="196" /><w:rPr><w:i /></w:rPr></w:pPr><w:r><w:rPr><w:i /><w:spacing w:val="-2" /><w:w w:val="105" /></w:rPr><w:t>NITARA</w:t></w:r><w:r><w:rPr><w:i /></w:rPr><w:tab /></w:r><w:r><w:rPr><w:i /><w:w w:val="105" /></w:rPr><w:t>Bangalore,</w:t></w:r><w:r><w:rPr><w:i /><w:spacing w:val="-8" /><w:w w:val="105" /></w:rPr><w:t xml:space="preserve"> </w:t></w:r><w:r><w:rPr><w:i /><w:spacing w:val="-2" /><w:w w:val="105" /></w:rPr><w:t>Karnataka</w:t></w:r></w:p><w:p><w:pPr><w:spacing w:before="16" /><w:ind w:left="177" /><w:rPr><w:i /></w:rPr></w:pPr><w:r><w:rPr><w:i /><w:w w:val="105" /></w:rPr><w:t>QA</w:t></w:r><w:r><w:rPr><w:i /><w:spacing w:val="-9" /><w:w w:val="105" /></w:rPr><w:t xml:space="preserve"> </w:t></w:r><w:r><w:rPr><w:i /><w:spacing w:val="-2" /><w:w w:val="105" /></w:rPr><w:t>ENGINEER:</w:t></w:r></w:p><w:p><w:pPr><w:pStyle w:val="BodyText" /><w:spacing w:before="21" /><w:rPr><w:i /></w:rPr></w:pPr></w:p><w:p><w:pPr><w:pStyle w:val="ListParagraph" /><w:numPr><w:ilvl w:val="0" /><w:numId w:val="2" /></w:numPr><w:tabs><w:tab w:val="left" w:pos="719" /></w:tabs><w:ind w:left="719" w:hanging="359" /><w:rPr><w:sz w:val="24" /></w:rPr></w:pPr><w:r><w:rPr><w:sz w:val="24" /></w:rPr><w:t>Conducted</w:t></w:r><w:r><w:rPr><w:spacing w:val="-4" /><w:sz w:val="24" /></w:rPr><w:t xml:space="preserve"> </w:t></w:r><w:r><w:rPr><w:b /><w:sz w:val="24" /></w:rPr><w:t>manual</w:t></w:r><w:r><w:rPr><w:b /><w:spacing w:val="-2" /><w:sz w:val="24" /></w:rPr><w:t xml:space="preserve"> </w:t></w:r><w:r><w:rPr><w:b /><w:sz w:val="24" /></w:rPr><w:t>testing</w:t></w:r><w:r><w:rPr><w:b /><w:spacing w:val="-2" /><w:sz w:val="24" /></w:rPr><w:t xml:space="preserve"> </w:t></w:r><w:r><w:rPr><w:sz w:val="24" /></w:rPr><w:t>for</w:t></w:r><w:r><w:rPr><w:spacing w:val="-3" /><w:sz w:val="24" /></w:rPr><w:t xml:space="preserve"> </w:t></w:r><w:r><w:rPr><w:b /><w:sz w:val="24" /></w:rPr><w:t>web</w:t></w:r><w:r><w:rPr><w:b /><w:spacing w:val="-2" /><w:sz w:val="24" /></w:rPr><w:t xml:space="preserve"> </w:t></w:r><w:r><w:rPr><w:b /><w:sz w:val="24" /></w:rPr><w:t>and</w:t></w:r><w:r><w:rPr><w:b /><w:spacing w:val="-1" /><w:sz w:val="24" /></w:rPr><w:t xml:space="preserve"> </w:t></w:r><w:r><w:rPr><w:b /><w:sz w:val="24" /></w:rPr><w:t>mobile</w:t></w:r><w:r><w:rPr><w:b /><w:spacing w:val="-3" /><w:sz w:val="24" /></w:rPr><w:t xml:space="preserve"> </w:t></w:r><w:r><w:rPr><w:b /><w:sz w:val="24" /></w:rPr><w:t>applications</w:t></w:r><w:r><w:rPr><w:sz w:val="24" /></w:rPr><w:t>,</w:t></w:r><w:r><w:rPr><w:spacing w:val="-2" /><w:sz w:val="24" /></w:rPr><w:t xml:space="preserve"> </w:t></w:r><w:r><w:rPr><w:sz w:val="24" /></w:rPr><w:t>ensuring</w:t></w:r><w:r><w:rPr><w:spacing w:val="-2" /><w:sz w:val="24" /></w:rPr><w:t xml:space="preserve"> </w:t></w:r><w:r><w:rPr><w:sz w:val="24" /></w:rPr><w:t>functionality,</w:t></w:r><w:r><w:rPr><w:spacing w:val="-2" /><w:sz w:val="24" /></w:rPr><w:t xml:space="preserve"> </w:t></w:r><w:r><w:rPr><w:sz w:val="24" /></w:rPr><w:t>usability,</w:t></w:r><w:r><w:rPr><w:spacing w:val="-2" /><w:sz w:val="24" /></w:rPr><w:t xml:space="preserve"> </w:t></w:r><w:r><w:rPr><w:sz w:val="24" /></w:rPr><w:t>and</w:t></w:r><w:r><w:rPr><w:spacing w:val="-1" /><w:sz w:val="24" /></w:rPr><w:t xml:space="preserve"> </w:t></w:r><w:r><w:rPr><w:spacing w:val="-2" /><w:sz w:val="24" /></w:rPr><w:t>performance.</w:t></w:r></w:p><w:p><w:pPr><w:pStyle w:val="ListParagraph" /><w:numPr><w:ilvl w:val="0" /><w:numId w:val="2" /></w:numPr><w:tabs><w:tab w:val="left" w:pos="719" /></w:tabs><w:ind w:left="719" w:hanging="359" /><w:rPr><w:sz w:val="24" /></w:rPr></w:pPr><w:r><w:rPr><w:sz w:val="24" /></w:rPr><w:t>Conducted</w:t></w:r><w:r><w:rPr><w:spacing w:val="-3" /><w:sz w:val="24" /></w:rPr><w:t xml:space="preserve"> </w:t></w:r><w:r><w:rPr><w:b /><w:sz w:val="24" /></w:rPr><w:t>automation</w:t></w:r><w:r><w:rPr><w:b /><w:spacing w:val="-1" /><w:sz w:val="24" /></w:rPr><w:t xml:space="preserve"> </w:t></w:r><w:r><w:rPr><w:b /><w:sz w:val="24" /></w:rPr><w:t>testing</w:t></w:r><w:r><w:rPr><w:b /><w:spacing w:val="-3" /><w:sz w:val="24" /></w:rPr><w:t xml:space="preserve"> </w:t></w:r><w:r><w:rPr><w:sz w:val="24" /></w:rPr><w:t>for</w:t></w:r><w:r><w:rPr><w:spacing w:val="-4" /><w:sz w:val="24" /></w:rPr><w:t xml:space="preserve"> </w:t></w:r><w:r><w:rPr><w:b /><w:sz w:val="24" /></w:rPr><w:t>web</w:t></w:r><w:r><w:rPr><w:b /><w:spacing w:val="-2" /><w:sz w:val="24" /></w:rPr><w:t xml:space="preserve"> </w:t></w:r><w:r><w:rPr><w:b /><w:sz w:val="24" /></w:rPr><w:t>based</w:t></w:r><w:r><w:rPr><w:b /><w:spacing w:val="-1" /><w:sz w:val="24" /></w:rPr><w:t xml:space="preserve"> </w:t></w:r><w:r><w:rPr><w:spacing w:val="-2" /><w:sz w:val="24" /></w:rPr><w:t>applications.</w:t></w:r></w:p><w:p><w:pPr><w:pStyle w:val="ListParagraph" /><w:numPr><w:ilvl w:val="0" /><w:numId w:val="2" /></w:numPr><w:tabs><w:tab w:val="left" w:pos="719" /></w:tabs><w:ind w:left="719" w:hanging="359" /><w:rPr><w:sz w:val="24" /></w:rPr></w:pPr><w:r><w:rPr><w:sz w:val="24" /></w:rPr><w:t>Designed</w:t></w:r><w:r><w:rPr><w:spacing w:val="-2" /><w:sz w:val="24" /></w:rPr><w:t xml:space="preserve"> </w:t></w:r><w:r><w:rPr><w:sz w:val="24" /></w:rPr><w:t xml:space="preserve">and executed </w:t></w:r><w:r><w:rPr><w:b /><w:sz w:val="24" /></w:rPr><w:t>test</w:t></w:r><w:r><w:rPr><w:b /><w:spacing w:val="-1" /><w:sz w:val="24" /></w:rPr><w:t xml:space="preserve"> </w:t></w:r><w:r><w:rPr><w:b /><w:sz w:val="24" /></w:rPr><w:t>cases, test</w:t></w:r><w:r><w:rPr><w:b /><w:spacing w:val="-2" /><w:sz w:val="24" /></w:rPr><w:t xml:space="preserve"> </w:t></w:r><w:r><w:rPr><w:b /><w:sz w:val="24" /></w:rPr><w:t>plans,</w:t></w:r><w:r><w:rPr><w:b /><w:spacing w:val="-1" /><w:sz w:val="24" /></w:rPr><w:t xml:space="preserve"> </w:t></w:r><w:r><w:rPr><w:b /><w:sz w:val="24" /></w:rPr><w:t>and</w:t></w:r><w:r><w:rPr><w:b /><w:spacing w:val="-4" /><w:sz w:val="24" /></w:rPr><w:t xml:space="preserve"> </w:t></w:r><w:r><w:rPr><w:b /><w:sz w:val="24" /></w:rPr><w:t>test</w:t></w:r><w:r><w:rPr><w:b /><w:spacing w:val="-2" /><w:sz w:val="24" /></w:rPr><w:t xml:space="preserve"> </w:t></w:r><w:r><w:rPr><w:b /><w:sz w:val="24" /></w:rPr><w:t xml:space="preserve">scripts </w:t></w:r><w:r><w:rPr><w:sz w:val="24" /></w:rPr><w:t>based</w:t></w:r><w:r><w:rPr><w:spacing w:val="-2" /><w:sz w:val="24" /></w:rPr><w:t xml:space="preserve"> </w:t></w:r><w:r><w:rPr><w:sz w:val="24" /></w:rPr><w:t>on</w:t></w:r><w:r><w:rPr><w:spacing w:val="-2" /><w:sz w:val="24" /></w:rPr><w:t xml:space="preserve"> </w:t></w:r><w:r><w:rPr><w:sz w:val="24" /></w:rPr><w:t>business</w:t></w:r><w:r><w:rPr><w:spacing w:val="-2" /><w:sz w:val="24" /></w:rPr><w:t xml:space="preserve"> requirements.</w:t></w:r></w:p><w:p><w:pPr><w:pStyle w:val="ListParagraph" /><w:numPr><w:ilvl w:val="0" /><w:numId w:val="2" /></w:numPr><w:tabs><w:tab w:val="left" w:pos="720" /></w:tabs><w:ind w:right="186" /><w:rPr><w:sz w:val="24" /></w:rPr></w:pPr><w:r><w:rPr><w:sz w:val="24" /></w:rPr><w:t>Performed</w:t></w:r><w:r><w:rPr><w:spacing w:val="-4" /><w:sz w:val="24" /></w:rPr><w:t xml:space="preserve"> </w:t></w:r><w:r><w:rPr><w:b /><w:sz w:val="24" /></w:rPr><w:t>functional,</w:t></w:r><w:r><w:rPr><w:b /><w:spacing w:val="-4" /><w:sz w:val="24" /></w:rPr><w:t xml:space="preserve"> </w:t></w:r><w:r><w:rPr><w:b /><w:sz w:val="24" /></w:rPr><w:t>regression,</w:t></w:r><w:r><w:rPr><w:b /><w:spacing w:val="-4" /><w:sz w:val="24" /></w:rPr><w:t xml:space="preserve"> </w:t></w:r><w:r><w:rPr><w:b /><w:sz w:val="24" /></w:rPr><w:t>UI/UX,</w:t></w:r><w:r><w:rPr><w:b /><w:spacing w:val="-4" /><w:sz w:val="24" /></w:rPr><w:t xml:space="preserve"> </w:t></w:r><w:r><w:rPr><w:b /><w:sz w:val="24" /></w:rPr><w:t>and</w:t></w:r><w:r><w:rPr><w:b /><w:spacing w:val="-4" /><w:sz w:val="24" /></w:rPr><w:t xml:space="preserve"> </w:t></w:r><w:r><w:rPr><w:b /><w:sz w:val="24" /></w:rPr><w:t>compatibility</w:t></w:r><w:r><w:rPr><w:b /><w:spacing w:val="-4" /><w:sz w:val="24" /></w:rPr><w:t xml:space="preserve"> </w:t></w:r><w:r><w:rPr><w:b /><w:sz w:val="24" /></w:rPr><w:t xml:space="preserve">testing </w:t></w:r><w:r><w:rPr><w:sz w:val="24" /></w:rPr><w:t>across</w:t></w:r><w:r><w:rPr><w:spacing w:val="-5" /><w:sz w:val="24" /></w:rPr><w:t xml:space="preserve"> </w:t></w:r><w:r><w:rPr><w:sz w:val="24" /></w:rPr><w:t>multiple</w:t></w:r><w:r><w:rPr><w:spacing w:val="-4" /><w:sz w:val="24" /></w:rPr><w:t xml:space="preserve"> </w:t></w:r><w:r><w:rPr><w:sz w:val="24" /></w:rPr><w:t>devices</w:t></w:r><w:r><w:rPr><w:spacing w:val="-5" /><w:sz w:val="24" /></w:rPr><w:t xml:space="preserve"> </w:t></w:r><w:r><w:rPr><w:sz w:val="24" /></w:rPr><w:t>(iOS,</w:t></w:r><w:r><w:rPr><w:spacing w:val="-4" /><w:sz w:val="24" /></w:rPr><w:t xml:space="preserve"> </w:t></w:r><w:r><w:rPr><w:sz w:val="24" /></w:rPr><w:t>Android)</w:t></w:r><w:r><w:rPr><w:spacing w:val="-4" /><w:sz w:val="24" /></w:rPr><w:t xml:space="preserve"> </w:t></w:r><w:r><w:rPr><w:sz w:val="24" /></w:rPr><w:t xml:space="preserve">and </w:t></w:r><w:r><w:rPr><w:spacing w:val="-2" /><w:sz w:val="24" /></w:rPr><w:t>browsers.</w:t></w:r></w:p><w:p><w:pPr><w:pStyle w:val="ListParagraph" /><w:numPr><w:ilvl w:val="0" /><w:numId w:val="2" /></w:numPr><w:tabs><w:tab w:val="left" w:pos="719" /></w:tabs><w:ind w:left="719" w:hanging="359" /><w:rPr><w:sz w:val="24" /></w:rPr></w:pPr><w:r><w:rPr><w:sz w:val="24" /></w:rPr><w:t>Identified,</w:t></w:r><w:r><w:rPr><w:spacing w:val="-4" /><w:sz w:val="24" /></w:rPr><w:t xml:space="preserve"> </w:t></w:r><w:r><w:rPr><w:sz w:val="24" /></w:rPr><w:t>logged,</w:t></w:r><w:r><w:rPr><w:spacing w:val="-2" /><w:sz w:val="24" /></w:rPr><w:t xml:space="preserve"> </w:t></w:r><w:r><w:rPr><w:sz w:val="24" /></w:rPr><w:t>and</w:t></w:r><w:r><w:rPr><w:spacing w:val="-2" /><w:sz w:val="24" /></w:rPr><w:t xml:space="preserve"> </w:t></w:r><w:r><w:rPr><w:sz w:val="24" /></w:rPr><w:t>tracked</w:t></w:r><w:r><w:rPr><w:spacing w:val="-1" /><w:sz w:val="24" /></w:rPr><w:t xml:space="preserve"> </w:t></w:r><w:r><w:rPr><w:sz w:val="24" /></w:rPr><w:t>defects</w:t></w:r><w:r><w:rPr><w:spacing w:val="-3" /><w:sz w:val="24" /></w:rPr><w:t xml:space="preserve"> </w:t></w:r><w:r><w:rPr><w:sz w:val="24" /></w:rPr><w:t>using</w:t></w:r><w:r><w:rPr><w:spacing w:val="1" /><w:sz w:val="24" /></w:rPr><w:t xml:space="preserve"> </w:t></w:r><w:r><w:rPr><w:b /><w:sz w:val="24" /></w:rPr><w:t>Azure</w:t></w:r><w:r><w:rPr><w:b /><w:spacing w:val="-2" /><w:sz w:val="24" /></w:rPr><w:t xml:space="preserve"> </w:t></w:r><w:r><w:rPr><w:sz w:val="24" /></w:rPr><w:t>working</w:t></w:r><w:r><w:rPr><w:spacing w:val="-2" /><w:sz w:val="24" /></w:rPr><w:t xml:space="preserve"> </w:t></w:r><w:r><w:rPr><w:sz w:val="24" /></w:rPr><w:t>closely</w:t></w:r><w:r><w:rPr><w:spacing w:val="-2" /><w:sz w:val="24" /></w:rPr><w:t xml:space="preserve"> </w:t></w:r><w:r><w:rPr><w:sz w:val="24" /></w:rPr><w:t>with</w:t></w:r><w:r><w:rPr><w:spacing w:val="-1" /><w:sz w:val="24" /></w:rPr><w:t xml:space="preserve"> </w:t></w:r><w:r><w:rPr><w:sz w:val="24" /></w:rPr><w:t>developers</w:t></w:r><w:r><w:rPr><w:spacing w:val="-3" /><w:sz w:val="24" /></w:rPr><w:t xml:space="preserve"> </w:t></w:r><w:r><w:rPr><w:sz w:val="24" /></w:rPr><w:t>for</w:t></w:r><w:r><w:rPr><w:spacing w:val="-2" /><w:sz w:val="24" /></w:rPr><w:t xml:space="preserve"> </w:t></w:r><w:r><w:rPr><w:sz w:val="24" /></w:rPr><w:t>timely</w:t></w:r><w:r><w:rPr><w:spacing w:val="-1" /><w:sz w:val="24" /></w:rPr><w:t xml:space="preserve"> </w:t></w:r><w:r><w:rPr><w:spacing w:val="-2" /><w:sz w:val="24" /></w:rPr><w:t>resolution.</w:t></w:r></w:p><w:p><w:pPr><w:pStyle w:val="ListParagraph" /><w:numPr><w:ilvl w:val="0" /><w:numId w:val="2" /></w:numPr><w:tabs><w:tab w:val="left" w:pos="719" /></w:tabs><w:ind w:left="719" w:hanging="359" /><w:rPr><w:sz w:val="24" /></w:rPr></w:pPr><w:r><w:rPr><w:sz w:val="24" /></w:rPr><w:t>Automated</w:t></w:r><w:r><w:rPr><w:spacing w:val="-3" /><w:sz w:val="24" /></w:rPr><w:t xml:space="preserve"> </w:t></w:r><w:r><w:rPr><w:sz w:val="24" /></w:rPr><w:t>test</w:t></w:r><w:r><w:rPr><w:spacing w:val="-1" /><w:sz w:val="24" /></w:rPr><w:t xml:space="preserve"> </w:t></w:r><w:r><w:rPr><w:sz w:val="24" /></w:rPr><w:t>scenarios</w:t></w:r><w:r><w:rPr><w:spacing w:val="-2" /><w:sz w:val="24" /></w:rPr><w:t xml:space="preserve"> </w:t></w:r><w:r><w:rPr><w:sz w:val="24" /></w:rPr><w:t xml:space="preserve">using </w:t></w:r><w:r><w:rPr><w:b /><w:sz w:val="24" /></w:rPr><w:t>Selenium</w:t></w:r><w:r><w:rPr><w:b /><w:spacing w:val="1" /><w:sz w:val="24" /></w:rPr><w:t xml:space="preserve"> </w:t></w:r><w:r><w:rPr><w:sz w:val="24" /></w:rPr><w:t>(if</w:t></w:r><w:r><w:rPr><w:spacing w:val="-2" /><w:sz w:val="24" /></w:rPr><w:t xml:space="preserve"> </w:t></w:r><w:r><w:rPr><w:sz w:val="24" /></w:rPr><w:t>applicable)</w:t></w:r><w:r><w:rPr><w:spacing w:val="-3" /><w:sz w:val="24" /></w:rPr><w:t xml:space="preserve"> </w:t></w:r><w:r><w:rPr><w:sz w:val="24" /></w:rPr><w:t>to</w:t></w:r><w:r><w:rPr><w:spacing w:val="-1" /><w:sz w:val="24" /></w:rPr><w:t xml:space="preserve"> </w:t></w:r><w:r><w:rPr><w:sz w:val="24" /></w:rPr><w:t>improve</w:t></w:r><w:r><w:rPr><w:spacing w:val="-3" /><w:sz w:val="24" /></w:rPr><w:t xml:space="preserve"> </w:t></w:r><w:r><w:rPr><w:sz w:val="24" /></w:rPr><w:t xml:space="preserve">testing </w:t></w:r><w:r><w:rPr><w:spacing w:val="-2" /><w:sz w:val="24" /></w:rPr><w:t>efficiency.</w:t></w:r></w:p><w:p><w:pPr><w:pStyle w:val="ListParagraph" /><w:numPr><w:ilvl w:val="0" /><w:numId w:val="2" /></w:numPr><w:tabs><w:tab w:val="left" w:pos="720" /></w:tabs><w:ind w:right="206" /><w:rPr><w:sz w:val="24" /></w:rPr></w:pPr><w:r><w:rPr><w:sz w:val="24" /></w:rPr><w:t>Verified</w:t></w:r><w:r><w:rPr><w:spacing w:val="-4" /><w:sz w:val="24" /></w:rPr><w:t xml:space="preserve"> </w:t></w:r><w:r><w:rPr><w:b /><w:sz w:val="24" /></w:rPr><w:t>API</w:t></w:r><w:r><w:rPr><w:b /><w:spacing w:val="-2" /><w:sz w:val="24" /></w:rPr><w:t xml:space="preserve"> </w:t></w:r><w:r><w:rPr><w:b /><w:sz w:val="24" /></w:rPr><w:t>responses</w:t></w:r><w:r><w:rPr><w:b /><w:spacing w:val="-1" /><w:sz w:val="24" /></w:rPr><w:t xml:space="preserve"> </w:t></w:r><w:r><w:rPr><w:sz w:val="24" /></w:rPr><w:t>using</w:t></w:r><w:r><w:rPr><w:spacing w:val="-3" /><w:sz w:val="24" /></w:rPr><w:t xml:space="preserve"> </w:t></w:r><w:r><w:rPr><w:b /><w:sz w:val="24" /></w:rPr><w:t>Postman/Rest-Assured</w:t></w:r><w:r><w:rPr><w:b /><w:spacing w:val="-3" /><w:sz w:val="24" /></w:rPr><w:t xml:space="preserve"> </w:t></w:r><w:r><w:rPr><w:sz w:val="24" /></w:rPr><w:t>and</w:t></w:r><w:r><w:rPr><w:spacing w:val="-4" /><w:sz w:val="24" /></w:rPr><w:t xml:space="preserve"> </w:t></w:r><w:r><w:rPr><w:sz w:val="24" /></w:rPr><w:t>validated</w:t></w:r><w:r><w:rPr><w:spacing w:val="-4" /><w:sz w:val="24" /></w:rPr><w:t xml:space="preserve"> </w:t></w:r><w:r><w:rPr><w:sz w:val="24" /></w:rPr><w:t>database</w:t></w:r><w:r><w:rPr><w:spacing w:val="-5" /><w:sz w:val="24" /></w:rPr><w:t xml:space="preserve"> </w:t></w:r><w:r><w:rPr><w:sz w:val="24" /></w:rPr><w:t>integrity</w:t></w:r><w:r><w:rPr><w:spacing w:val="-4" /><w:sz w:val="24" /></w:rPr><w:t xml:space="preserve"> </w:t></w:r><w:r><w:rPr><w:sz w:val="24" /></w:rPr><w:t>via</w:t></w:r><w:r><w:rPr><w:spacing w:val="-4" /><w:sz w:val="24" /></w:rPr><w:t xml:space="preserve"> </w:t></w:r><w:r><w:rPr><w:b /><w:sz w:val="24" /></w:rPr><w:t>SQL</w:t></w:r><w:r><w:rPr><w:b /><w:spacing w:val="-4" /><w:sz w:val="24" /></w:rPr><w:t xml:space="preserve"> </w:t></w:r><w:r><w:rPr><w:b /><w:sz w:val="24" /></w:rPr><w:t>and</w:t></w:r><w:r><w:rPr><w:b /><w:spacing w:val="-4" /><w:sz w:val="24" /></w:rPr><w:t xml:space="preserve"> </w:t></w:r><w:r><w:rPr><w:b /><w:sz w:val="24" /></w:rPr><w:t xml:space="preserve">POSTGRE </w:t></w:r><w:r><w:rPr><w:b /><w:spacing w:val="-2" /><w:sz w:val="24" /></w:rPr><w:t>queries</w:t></w:r><w:r><w:rPr><w:spacing w:val="-2" /><w:sz w:val="24" /></w:rPr><w:t>.</w:t></w:r></w:p><w:p><w:pPr><w:pStyle w:val="ListParagraph" /><w:numPr><w:ilvl w:val="0" /><w:numId w:val="2" /></w:numPr><w:tabs><w:tab w:val="left" w:pos="719" /></w:tabs><w:ind w:left="719" w:hanging="359" /><w:rPr><w:sz w:val="24" /></w:rPr></w:pPr><w:r><w:rPr><w:sz w:val="24" /></w:rPr><w:t>Collaborated</w:t></w:r><w:r><w:rPr><w:spacing w:val="-4" /><w:sz w:val="24" /></w:rPr><w:t xml:space="preserve"> </w:t></w:r><w:r><w:rPr><w:sz w:val="24" /></w:rPr><w:t>with</w:t></w:r><w:r><w:rPr><w:spacing w:val="-1" /><w:sz w:val="24" /></w:rPr><w:t xml:space="preserve"> </w:t></w:r><w:r><w:rPr><w:b /><w:sz w:val="24" /></w:rPr><w:t>cross-functional</w:t></w:r><w:r><w:rPr><w:b /><w:spacing w:val="-2" /><w:sz w:val="24" /></w:rPr><w:t xml:space="preserve"> </w:t></w:r><w:r><w:rPr><w:b /><w:sz w:val="24" /></w:rPr><w:t>Agile</w:t></w:r><w:r><w:rPr><w:b /><w:spacing w:val="-3" /><w:sz w:val="24" /></w:rPr><w:t xml:space="preserve"> </w:t></w:r><w:r><w:rPr><w:b /><w:sz w:val="24" /></w:rPr><w:t xml:space="preserve">teams </w:t></w:r><w:r><w:rPr><w:sz w:val="24" /></w:rPr><w:t>(Dev,</w:t></w:r><w:r><w:rPr><w:spacing w:val="-2" /><w:sz w:val="24" /></w:rPr><w:t xml:space="preserve"> </w:t></w:r><w:r><w:rPr><w:sz w:val="24" /></w:rPr><w:t>Product,</w:t></w:r><w:r><w:rPr><w:spacing w:val="-2" /><w:sz w:val="24" /></w:rPr><w:t xml:space="preserve"> </w:t></w:r><w:r><w:rPr><w:sz w:val="24" /></w:rPr><w:t>UX)</w:t></w:r><w:r><w:rPr><w:spacing w:val="-3" /><w:sz w:val="24" /></w:rPr><w:t xml:space="preserve"> </w:t></w:r><w:r><w:rPr><w:sz w:val="24" /></w:rPr><w:t>to</w:t></w:r><w:r><w:rPr><w:spacing w:val="-2" /><w:sz w:val="24" /></w:rPr><w:t xml:space="preserve"> </w:t></w:r><w:r><w:rPr><w:sz w:val="24" /></w:rPr><w:t>deliver</w:t></w:r><w:r><w:rPr><w:spacing w:val="-2" /><w:sz w:val="24" /></w:rPr><w:t xml:space="preserve"> </w:t></w:r><w:r><w:rPr><w:sz w:val="24" /></w:rPr><w:t>high-quality</w:t></w:r><w:r><w:rPr><w:spacing w:val="-2" /><w:sz w:val="24" /></w:rPr><w:t xml:space="preserve"> </w:t></w:r><w:r><w:rPr><w:sz w:val="24" /></w:rPr><w:t>software</w:t></w:r><w:r><w:rPr><w:spacing w:val="-2" /><w:sz w:val="24" /></w:rPr><w:t xml:space="preserve"> releases.</w:t></w:r></w:p><w:p><w:pPr><w:pStyle w:val="ListParagraph" /><w:numPr><w:ilvl w:val="0" /><w:numId w:val="2" /></w:numPr><w:tabs><w:tab w:val="left" w:pos="719" /></w:tabs><w:ind w:left="719" w:hanging="359" /><w:rPr><w:sz w:val="24" /></w:rPr></w:pPr><w:r><w:rPr><w:sz w:val="24" /></w:rPr><w:t>Contributed</w:t></w:r><w:r><w:rPr><w:spacing w:val="-4" /><w:sz w:val="24" /></w:rPr><w:t xml:space="preserve"> </w:t></w:r><w:r><w:rPr><w:sz w:val="24" /></w:rPr><w:t>to</w:t></w:r><w:r><w:rPr><w:spacing w:val="-1" /><w:sz w:val="24" /></w:rPr><w:t xml:space="preserve"> </w:t></w:r><w:r><w:rPr><w:b /><w:sz w:val="24" /></w:rPr><w:t>test</w:t></w:r><w:r><w:rPr><w:b /><w:spacing w:val="-1" /><w:sz w:val="24" /></w:rPr><w:t xml:space="preserve"> </w:t></w:r><w:r><w:rPr><w:b /><w:sz w:val="24" /></w:rPr><w:t xml:space="preserve">documentation </w:t></w:r><w:r><w:rPr><w:sz w:val="24" /></w:rPr><w:t>(test</w:t></w:r><w:r><w:rPr><w:spacing w:val="-1" /><w:sz w:val="24" /></w:rPr><w:t xml:space="preserve"> </w:t></w:r><w:r><w:rPr><w:sz w:val="24" /></w:rPr><w:t>plans,</w:t></w:r><w:r><w:rPr><w:spacing w:val="-2" /><w:sz w:val="24" /></w:rPr><w:t xml:space="preserve"> </w:t></w:r><w:r><w:rPr><w:sz w:val="24" /></w:rPr><w:t>bug</w:t></w:r><w:r><w:rPr><w:spacing w:val="-2" /><w:sz w:val="24" /></w:rPr><w:t xml:space="preserve"> </w:t></w:r><w:r><w:rPr><w:sz w:val="24" /></w:rPr><w:t>reports,</w:t></w:r><w:r><w:rPr><w:spacing w:val="-1" /><w:sz w:val="24" /></w:rPr><w:t xml:space="preserve"> </w:t></w:r><w:r><w:rPr><w:sz w:val="24" /></w:rPr><w:t>release</w:t></w:r><w:r><w:rPr><w:spacing w:val="-3" /><w:sz w:val="24" /></w:rPr><w:t xml:space="preserve"> </w:t></w:r><w:r><w:rPr><w:sz w:val="24" /></w:rPr><w:t>notes)</w:t></w:r><w:r><w:rPr><w:spacing w:val="-1" /><w:sz w:val="24" /></w:rPr><w:t xml:space="preserve"> </w:t></w:r><w:r><w:rPr><w:sz w:val="24" /></w:rPr><w:t>for</w:t></w:r><w:r><w:rPr><w:spacing w:val="-2" /><w:sz w:val="24" /></w:rPr><w:t xml:space="preserve"> </w:t></w:r><w:r><w:rPr><w:sz w:val="24" /></w:rPr><w:t>better</w:t></w:r><w:r><w:rPr><w:spacing w:val="-1" /><w:sz w:val="24" /></w:rPr><w:t xml:space="preserve"> </w:t></w:r><w:r><w:rPr><w:spacing w:val="-2" /><w:sz w:val="24" /></w:rPr><w:t>traceability</w:t></w:r></w:p><w:p><w:pPr><w:pStyle w:val="ListParagraph" /><w:numPr><w:ilvl w:val="0" /><w:numId w:val="2" /></w:numPr><w:tabs><w:tab w:val="left" w:pos="719" /></w:tabs><w:ind w:left="719" w:hanging="359" /><w:rPr><w:sz w:val="24" /></w:rPr></w:pPr><w:r><w:rPr><w:sz w:val="24" /></w:rPr><w:t>Mobile</w:t></w:r><w:r><w:rPr><w:spacing w:val="-2" /><w:sz w:val="24" /></w:rPr><w:t xml:space="preserve"> </w:t></w:r><w:r><w:rPr><w:sz w:val="24" /></w:rPr><w:t>Test</w:t></w:r><w:r><w:rPr><w:spacing w:val="-1" /><w:sz w:val="24" /></w:rPr><w:t xml:space="preserve"> </w:t></w:r><w:r><w:rPr><w:sz w:val="24" /></w:rPr><w:t>Automation:</w:t></w:r><w:r><w:rPr><w:spacing w:val="-1" /><w:sz w:val="24" /></w:rPr><w:t xml:space="preserve"> </w:t></w:r><w:r><w:rPr><w:sz w:val="24" /></w:rPr><w:t>Basic</w:t></w:r><w:r><w:rPr><w:spacing w:val="-1" /><w:sz w:val="24" /></w:rPr><w:t xml:space="preserve"> </w:t></w:r><w:r><w:rPr><w:sz w:val="24" /></w:rPr><w:t>knowledge</w:t></w:r><w:r><w:rPr><w:spacing w:val="-3" /><w:sz w:val="24" /></w:rPr><w:t xml:space="preserve"> </w:t></w:r><w:r><w:rPr><w:sz w:val="24" /></w:rPr><w:t>of</w:t></w:r><w:r><w:rPr><w:spacing w:val="-1" /><w:sz w:val="24" /></w:rPr><w:t xml:space="preserve"> </w:t></w:r><w:r><w:rPr><w:sz w:val="24" /></w:rPr><w:t>Appium</w:t></w:r><w:r><w:rPr><w:spacing w:val="-1" /><w:sz w:val="24" /></w:rPr><w:t xml:space="preserve"> </w:t></w:r><w:r><w:rPr><w:sz w:val="24" /></w:rPr><w:t>(Android),</w:t></w:r><w:r><w:rPr><w:spacing w:val="-1" /><w:sz w:val="24" /></w:rPr><w:t xml:space="preserve"> </w:t></w:r><w:r><w:rPr><w:sz w:val="24" /></w:rPr><w:t>writing</w:t></w:r><w:r><w:rPr><w:spacing w:val="-1" /><w:sz w:val="24" /></w:rPr><w:t xml:space="preserve"> </w:t></w:r><w:r><w:rPr><w:sz w:val="24" /></w:rPr><w:t>simple</w:t></w:r><w:r><w:rPr><w:spacing w:val="-2" /><w:sz w:val="24" /></w:rPr><w:t xml:space="preserve"> </w:t></w:r><w:r><w:rPr><w:sz w:val="24" /></w:rPr><w:t>automation</w:t></w:r><w:r><w:rPr><w:spacing w:val="-1" /><w:sz w:val="24" /></w:rPr><w:t xml:space="preserve"> </w:t></w:r><w:r><w:rPr><w:spacing w:val="-2" /><w:sz w:val="24" /></w:rPr><w:t>scripts.</w:t></w:r></w:p><w:p><w:pPr><w:pStyle w:val="BodyText" /><w:spacing w:before="182" /><w:rPr><w:rFonts w:ascii="Times New Roman" /><w:sz w:val="20" /></w:rPr></w:pPr><w:r><w:rPr><w:rFonts w:ascii="Times New Roman" /><w:noProof /><w:sz w:val="20" /></w:rPr><mc:AlternateContent><mc:Choice Requires="wps"><w:drawing><wp:anchor distT="0" distB="0" distL="0" distR="0" simplePos="0" relativeHeight="487589376" behindDoc="1" locked="0" layoutInCell="1" allowOverlap="1" wp14:anchorId="71368535" wp14:editId="71368536"><wp:simplePos x="0" y="0" /><wp:positionH relativeFrom="page"><wp:posOffset>370204</wp:posOffset></wp:positionH><wp:positionV relativeFrom="paragraph"><wp:posOffset>277051</wp:posOffset></wp:positionV><wp:extent cx="7031990" cy="1270" /><wp:effectExtent l="0" t="0" r="0" b="0" /><wp:wrapTopAndBottom /><wp:docPr id="7" name="Graphic 7" /><wp:cNvGraphicFramePr><a:graphicFrameLocks xmlns:a="http://schemas.openxmlformats.org/drawingml/2006/main" /></wp:cNvGraphicFramePr><a:graphic xmlns:a="http://schemas.openxmlformats.org/drawingml/2006/main"><a:graphicData uri="http://schemas.microsoft.com/office/word/2010/wordprocessingShape"><wps:wsp><wps:cNvSpPr><a:spLocks /></wps:cNvSpPr><wps:spPr><a:xfrm><a:off x="0" y="0" /><a:ext cx="7031990" cy="1270" /></a:xfrm><a:custGeom><a:avLst /><a:gdLst /><a:ahLst /><a:cxnLst /><a:rect l="l" t="t" r="r" b="b" /><a:pathLst><a:path w="7031990"><a:moveTo><a:pt x="0" y="0" /></a:moveTo><a:lnTo><a:pt x="7031736" y="0" /></a:lnTo></a:path></a:pathLst></a:custGeom><a:ln w="4572"><a:solidFill><a:srgbClr val="000000" /></a:solidFill><a:prstDash val="solid" /></a:ln></wps:spPr><wps:bodyPr wrap="square" lIns="0" tIns="0" rIns="0" bIns="0" rtlCol="0"><a:prstTxWarp prst="textNoShape"><a:avLst /></a:prstTxWarp><a:noAutofit /></wps:bodyPr></wps:wsp></a:graphicData></a:graphic></wp:anchor></w:drawing></mc:Choice><mc:Fallback><w:pict><v:shape w14:anchorId="1C8F2298" id="Graphic 7" o:spid="_x0000_s1026" style="position:absolute;margin-left:29.15pt;margin-top:21.8pt;width:553.7pt;height:.1pt;z-index:-15727104;visibility:visible;mso-wrap-style:square;mso-wrap-distance-left:0;mso-wrap-distance-top:0;mso-wrap-distance-right:0;mso-wrap-distance-bottom:0;mso-position-horizontal:absolute;mso-position-horizontal-relative:page;mso-position-vertical:absolute;mso-position-vertical-relative:text;v-text-anchor:top" coordsize="7031990,1270" o:gfxdata="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" path="m,l7031736,e" filled="f" strokeweight=".36pt"><v:path arrowok="t" /><w10:wrap type="topAndBottom" anchorx="page" /></v:shape></w:pict></mc:Fallback></mc:AlternateContent></w:r></w:p><w:p><w:pPr><w:pStyle w:val="Heading1" /><w:spacing w:before="82" /></w:pPr><w:r><w:rPr><w:color w:val="0E4660" /><w:spacing w:val="-2" /><w:w w:val="115" /></w:rPr><w:t>Projects</w:t></w:r></w:p><w:p><w:pPr><w:spacing w:before="103" /><w:ind w:left="360" w:right="520" /><w:rPr><w:sz w:val="24" /></w:rPr></w:pPr><w:r><w:rPr><w:sz w:val="24" /></w:rPr><w:t xml:space="preserve">Nitara </w:t></w:r><w:proofErr w:type="spellStart" /><w:r><w:rPr><w:sz w:val="24" /></w:rPr><w:t>Farmpro</w:t></w:r><w:proofErr w:type="spellEnd" /><w:r><w:rPr><w:sz w:val="24" /></w:rPr><w:t>- AI Led Smart Dairy Farming Platforms, NITARA helps to improve cattle welfare, and Educate</w:t></w:r><w:r><w:rPr><w:spacing w:val="-1" /><w:sz w:val="24" /></w:rPr><w:t xml:space="preserve"> </w:t></w:r><w:r><w:rPr><w:sz w:val="24" /></w:rPr><w:t>farmers</w:t></w:r><w:r><w:rPr><w:spacing w:val="-3" /><w:sz w:val="24" /></w:rPr><w:t xml:space="preserve"> </w:t></w:r><w:r><w:rPr><w:sz w:val="24" /></w:rPr><w:t>on</w:t></w:r><w:r><w:rPr><w:spacing w:val="-3" /><w:sz w:val="24" /></w:rPr><w:t xml:space="preserve"> </w:t></w:r><w:r><w:rPr><w:sz w:val="24" /></w:rPr><w:t>required</w:t></w:r><w:r><w:rPr><w:spacing w:val="-1" /><w:sz w:val="24" /></w:rPr><w:t xml:space="preserve"> </w:t></w:r><w:r><w:rPr><w:sz w:val="24" /></w:rPr><w:t>dairy</w:t></w:r><w:r><w:rPr><w:spacing w:val="-3" /><w:sz w:val="24" /></w:rPr><w:t xml:space="preserve"> </w:t></w:r><w:r><w:rPr><w:sz w:val="24" /></w:rPr><w:t>practices.</w:t></w:r><w:r><w:rPr><w:spacing w:val="-2" /><w:sz w:val="24" /></w:rPr><w:t xml:space="preserve"> </w:t></w:r><w:r><w:rPr><w:sz w:val="24" /></w:rPr><w:t>Our</w:t></w:r><w:r><w:rPr><w:spacing w:val="-4" /><w:sz w:val="24" /></w:rPr><w:t xml:space="preserve"> </w:t></w:r><w:r><w:rPr><w:sz w:val="24" /></w:rPr><w:t>goal</w:t></w:r><w:r><w:rPr><w:spacing w:val="-3" /><w:sz w:val="24" /></w:rPr><w:t xml:space="preserve"> </w:t></w:r><w:r><w:rPr><w:sz w:val="24" /></w:rPr><w:t>is</w:t></w:r><w:r><w:rPr><w:spacing w:val="-2" /><w:sz w:val="24" /></w:rPr><w:t xml:space="preserve"> </w:t></w:r><w:r><w:rPr><w:sz w:val="24" /></w:rPr><w:t>to</w:t></w:r><w:r><w:rPr><w:spacing w:val="-2" /><w:sz w:val="24" /></w:rPr><w:t xml:space="preserve"> </w:t></w:r><w:r><w:rPr><w:sz w:val="24" /></w:rPr><w:t>create</w:t></w:r><w:r><w:rPr><w:spacing w:val="-2" /><w:sz w:val="24" /></w:rPr><w:t xml:space="preserve"> </w:t></w:r><w:r><w:rPr><w:sz w:val="24" /></w:rPr><w:t>a</w:t></w:r><w:r><w:rPr><w:spacing w:val="-3" /><w:sz w:val="24" /></w:rPr><w:t xml:space="preserve"> </w:t></w:r><w:r><w:rPr><w:sz w:val="24" /></w:rPr><w:t>sustainable</w:t></w:r><w:r><w:rPr><w:spacing w:val="-2" /><w:sz w:val="24" /></w:rPr><w:t xml:space="preserve"> </w:t></w:r><w:r><w:rPr><w:sz w:val="24" /></w:rPr><w:t>future</w:t></w:r><w:r><w:rPr><w:spacing w:val="-2" /><w:sz w:val="24" /></w:rPr><w:t xml:space="preserve"> </w:t></w:r><w:r><w:rPr><w:sz w:val="24" /></w:rPr><w:t>for</w:t></w:r><w:r><w:rPr><w:spacing w:val="-4" /><w:sz w:val="24" /></w:rPr><w:t xml:space="preserve"> </w:t></w:r><w:r><w:rPr><w:sz w:val="24" /></w:rPr><w:t>farming</w:t></w:r><w:r><w:rPr><w:spacing w:val="-4" /><w:sz w:val="24" /></w:rPr><w:t xml:space="preserve"> </w:t></w:r><w:r><w:rPr><w:sz w:val="24" /></w:rPr><w:t>families.</w:t></w:r></w:p><w:p><w:pPr><w:pStyle w:val="ListParagraph" /><w:numPr><w:ilvl w:val="0" /><w:numId w:val="1" /></w:numPr><w:tabs><w:tab w:val="left" w:pos="719" /></w:tabs><w:spacing w:before="279" /><w:ind w:left="719" w:hanging="359" /><w:rPr><w:rFonts w:ascii="Cambria" w:hAnsi="Cambria" /><w:sz w:val="24" /></w:rPr></w:pPr><w:r><w:rPr><w:rFonts w:ascii="Cambria" w:hAnsi="Cambria" /><w:sz w:val="24" /></w:rPr><w:t>Nitara</w:t></w:r><w:r><w:rPr><w:rFonts w:ascii="Cambria" w:hAnsi="Cambria" /><w:spacing w:val="-3" /><w:sz w:val="24" /></w:rPr><w:t xml:space="preserve"> </w:t></w:r><w:proofErr w:type="spellStart" /><w:r><w:rPr><w:rFonts w:ascii="Cambria" w:hAnsi="Cambria" /><w:b /><w:sz w:val="24" /></w:rPr><w:t>Farmpro</w:t></w:r><w:proofErr w:type="spellEnd" /><w:r><w:rPr><w:rFonts w:ascii="Cambria" w:hAnsi="Cambria" /><w:b /><w:spacing w:val="-4" /><w:sz w:val="24" /></w:rPr><w:t xml:space="preserve"> </w:t></w:r><w:r><w:rPr><w:rFonts w:ascii="Cambria" w:hAnsi="Cambria" /><w:b /><w:sz w:val="24" /></w:rPr><w:t>web</w:t></w:r><w:r><w:rPr><w:rFonts w:ascii="Cambria" w:hAnsi="Cambria" /><w:b /><w:spacing w:val="-4" /><w:sz w:val="24" /></w:rPr><w:t xml:space="preserve"> </w:t></w:r><w:r><w:rPr><w:rFonts w:ascii="Cambria" w:hAnsi="Cambria" /><w:b /><w:sz w:val="24" /></w:rPr><w:t>based</w:t></w:r><w:r><w:rPr><w:rFonts w:ascii="Cambria" w:hAnsi="Cambria" /><w:b /><w:spacing w:val="-1" /><w:sz w:val="24" /></w:rPr><w:t xml:space="preserve"> </w:t></w:r><w:r><w:rPr><w:rFonts w:ascii="Cambria" w:hAnsi="Cambria" /><w:spacing w:val="-2" /><w:sz w:val="24" /></w:rPr><w:t>application</w:t></w:r></w:p><w:p><w:pPr><w:pStyle w:val="ListParagraph" /><w:numPr><w:ilvl w:val="0" /><w:numId w:val="1" /></w:numPr><w:tabs><w:tab w:val="left" w:pos="719" /></w:tabs><w:spacing w:before="2" w:line="281" w:lineRule="exact" /><w:ind w:left="719" w:hanging="359" /><w:rPr><w:rFonts w:ascii="Cambria" w:hAnsi="Cambria" /><w:sz w:val="24" /></w:rPr></w:pPr><w:r><w:rPr><w:rFonts w:ascii="Cambria" w:hAnsi="Cambria" /><w:sz w:val="24" /></w:rPr><w:t>Nitara</w:t></w:r><w:r><w:rPr><w:rFonts w:ascii="Cambria" w:hAnsi="Cambria" /><w:spacing w:val="-3" /><w:sz w:val="24" /></w:rPr><w:t xml:space="preserve"> </w:t></w:r><w:r><w:rPr><w:rFonts w:ascii="Cambria" w:hAnsi="Cambria" /><w:b /><w:sz w:val="24" /></w:rPr><w:t>Mobile</w:t></w:r><w:r><w:rPr><w:rFonts w:ascii="Cambria" w:hAnsi="Cambria" /><w:b /><w:spacing w:val="-4" /><w:sz w:val="24" /></w:rPr><w:t xml:space="preserve"> </w:t></w:r><w:r><w:rPr><w:rFonts w:ascii="Cambria" w:hAnsi="Cambria" /><w:b /><w:sz w:val="24" /></w:rPr><w:t>based</w:t></w:r><w:r><w:rPr><w:rFonts w:ascii="Cambria" w:hAnsi="Cambria" /><w:b /><w:spacing w:val="-2" /><w:sz w:val="24" /></w:rPr><w:t xml:space="preserve"> </w:t></w:r><w:r><w:rPr><w:rFonts w:ascii="Cambria" w:hAnsi="Cambria" /><w:spacing w:val="-2" /><w:sz w:val="24" /></w:rPr><w:t>application</w:t></w:r></w:p><w:p><w:pPr><w:pStyle w:val="ListParagraph" /><w:numPr><w:ilvl w:val="0" /><w:numId w:val="1" /></w:numPr><w:tabs><w:tab w:val="left" w:pos="719" /></w:tabs><w:spacing w:line="281" w:lineRule="exact" /><w:ind w:left="719" w:hanging="359" /><w:rPr><w:rFonts w:ascii="Cambria" w:hAnsi="Cambria" /><w:sz w:val="24" /></w:rPr></w:pPr><w:r><w:rPr><w:rFonts w:ascii="Cambria" w:hAnsi="Cambria" /><w:sz w:val="24" /></w:rPr><w:t>Nitara</w:t></w:r><w:r><w:rPr><w:rFonts w:ascii="Cambria" w:hAnsi="Cambria" /><w:spacing w:val="-1" /><w:sz w:val="24" /></w:rPr><w:t xml:space="preserve"> </w:t></w:r><w:r><w:rPr><w:rFonts w:ascii="Cambria" w:hAnsi="Cambria" /><w:b /><w:sz w:val="24" /></w:rPr><w:t>Semen</w:t></w:r><w:r><w:rPr><w:rFonts w:ascii="Cambria" w:hAnsi="Cambria" /><w:b /><w:spacing w:val="-3" /><w:sz w:val="24" /></w:rPr><w:t xml:space="preserve"> </w:t></w:r><w:r><w:rPr><w:rFonts w:ascii="Cambria" w:hAnsi="Cambria" /><w:b /><w:sz w:val="24" /></w:rPr><w:t>scan</w:t></w:r><w:r><w:rPr><w:rFonts w:ascii="Cambria" w:hAnsi="Cambria" /><w:b /><w:spacing w:val="-2" /><w:sz w:val="24" /></w:rPr><w:t xml:space="preserve"> </w:t></w:r><w:r><w:rPr><w:rFonts w:ascii="Cambria" w:hAnsi="Cambria" /><w:b /><w:sz w:val="24" /></w:rPr><w:t>AI</w:t></w:r><w:r><w:rPr><w:rFonts w:ascii="Cambria" w:hAnsi="Cambria" /><w:b /><w:spacing w:val="-2" /><w:sz w:val="24" /></w:rPr><w:t xml:space="preserve"> </w:t></w:r><w:r><w:rPr><w:rFonts w:ascii="Cambria" w:hAnsi="Cambria" /><w:sz w:val="24" /></w:rPr><w:t>based</w:t></w:r><w:r><w:rPr><w:rFonts w:ascii="Cambria" w:hAnsi="Cambria" /><w:spacing w:val="-1" /><w:sz w:val="24" /></w:rPr><w:t xml:space="preserve"> </w:t></w:r><w:r><w:rPr><w:rFonts w:ascii="Cambria" w:hAnsi="Cambria" /><w:spacing w:val="-2" /><w:sz w:val="24" /></w:rPr><w:t>testing</w:t></w:r></w:p><w:p><w:pPr><w:pStyle w:val="ListParagraph" /><w:numPr><w:ilvl w:val="0" /><w:numId w:val="1" /></w:numPr><w:tabs><w:tab w:val="left" w:pos="719" /></w:tabs><w:spacing w:line="281" w:lineRule="exact" /><w:ind w:left="719" w:hanging="359" /><w:rPr><w:rFonts w:ascii="Cambria" w:hAnsi="Cambria" /><w:sz w:val="24" /></w:rPr></w:pPr><w:r><w:rPr><w:rFonts w:ascii="Cambria" w:hAnsi="Cambria" /><w:sz w:val="24" /></w:rPr><w:t>Nitara</w:t></w:r><w:r><w:rPr><w:rFonts w:ascii="Cambria" w:hAnsi="Cambria" /><w:spacing w:val="-6" /><w:sz w:val="24" /></w:rPr><w:t xml:space="preserve"> </w:t></w:r><w:r><w:rPr><w:rFonts w:ascii="Cambria" w:hAnsi="Cambria" /><w:sz w:val="24" /></w:rPr><w:t>Connector</w:t></w:r><w:r><w:rPr><w:rFonts w:ascii="Cambria" w:hAnsi="Cambria" /><w:spacing w:val="35" /><w:sz w:val="24" /></w:rPr><w:t xml:space="preserve"> </w:t></w:r><w:r><w:rPr><w:rFonts w:ascii="Cambria" w:hAnsi="Cambria" /><w:b /><w:sz w:val="24" /></w:rPr><w:t>Analytics</w:t></w:r><w:r><w:rPr><w:rFonts w:ascii="Cambria" w:hAnsi="Cambria" /><w:b /><w:spacing w:val="-4" /><w:sz w:val="24" /></w:rPr><w:t xml:space="preserve"> </w:t></w:r><w:r><w:rPr><w:rFonts w:ascii="Cambria" w:hAnsi="Cambria" /><w:b /><w:sz w:val="24" /></w:rPr><w:t>and</w:t></w:r><w:r><w:rPr><w:rFonts w:ascii="Cambria" w:hAnsi="Cambria" /><w:b /><w:spacing w:val="-2" /><w:sz w:val="24" /></w:rPr><w:t xml:space="preserve"> </w:t></w:r><w:proofErr w:type="spellStart" /><w:r><w:rPr><w:rFonts w:ascii="Cambria" w:hAnsi="Cambria" /><w:b /><w:sz w:val="24" /></w:rPr><w:t>Dairyverse</w:t></w:r><w:proofErr w:type="spellEnd" /><w:r><w:rPr><w:rFonts w:ascii="Cambria" w:hAnsi="Cambria" /><w:b /><w:spacing w:val="-1" /><w:sz w:val="24" /></w:rPr><w:t xml:space="preserve"> </w:t></w:r><w:r><w:rPr><w:rFonts w:ascii="Cambria" w:hAnsi="Cambria" /><w:spacing w:val="-2" /><w:sz w:val="24" /></w:rPr><w:t>onboarding</w:t></w:r></w:p><w:p><w:pPr><w:pStyle w:val="BodyText" /><w:rPr><w:sz w:val="20" /></w:rPr></w:pPr></w:p><w:p><w:pPr><w:pStyle w:val="BodyText" /><w:spacing w:before="85" /><w:rPr><w:sz w:val="20" /></w:rPr></w:pPr><w:r><w:rPr><w:noProof /><w:sz w:val="20" /></w:rPr><mc:AlternateContent><mc:Choice Requires="wps"><w:drawing><wp:anchor distT="0" distB="0" distL="0" distR="0" simplePos="0" relativeHeight="487589888" behindDoc="1" locked="0" layoutInCell="1" allowOverlap="1" wp14:anchorId="71368537" wp14:editId="71368538"><wp:simplePos x="0" y="0" /><wp:positionH relativeFrom="page"><wp:posOffset>370204</wp:posOffset></wp:positionH><wp:positionV relativeFrom="paragraph"><wp:posOffset>218105</wp:posOffset></wp:positionV><wp:extent cx="7031990" cy="1270" /><wp:effectExtent l="0" t="0" r="0" b="0" /><wp:wrapTopAndBottom /><wp:docPr id="8" name="Graphic 8" /><wp:cNvGraphicFramePr><a:graphicFrameLocks xmlns:a="http://schemas.openxmlformats.org/drawingml/2006/main" /></wp:cNvGraphicFramePr><a:graphic xmlns:a="http://schemas.openxmlformats.org/drawingml/2006/main"><a:graphicData uri="http://schemas.microsoft.com/office/word/2010/wordprocessingShape"><wps:wsp><wps:cNvSpPr><a:spLocks /></wps:cNvSpPr><wps:spPr><a:xfrm><a:off x="0" y="0" /><a:ext cx="7031990" cy="1270" /></a:xfrm><a:custGeom><a:avLst /><a:gdLst /><a:ahLst /><a:cxnLst /><a:rect l="l" t="t" r="r" b="b" /><a:pathLst><a:path w="7031990"><a:moveTo><a:pt x="0" y="0" /></a:moveTo><a:lnTo><a:pt x="7031736" y="0" /></a:lnTo></a:path></a:pathLst></a:custGeom><a:ln w="4572"><a:solidFill><a:srgbClr val="000000" /></a:solidFill><a:prstDash val="solid" /></a:ln></wps:spPr><wps:bodyPr wrap="square" lIns="0" tIns="0" rIns="0" bIns="0" rtlCol="0"><a:prstTxWarp prst="textNoShape"><a:avLst /></a:prstTxWarp><a:noAutofit /></wps:bodyPr></wps:wsp></a:graphicData></a:graphic></wp:anchor></w:drawing></mc:Choice><mc:Fallback><w:pict><v:shape w14:anchorId="2F257B31" id="Graphic 8" o:spid="_x0000_s1026" style="position:absolute;margin-left:29.15pt;margin-top:17.15pt;width:553.7pt;height:.1pt;z-index:-15726592;visibility:visible;mso-wrap-style:square;mso-wrap-distance-left:0;mso-wrap-distance-top:0;mso-wrap-distance-right:0;mso-wrap-distance-bottom:0;mso-position-horizontal:absolute;mso-position-horizontal-relative:page;mso-position-vertical:absolute;mso-position-vertical-relative:text;v-text-anchor:top" coordsize="7031990,1270" o:gfxdata="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" path="m,l7031736,e" filled="f" strokeweight=".36pt"><v:path arrowok="t" /><w10:wrap type="topAndBottom" anchorx="page" /></v:shape></w:pict></mc:Fallback></mc:AlternateContent></w:r></w:p><w:p><w:pPr><w:pStyle w:val="BodyText" /><w:rPr><w:sz w:val="20" /></w:rPr><w:sectPr><w:type w:val="continuous" /><w:pgSz w:w="12240" w:h="15840" /><w:pgMar w:top="200" w:right="0" w:bottom="280" w:left="360" w:header="720" w:footer="720" w:gutter="0" /><w:cols w:space="720" /></w:sectPr></w:pPr></w:p><w:p><w:pPr><w:pStyle w:val="Heading1" /><w:spacing w:before="82" /></w:pPr><w:r><w:rPr><w:color w:val="0E4660" /><w:spacing w:val="-2" /></w:rPr><w:lastRenderedPageBreak /><w:t>Achievements</w:t></w:r></w:p><w:p><w:pPr><w:pStyle w:val="BodyText" /><w:spacing w:before="100" /><w:ind w:left="360" /></w:pPr><w:r><w:rPr><w:b /></w:rPr><w:t>Best</w:t></w:r><w:r><w:rPr><w:b /><w:spacing w:val="-2" /></w:rPr><w:t xml:space="preserve"> </w:t></w:r><w:r><w:rPr><w:b /></w:rPr><w:t>QA</w:t></w:r><w:r><w:rPr><w:b /><w:spacing w:val="-6" /></w:rPr><w:t xml:space="preserve"> </w:t></w:r><w:r><w:rPr><w:b /></w:rPr><w:t>Performer</w:t></w:r><w:r><w:t>,</w:t></w:r><w:r><w:rPr><w:spacing w:val="-3" /></w:rPr><w:t xml:space="preserve"> </w:t></w:r><w:r><w:t>GORMALONE</w:t></w:r><w:r><w:rPr><w:spacing w:val="-2" /></w:rPr><w:t xml:space="preserve"> </w:t></w:r><w:r><w:t>LLP</w:t></w:r><w:r><w:rPr><w:spacing w:val="-3" /></w:rPr><w:t xml:space="preserve"> </w:t></w:r><w:r><w:t>—</w:t></w:r><w:r><w:rPr><w:spacing w:val="-3" /></w:rPr><w:t xml:space="preserve"> </w:t></w:r><w:r><w:t>Recognized</w:t></w:r><w:r><w:rPr><w:spacing w:val="-2" /></w:rPr><w:t xml:space="preserve"> </w:t></w:r><w:r><w:t>for</w:t></w:r><w:r><w:rPr><w:spacing w:val="-2" /></w:rPr><w:t xml:space="preserve"> </w:t></w:r><w:r><w:t>exceptional</w:t></w:r><w:r><w:rPr><w:spacing w:val="-2" /></w:rPr><w:t xml:space="preserve"> </w:t></w:r><w:r><w:t>contribution</w:t></w:r><w:r><w:rPr><w:spacing w:val="-3" /></w:rPr><w:t xml:space="preserve"> </w:t></w:r><w:r><w:t>to</w:t></w:r><w:r><w:rPr><w:spacing w:val="-3" /></w:rPr><w:t xml:space="preserve"> </w:t></w:r><w:r><w:t>manual,</w:t></w:r><w:r><w:rPr><w:spacing w:val="-2" /></w:rPr><w:t xml:space="preserve"> </w:t></w:r><w:r><w:t>automation</w:t></w:r><w:r><w:rPr><w:spacing w:val="-3" /></w:rPr><w:t xml:space="preserve"> </w:t></w:r><w:r><w:t>testing, identifying critical defects</w:t></w:r><w:r><w:t>.</w:t></w:r></w:p><w:p><w:pPr><w:pStyle w:val="BodyText" /><w:spacing w:before="4" /><w:rPr><w:sz w:val="4" /></w:rPr></w:pPr><w:r><w:rPr><w:noProof /><w:sz w:val="4" /></w:rPr><mc:AlternateContent><mc:Choice Requires="wps"><w:drawing><wp:anchor distT="0" distB="0" distL="0" distR="0" simplePos="0" relativeHeight="487590400" behindDoc="1" locked="0" layoutInCell="1" allowOverlap="1" wp14:anchorId="71368539" wp14:editId="7136853A"><wp:simplePos x="0" y="0" /><wp:positionH relativeFrom="page"><wp:posOffset>370204</wp:posOffset></wp:positionH><wp:positionV relativeFrom="paragraph"><wp:posOffset>47565</wp:posOffset></wp:positionV><wp:extent cx="7031990" cy="1270" /><wp:effectExtent l="0" t="0" r="0" b="0" /><wp:wrapTopAndBottom /><wp:docPr id="9" name="Graphic 9" /><wp:cNvGraphicFramePr><a:graphicFrameLocks xmlns:a="http://schemas.openxmlformats.org/drawingml/2006/main" /></wp:cNvGraphicFramePr><a:graphic xmlns:a="http://schemas.openxmlformats.org/drawingml/2006/main"><a:graphicData uri="http://schemas.microsoft.com/office/word/2010/wordprocessingShape"><wps:wsp><wps:cNvSpPr><a:spLocks /></wps:cNvSpPr><wps:spPr><a:xfrm><a:off x="0" y="0" /><a:ext cx="7031990" cy="1270" /></a:xfrm><a:custGeom><a:avLst /><a:gdLst /><a:ahLst /><a:cxnLst /><a:rect l="l" t="t" r="r" b="b" /><a:pathLst><a:path w="7031990"><a:moveTo><a:pt x="0" y="0" /></a:moveTo><a:lnTo><a:pt x="7031736" y="0" /></a:lnTo></a:path></a:pathLst></a:custGeom><a:ln w="4572"><a:solidFill><a:srgbClr val="000000" /></a:solidFill><a:prstDash val="solid" /></a:ln></wps:spPr><wps:bodyPr wrap="square" lIns="0" tIns="0" rIns="0" bIns="0" rtlCol="0"><a:prstTxWarp prst="textNoShape"><a:avLst /></a:prstTxWarp><a:noAutofit /></wps:bodyPr></wps:wsp></a:graphicData></a:graphic></wp:anchor></w:drawing></mc:Choice><mc:Fallback><w:pict><v:shape w14:anchorId="7731279C" id="Graphic 9" o:spid="_x0000_s1026" style="position:absolute;margin-left:29.15pt;margin-top:3.75pt;width:553.7pt;height:.1pt;z-index:-15726080;visibility:visible;mso-wrap-style:square;mso-wrap-distance-left:0;mso-wrap-distance-top:0;mso-wrap-distance-right:0;mso-wrap-distance-bottom:0;mso-position-horizontal:absolute;mso-position-horizontal-relative:page;mso-position-vertical:absolute;mso-position-vertical-relative:text;v-text-anchor:top" coordsize="7031990,1270" o:gfxdata="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" path="m,l7031736,e" filled="f" strokeweight=".36pt"><v:path arrowok="t" /><w10:wrap type="topAndBottom" anchorx="page" /></v:shape></w:pict></mc:Fallback></mc:AlternateContent></w:r></w:p><w:p><w:pPr><w:pStyle w:val="BodyText" /><w:spacing w:before="102" /></w:pPr></w:p><w:p><w:pPr><w:pStyle w:val="Heading1" /><w:spacing w:before="1" /></w:pPr><w:r><w:rPr><w:color w:val="0E4660" /><w:spacing w:val="-2" /><w:w w:val="115" /></w:rPr><w:t>Education</w:t></w:r></w:p><w:p><w:pPr><w:spacing w:before="100" /><w:ind w:left="400" /><w:rPr><w:b /><w:sz w:val="24" /></w:rPr></w:pPr><w:r><w:rPr><w:b /><w:sz w:val="24" /></w:rPr><w:t>Bachelor’s</w:t></w:r><w:r><w:rPr><w:b /><w:spacing w:val="-7" /><w:sz w:val="24" /></w:rPr><w:t xml:space="preserve"> </w:t></w:r><w:r><w:rPr><w:b /><w:sz w:val="24" /></w:rPr><w:t>in</w:t></w:r><w:r><w:rPr><w:b /><w:spacing w:val="-4" /><w:sz w:val="24" /></w:rPr><w:t xml:space="preserve"> </w:t></w:r><w:r><w:rPr><w:b /><w:sz w:val="24" /></w:rPr><w:t>engineering,</w:t></w:r><w:r><w:rPr><w:b /><w:spacing w:val="-4" /><w:sz w:val="24" /></w:rPr><w:t xml:space="preserve"> </w:t></w:r><w:proofErr w:type="spellStart" /><w:r><w:rPr><w:b /><w:sz w:val="24" /></w:rPr><w:t>Basaveshwar</w:t></w:r><w:proofErr w:type="spellEnd" /><w:r><w:rPr><w:b /><w:spacing w:val="-3" /><w:sz w:val="24" /></w:rPr><w:t xml:space="preserve"> </w:t></w:r><w:r><w:rPr><w:b /><w:sz w:val="24" /></w:rPr><w:t>Engineering</w:t></w:r><w:r><w:rPr><w:b /><w:sz w:val="24" /></w:rPr><w:t xml:space="preserve"> college</w:t></w:r><w:r><w:rPr><w:b /><w:sz w:val="24" /></w:rPr><w:t>,</w:t></w:r><w:r><w:rPr><w:b /><w:spacing w:val="-4" /><w:sz w:val="24" /></w:rPr><w:t xml:space="preserve"> </w:t></w:r><w:r><w:rPr><w:b /><w:spacing w:val="-2" /><w:sz w:val="24" /></w:rPr><w:t>B</w:t></w:r><w:r><w:rPr><w:b /><w:spacing w:val="-2" /><w:sz w:val="24" /></w:rPr><w:t>agalkot</w:t></w:r></w:p><w:p><w:pPr><w:spacing w:before="2" w:line="281" w:lineRule="exact" /><w:ind w:left="400" /><w:rPr><w:sz w:val="24" /></w:rPr></w:pPr><w:r><w:rPr><w:sz w:val="24" /></w:rPr><w:t>Mechanical</w:t></w:r><w:r><w:rPr><w:spacing w:val="-5" /><w:sz w:val="24" /></w:rPr><w:t xml:space="preserve"> </w:t></w:r><w:r><w:rPr><w:spacing w:val="-2" /><w:sz w:val="24" /></w:rPr><w:t>Engineering</w:t></w:r></w:p><w:p><w:pPr><w:ind w:left="400" w:right="5699" /><w:rPr><w:sz w:val="24" /></w:rPr></w:pPr><w:r><w:rPr><w:sz w:val="24" /></w:rPr><w:t xml:space="preserve">Board - </w:t></w:r><w:proofErr w:type="spellStart" /><w:r><w:rPr><w:sz w:val="24" /></w:rPr><w:t>Vishweshwaraiah</w:t></w:r><w:proofErr w:type="spellEnd" /><w:r><w:rPr><w:spacing w:val="-14" /><w:sz w:val="24" /></w:rPr><w:t xml:space="preserve"> </w:t></w:r><w:r><w:rPr><w:sz w:val="24" /></w:rPr><w:t>Technological</w:t></w:r><w:r><w:rPr><w:spacing w:val="-13" /><w:sz w:val="24" /></w:rPr><w:t xml:space="preserve"> </w:t></w:r><w:r><w:rPr><w:sz w:val="24" /></w:rPr><w:t xml:space="preserve">University passed out-2022 with </w:t></w:r><w:r><w:rPr><w:sz w:val="24" /></w:rPr><w:t>60.6</w:t></w:r><w:r><w:rPr><w:sz w:val="24" /></w:rPr><w:t>%</w:t></w:r></w:p><w:p><w:pPr><w:pStyle w:val="BodyText" /><w:spacing w:before="53" /><w:rPr><w:sz w:val="20" /></w:rPr></w:pPr><w:r><w:rPr><w:noProof /><w:sz w:val="20" /></w:rPr><mc:AlternateContent><mc:Choice Requires="wps"><w:drawing><wp:anchor distT="0" distB="0" distL="0" distR="0" simplePos="0" relativeHeight="487590912" behindDoc="1" locked="0" layoutInCell="1" allowOverlap="1" wp14:anchorId="7136853B" wp14:editId="7136853C"><wp:simplePos x="0" y="0" /><wp:positionH relativeFrom="page"><wp:posOffset>370204</wp:posOffset></wp:positionH><wp:positionV relativeFrom="paragraph"><wp:posOffset>198146</wp:posOffset></wp:positionV><wp:extent cx="7031990" cy="1270" /><wp:effectExtent l="0" t="0" r="0" b="0" /><wp:wrapTopAndBottom /><wp:docPr id="10" name="Graphic 10" /><wp:cNvGraphicFramePr><a:graphicFrameLocks xmlns:a="http://schemas.openxmlformats.org/drawingml/2006/main" /></wp:cNvGraphicFramePr><a:graphic xmlns:a="http://schemas.openxmlformats.org/drawingml/2006/main"><a:graphicData uri="http://schemas.microsoft.com/office/word/2010/wordprocessingShape"><wps:wsp><wps:cNvSpPr><a:spLocks /></wps:cNvSpPr><wps:spPr><a:xfrm><a:off x="0" y="0" /><a:ext cx="7031990" cy="1270" /></a:xfrm><a:custGeom><a:avLst /><a:gdLst /><a:ahLst /><a:cxnLst /><a:rect l="l" t="t" r="r" b="b" /><a:pathLst><a:path w="7031990"><a:moveTo><a:pt x="0" y="0" /></a:moveTo><a:lnTo><a:pt x="7031736" y="0" /></a:lnTo></a:path></a:pathLst></a:custGeom><a:ln w="4572"><a:solidFill><a:srgbClr val="000000" /></a:solidFill><a:prstDash val="solid" /></a:ln></wps:spPr><wps:bodyPr wrap="square" lIns="0" tIns="0" rIns="0" bIns="0" rtlCol="0"><a:prstTxWarp prst="textNoShape"><a:avLst /></a:prstTxWarp><a:noAutofit /></wps:bodyPr></wps:wsp></a:graphicData></a:graphic></wp:anchor></w:drawing></mc:Choice><mc:Fallback><w:pict><v:shape w14:anchorId="1AB06DAC" id="Graphic 10" o:spid="_x0000_s1026" style="position:absolute;margin-left:29.15pt;margin-top:15.6pt;width:553.7pt;height:.1pt;z-index:-15725568;visibility:visible;mso-wrap-style:square;mso-wrap-distance-left:0;mso-wrap-distance-top:0;mso-wrap-distance-right:0;mso-wrap-distance-bottom:0;mso-position-horizontal:absolute;mso-position-horizontal-relative:page;mso-position-vertical:absolute;mso-position-vertical-relative:text;v-text-anchor:top" coordsize="7031990,1270" o:gfxdata="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" path="m,l7031736,e" filled="f" strokeweight=".36pt"><v:path arrowok="t" /><w10:wrap type="topAndBottom" anchorx="page" /></v:shape></w:pict></mc:Fallback></mc:AlternateContent></w:r></w:p><w:p><w:pPr><w:pStyle w:val="BodyText" /><w:rPr><w:sz w:val="24" /></w:rPr></w:pPr></w:p><w:p><w:pPr><w:pStyle w:val="BodyText" /><w:spacing w:before="96" /><w:rPr><w:sz w:val="24" /></w:rPr></w:pPr></w:p><w:p><w:pPr><w:pStyle w:val="Heading1" /></w:pPr><w:r><w:rPr><w:color w:val="0E4660" /><w:spacing w:val="-2" /><w:w w:val="105" /></w:rPr><w:t>Certifications</w:t></w:r></w:p><w:p><w:pPr><w:pStyle w:val="ListParagraph" /><w:numPr><w:ilvl w:val="0" /><w:numId w:val="1" /></w:numPr><w:tabs><w:tab w:val="left" w:pos="719" /></w:tabs><w:spacing w:before="154" /><w:ind w:left="719" w:hanging="359" /><w:rPr><w:rFonts w:ascii="Cambria" w:hAnsi="Cambria" /></w:rPr></w:pPr><w:r><w:rPr><w:rFonts w:ascii="Cambria" w:hAnsi="Cambria" /></w:rPr><w:t xml:space="preserve">Testing certificate in </w:t></w:r><w:proofErr w:type="spellStart" /><w:r><w:rPr><w:rFonts w:ascii="Cambria" w:hAnsi="Cambria" /></w:rPr><w:t>Qspider</w:t></w:r><w:proofErr w:type="spellEnd" /><w:r><w:rPr><w:rFonts w:ascii="Cambria" w:hAnsi="Cambria" /></w:rPr><w:t xml:space="preserve"> </w:t></w:r></w:p><w:p><w:pPr><w:pStyle w:val="ListParagraph" /><w:numPr><w:ilvl w:val="0" /><w:numId w:val="1" /></w:numPr><w:tabs><w:tab w:val="left" w:pos="719" /></w:tabs><w:spacing w:before="154" /><w:ind w:left="719" w:hanging="359" /><w:rPr><w:rFonts w:ascii="Cambria" w:hAnsi="Cambria" /></w:rPr></w:pPr><w:r><w:rPr><w:rFonts w:ascii="Cambria" w:hAnsi="Cambria" /><w:b /></w:rPr><w:t>Testing</w:t></w:r><w:r><w:rPr><w:rFonts w:ascii="Cambria" w:hAnsi="Cambria" /><w:b /><w:spacing w:val="-6" /></w:rPr><w:t xml:space="preserve"> </w:t></w:r><w:r><w:rPr><w:rFonts w:ascii="Cambria" w:hAnsi="Cambria" /><w:b /></w:rPr><w:t>Expertise</w:t></w:r><w:r><w:rPr><w:rFonts w:ascii="Cambria" w:hAnsi="Cambria" /></w:rPr><w:t>:</w:t></w:r><w:r><w:rPr><w:rFonts w:ascii="Cambria" w:hAnsi="Cambria" /><w:spacing w:val="-7" /></w:rPr><w:t xml:space="preserve"> </w:t></w:r><w:r><w:rPr><w:rFonts w:ascii="Cambria" w:hAnsi="Cambria" /></w:rPr><w:t>Specialize</w:t></w:r><w:r><w:rPr><w:rFonts w:ascii="Cambria" w:hAnsi="Cambria" /><w:spacing w:val="-8" /></w:rPr><w:t xml:space="preserve"> </w:t></w:r><w:r><w:rPr><w:rFonts w:ascii="Cambria" w:hAnsi="Cambria" /></w:rPr><w:t>in</w:t></w:r><w:r><w:rPr><w:rFonts w:ascii="Cambria" w:hAnsi="Cambria" /><w:spacing w:val="-6" /></w:rPr><w:t xml:space="preserve"> </w:t></w:r><w:r><w:rPr><w:rFonts w:ascii="Cambria" w:hAnsi="Cambria" /></w:rPr><w:t>Manual,</w:t></w:r><w:r><w:rPr><w:rFonts w:ascii="Cambria" w:hAnsi="Cambria" /><w:spacing w:val="-6" /></w:rPr><w:t xml:space="preserve"> </w:t></w:r><w:r><w:rPr><w:rFonts w:ascii="Cambria" w:hAnsi="Cambria" /></w:rPr><w:t>Automation</w:t></w:r><w:r><w:rPr><w:rFonts w:ascii="Cambria" w:hAnsi="Cambria" /><w:spacing w:val="-6" /></w:rPr><w:t xml:space="preserve"> </w:t></w:r><w:r><w:rPr><w:rFonts w:ascii="Cambria" w:hAnsi="Cambria" /></w:rPr><w:t>from</w:t></w:r><w:r><w:rPr><w:rFonts w:ascii="Cambria" w:hAnsi="Cambria" /><w:spacing w:val="-5" /></w:rPr><w:t xml:space="preserve"> </w:t></w:r><w:r><w:rPr><w:rFonts w:ascii="Cambria" w:hAnsi="Cambria" /></w:rPr><w:t>(GORMALONE</w:t></w:r><w:r><w:rPr><w:rFonts w:ascii="Cambria" w:hAnsi="Cambria" /><w:spacing w:val="-5" /></w:rPr><w:t xml:space="preserve"> </w:t></w:r><w:r><w:rPr><w:rFonts w:ascii="Cambria" w:hAnsi="Cambria" /><w:spacing w:val="-4" /></w:rPr><w:t>LLP)</w:t></w:r></w:p><w:p><w:pPr><w:pStyle w:val="ListParagraph" /><w:numPr><w:ilvl w:val="0" /><w:numId w:val="1" /></w:numPr><w:tabs><w:tab w:val="left" w:pos="719" /></w:tabs><w:spacing w:before="131" /><w:ind w:left="719" w:hanging="359" /><w:rPr><w:rFonts w:ascii="Cambria" w:hAnsi="Cambria" /></w:rPr></w:pPr><w:r><w:rPr><w:rFonts w:ascii="Cambria" w:hAnsi="Cambria" /></w:rPr><w:t>Internship</w:t></w:r><w:r><w:rPr><w:rFonts w:ascii="Cambria" w:hAnsi="Cambria" /><w:spacing w:val="-10" /></w:rPr><w:t xml:space="preserve"> </w:t></w:r><w:r><w:rPr><w:rFonts w:ascii="Cambria" w:hAnsi="Cambria" /></w:rPr><w:t>Certification</w:t></w:r><w:r><w:rPr><w:rFonts w:ascii="Cambria" w:hAnsi="Cambria" /><w:spacing w:val="-9" /></w:rPr><w:t xml:space="preserve"> </w:t></w:r><w:r><w:rPr><w:rFonts w:ascii="Cambria" w:hAnsi="Cambria" /></w:rPr><w:t>from</w:t></w:r><w:r><w:rPr><w:rFonts w:ascii="Cambria" w:hAnsi="Cambria" /><w:spacing w:val="-7" /></w:rPr><w:t xml:space="preserve"> </w:t></w:r><w:r><w:rPr><w:rFonts w:ascii="Cambria" w:hAnsi="Cambria" /></w:rPr><w:t>GORMALONE</w:t></w:r><w:r><w:rPr><w:rFonts w:ascii="Cambria" w:hAnsi="Cambria" /><w:spacing w:val="-8" /></w:rPr><w:t xml:space="preserve"> </w:t></w:r><w:r><w:rPr><w:rFonts w:ascii="Cambria" w:hAnsi="Cambria" /><w:spacing w:val="-5" /></w:rPr><w:t>LLP</w:t></w:r></w:p><w:p><w:pPr><w:pStyle w:val="BodyText" /><w:spacing w:before="2" /><w:rPr><w:sz w:val="14" /></w:rPr></w:pPr><w:r><w:rPr><w:noProof /><w:sz w:val="14" /></w:rPr><mc:AlternateContent><mc:Choice Requires="wps"><w:drawing><wp:anchor distT="0" distB="0" distL="0" distR="0" simplePos="0" relativeHeight="487591424" behindDoc="1" locked="0" layoutInCell="1" allowOverlap="1" wp14:anchorId="7136853D" wp14:editId="7136853E"><wp:simplePos x="0" y="0" /><wp:positionH relativeFrom="page"><wp:posOffset>370204</wp:posOffset></wp:positionH><wp:positionV relativeFrom="paragraph"><wp:posOffset>121013</wp:posOffset></wp:positionV><wp:extent cx="7031990" cy="1270" /><wp:effectExtent l="0" t="0" r="0" b="0" /><wp:wrapTopAndBottom /><wp:docPr id="11" name="Graphic 11" /><wp:cNvGraphicFramePr><a:graphicFrameLocks xmlns:a="http://schemas.openxmlformats.org/drawingml/2006/main" /></wp:cNvGraphicFramePr><a:graphic xmlns:a="http://schemas.openxmlformats.org/drawingml/2006/main"><a:graphicData uri="http://schemas.microsoft.com/office/word/2010/wordprocessingShape"><wps:wsp><wps:cNvSpPr><a:spLocks /></wps:cNvSpPr><wps:spPr><a:xfrm><a:off x="0" y="0" /><a:ext cx="7031990" cy="1270" /></a:xfrm><a:custGeom><a:avLst /><a:gdLst /><a:ahLst /><a:cxnLst /><a:rect l="l" t="t" r="r" b="b" /><a:pathLst><a:path w="7031990"><a:moveTo><a:pt x="0" y="0" /></a:moveTo><a:lnTo><a:pt x="7031736" y="0" /></a:lnTo></a:path></a:pathLst></a:custGeom><a:ln w="4572"><a:solidFill><a:srgbClr val="000000" /></a:solidFill><a:prstDash val="solid" /></a:ln></wps:spPr><wps:bodyPr wrap="square" lIns="0" tIns="0" rIns="0" bIns="0" rtlCol="0"><a:prstTxWarp prst="textNoShape"><a:avLst /></a:prstTxWarp><a:noAutofit /></wps:bodyPr></wps:wsp></a:graphicData></a:graphic></wp:anchor></w:drawing></mc:Choice><mc:Fallback><w:pict><v:shape w14:anchorId="448AA03F" id="Graphic 11" o:spid="_x0000_s1026" style="position:absolute;margin-left:29.15pt;margin-top:9.55pt;width:553.7pt;height:.1pt;z-index:-15725056;visibility:visible;mso-wrap-style:square;mso-wrap-distance-left:0;mso-wrap-distance-top:0;mso-wrap-distance-right:0;mso-wrap-distance-bottom:0;mso-position-horizontal:absolute;mso-position-horizontal-relative:page;mso-position-vertical:absolute;mso-position-vertical-relative:text;v-text-anchor:top" coordsize="7031990,1270" o:gfxdata="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" path="m,l7031736,e" filled="f" strokeweight=".36pt"><v:path arrowok="t" /><w10:wrap type="topAndBottom" anchorx="page" /></v:shape></w:pict></mc:Fallback></mc:AlternateContent></w:r></w:p><w:p><w:pPr><w:pStyle w:val="BodyText" /><w:spacing w:before="102" /></w:pPr></w:p><w:p><w:pPr><w:pStyle w:val="Heading1" /></w:pPr><w:r><w:rPr><w:color w:val="0E4660" /><w:spacing w:val="-2" /></w:rPr><w:t>Languages</w:t></w:r></w:p><w:p><w:pPr><w:pStyle w:val="BodyText" /><w:tabs><w:tab w:val="left" w:pos="2011" /></w:tabs><w:spacing w:before="151" /><w:ind w:left="607" /></w:pPr><w:r><w:t>1.</w:t></w:r><w:r><w:rPr><w:spacing w:val="-27" /></w:rPr><w:t xml:space="preserve"> </w:t></w:r><w:r><w:rPr><w:spacing w:val="-2" /></w:rPr><w:t>Kannada</w:t></w:r><w:r><w:tab /><w:t>2.</w:t></w:r><w:r><w:rPr><w:spacing w:val="-1" /></w:rPr><w:t xml:space="preserve"> </w:t></w:r><w:r><w:rPr><w:spacing w:val="-2" /></w:rPr><w:t>English</w:t></w:r><w:r><w:rPr><w:spacing w:val="-2" /></w:rPr><w:t xml:space="preserve">       3. Hindi       4. Telugu</w:t></w:r></w:p><w:p><w:pPr><w:pStyle w:val="BodyText" /><w:spacing w:before="87" /><w:rPr><w:sz w:val="20" /></w:rPr></w:pPr><w:r><w:rPr><w:noProof /><w:sz w:val="20" /></w:rPr><mc:AlternateContent><mc:Choice Requires="wps"><w:drawing><wp:anchor distT="0" distB="0" distL="0" distR="0" simplePos="0" relativeHeight="487591936" behindDoc="1" locked="0" layoutInCell="1" allowOverlap="1" wp14:anchorId="7136853F" wp14:editId="71368540"><wp:simplePos x="0" y="0" /><wp:positionH relativeFrom="page"><wp:posOffset>370204</wp:posOffset></wp:positionH><wp:positionV relativeFrom="paragraph"><wp:posOffset>219904</wp:posOffset></wp:positionV><wp:extent cx="7031990" cy="1270" /><wp:effectExtent l="0" t="0" r="0" b="0" /><wp:wrapTopAndBottom /><wp:docPr id="12" name="Graphic 12" /><wp:cNvGraphicFramePr><a:graphicFrameLocks xmlns:a="http://schemas.openxmlformats.org/drawingml/2006/main" /></wp:cNvGraphicFramePr><a:graphic xmlns:a="http://schemas.openxmlformats.org/drawingml/2006/main"><a:graphicData uri="http://schemas.microsoft.com/office/word/2010/wordprocessingShape"><wps:wsp><wps:cNvSpPr><a:spLocks /></wps:cNvSpPr><wps:spPr><a:xfrm><a:off x="0" y="0" /><a:ext cx="7031990" cy="1270" /></a:xfrm><a:custGeom><a:avLst /><a:gdLst /><a:ahLst /><a:cxnLst /><a:rect l="l" t="t" r="r" b="b" /><a:pathLst><a:path w="7031990"><a:moveTo><a:pt x="0" y="0" /></a:moveTo><a:lnTo><a:pt x="7031736" y="0" /></a:lnTo></a:path></a:pathLst></a:custGeom><a:ln w="4572"><a:solidFill><a:srgbClr val="000000" /></a:solidFill><a:prstDash val="solid" /></a:ln></wps:spPr><wps:bodyPr wrap="square" lIns="0" tIns="0" rIns="0" bIns="0" rtlCol="0"><a:prstTxWarp prst="textNoShape"><a:avLst /></a:prstTxWarp><a:noAutofit /></wps:bodyPr></wps:wsp></a:graphicData></a:graphic></wp:anchor></w:drawing></mc:Choice><mc:Fallback><w:pict><v:shape w14:anchorId="69C3B7E6" id="Graphic 12" o:spid="_x0000_s1026" style="position:absolute;margin-left:29.15pt;margin-top:17.3pt;width:553.7pt;height:.1pt;z-index:-15724544;visibility:visible;mso-wrap-style:square;mso-wrap-distance-left:0;mso-wrap-distance-top:0;mso-wrap-distance-right:0;mso-wrap-distance-bottom:0;mso-position-horizontal:absolute;mso-position-horizontal-relative:page;mso-position-vertical:absolute;mso-position-vertical-relative:text;v-text-anchor:top" coordsize="7031990,1270" o:gfxdata="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" path="m,l7031736,e" filled="f" strokeweight=".36pt"><v:path arrowok="t" /><w10:wrap type="topAndBottom" anchorx="page" /></v:shape></w:pict></mc:Fallback></mc:AlternateContent></w:r></w:p><w:p><w:pPr><w:pStyle w:val="BodyText" /></w:pPr></w:p><w:p><w:pPr><w:pStyle w:val="BodyText" /><w:spacing w:before="229" /></w:pPr></w:p><w:p><w:pPr><w:pStyle w:val="Heading1" /><w:spacing w:before="1" /></w:pPr><w:r><w:rPr><w:color w:val="0E4660" /><w:spacing w:val="-2" /></w:rPr><w:t>Declaration</w:t></w:r></w:p><w:p><w:pPr><w:pStyle w:val="BodyText" /><w:spacing w:before="151" /><w:ind w:left="607" /></w:pPr><w:r><w:rPr><w:spacing w:val="-2" /></w:rPr><w:t>I,</w:t></w:r><w:r><w:rPr><w:spacing w:val="-7" /></w:rPr><w:t xml:space="preserve"> </w:t></w:r><w:r><w:rPr><w:spacing w:val="-2" /></w:rPr><w:t xml:space="preserve">Anand </w:t></w:r><w:proofErr w:type="spellStart" /><w:r><w:rPr><w:spacing w:val="-2" /></w:rPr><w:t>Madiwalar</w:t></w:r><w:proofErr w:type="spellEnd" /><w:r><w:rPr><w:spacing w:val="-6" /></w:rPr><w:t xml:space="preserve"> </w:t></w:r><w:r><w:rPr><w:spacing w:val="-2" /></w:rPr><w:t>do</w:t></w:r><w:r><w:rPr><w:spacing w:val="-5" /></w:rPr><w:t xml:space="preserve"> </w:t></w:r><w:r><w:rPr><w:spacing w:val="-2" /></w:rPr><w:t>here</w:t></w:r><w:r><w:rPr><w:spacing w:val="-5" /></w:rPr><w:t xml:space="preserve"> </w:t></w:r><w:r><w:rPr><w:spacing w:val="-2" /></w:rPr><w:t>by</w:t></w:r><w:r><w:rPr><w:spacing w:val="-7" /></w:rPr><w:t xml:space="preserve"> </w:t></w:r><w:r><w:rPr><w:spacing w:val="-2" /></w:rPr><w:t>confirming</w:t></w:r><w:r><w:rPr><w:spacing w:val="-5" /></w:rPr><w:t xml:space="preserve"> </w:t></w:r><w:r><w:rPr><w:spacing w:val="-2" /></w:rPr><w:t>that</w:t></w:r><w:r><w:rPr><w:spacing w:val="-6" /></w:rPr><w:t xml:space="preserve"> </w:t></w:r><w:r><w:rPr><w:spacing w:val="-2" /></w:rPr><w:t>information</w:t></w:r><w:r><w:rPr><w:spacing w:val="-7" /></w:rPr><w:t xml:space="preserve"> </w:t></w:r><w:r><w:rPr><w:spacing w:val="-2" /></w:rPr><w:t>given</w:t></w:r><w:r><w:rPr><w:spacing w:val="-7" /></w:rPr><w:t xml:space="preserve"> </w:t></w:r><w:r><w:rPr><w:spacing w:val="-2" /></w:rPr><w:t>above</w:t></w:r><w:r><w:rPr><w:spacing w:val="-5" /></w:rPr><w:t xml:space="preserve"> </w:t></w:r><w:r><w:rPr><w:spacing w:val="-2" /></w:rPr><w:t>is</w:t></w:r><w:r><w:rPr><w:spacing w:val="-4" /></w:rPr><w:t xml:space="preserve"> </w:t></w:r><w:r><w:rPr><w:spacing w:val="-2" /></w:rPr><w:t>true</w:t></w:r><w:r><w:rPr><w:spacing w:val="-5" /></w:rPr><w:t xml:space="preserve"> </w:t></w:r><w:r><w:rPr><w:spacing w:val="-2" /></w:rPr><w:t>to the</w:t></w:r><w:r><w:rPr><w:spacing w:val="-5" /></w:rPr><w:t xml:space="preserve"> </w:t></w:r><w:r><w:rPr><w:spacing w:val="-2" /></w:rPr><w:t>best</w:t></w:r><w:r><w:rPr><w:spacing w:val="-6" /></w:rPr><w:t xml:space="preserve"> </w:t></w:r><w:r><w:rPr><w:spacing w:val="-2" /></w:rPr><w:t>of</w:t></w:r><w:r><w:rPr><w:spacing w:val="-5" /></w:rPr><w:t xml:space="preserve"> </w:t></w:r><w:r><w:rPr><w:spacing w:val="-2" /></w:rPr><w:t>my</w:t></w:r><w:r><w:rPr><w:spacing w:val="-7" /></w:rPr><w:t xml:space="preserve"> </w:t></w:r><w:r><w:rPr><w:spacing w:val="-2" /></w:rPr><w:t>knowledge.</w:t></w:r></w:p><w:p><w:pPr><w:pStyle w:val="BodyText" /><w:spacing w:before="129" /></w:pPr></w:p><w:p><w:pPr><w:ind w:left="8281" /><w:rPr><w:b /></w:rPr></w:pPr><w:r><w:rPr><w:b /></w:rPr><w:t xml:space="preserve">Anand </w:t></w:r><w:proofErr w:type="spellStart" /><w:r><w:rPr><w:b /></w:rPr><w:t>Madiwalar</w:t></w:r><w:proofErr w:type="spellEnd" /></w:p><w:p><w:pPr><w:pStyle w:val="BodyText" /><w:spacing w:before="129" /><w:ind w:left="8281" /></w:pPr><w:r><w:rPr><w:spacing w:val="-2" /></w:rPr><w:t>Bangalore</w:t></w:r></w:p><w:sectPr><w:pgSz w:w="12240" w:h="15840" /><w:pgMar w:top="200" w:right="0" w:bottom="280" w:left="360" w:header="720" w:footer="720" w:gutter="0" /><w:cols w:space="720" /></w:sectPr></w:body></w:document>
+<file path=word/document.xml><?xml version="1.0" encoding="utf-8"?>
+<w:document xmlns:wpc="http://schemas.microsoft.com/office/word/2010/wordprocessingCanvas" xmlns:cx="http://schemas.microsoft.com/office/drawing/2014/chartex" xmlns:cx1="http://schemas.microsoft.com/office/drawing/2015/9/8/chartex" xmlns:cx2="http://schemas.microsoft.com/office/drawing/2015/10/21/chartex" xmlns:cx3="http://schemas.microsoft.com/office/drawing/2016/5/9/chartex" xmlns:cx4="http://schemas.microsoft.com/office/drawing/2016/5/10/chartex" xmlns:cx5="http://schemas.microsoft.com/office/drawing/2016/5/11/chartex" xmlns:cx6="http://schemas.microsoft.com/office/drawing/2016/5/12/chartex" xmlns:cx7="http://schemas.microsoft.com/office/drawing/2016/5/13/chartex" xmlns:cx8="http://schemas.microsoft.com/office/drawing/2016/5/14/chartex" xmlns:mc="http://schemas.openxmlformats.org/markup-compatibility/2006" xmlns:aink="http://schemas.microsoft.com/office/drawing/2016/ink" xmlns:am3d="http://schemas.microsoft.com/office/drawing/2017/model3d" xmlns:o="urn:schemas-microsoft-com:office:office" xmlns:oel="http://schemas.microsoft.com/office/2019/extlst" xmlns:r="http://schemas.openxmlformats.org/officeDocument/2006/relationships" xmlns:m="http://schemas.openxmlformats.org/officeDocument/2006/math" xmlns:v="urn:schemas-microsoft-com:vml" xmlns:wp14="http://schemas.microsoft.com/office/word/2010/wordprocessingDrawing" xmlns:wp="http://schemas.openxmlformats.org/drawingml/2006/wordprocessingDrawing" xmlns:w10="urn:schemas-microsoft-com:office:word" xmlns:w="http://schemas.openxmlformats.org/wordprocessingml/2006/main" xmlns:w14="http://schemas.microsoft.com/office/word/2010/wordml" xmlns:w15="http://schemas.microsoft.com/office/word/2012/wordml" xmlns:w16cex="http://schemas.microsoft.com/office/word/2018/wordml/cex" xmlns:w16cid="http://schemas.microsoft.com/office/word/2016/wordml/cid" xmlns:w16="http://schemas.microsoft.com/office/word/2018/wordml" xmlns:w16du="http://schemas.microsoft.com/office/word/2023/wordml/word16du" xmlns:w16sdtdh="http://schemas.microsoft.com/office/word/2020/wordml/sdtdatahash" xmlns:w16sdtfl="http://schemas.microsoft.com/office/word/2024/wordml/sdtformatlock" xmlns:w16se="http://schemas.microsoft.com/office/word/2015/wordml/symex" xmlns:wpg="http://schemas.microsoft.com/office/word/2010/wordprocessingGroup" xmlns:wpi="http://schemas.microsoft.com/office/word/2010/wordprocessingInk" xmlns:wne="http://schemas.microsoft.com/office/word/2006/wordml" xmlns:wps="http://schemas.microsoft.com/office/word/2010/wordprocessingShape" mc:Ignorable="w14 w15 w16se w16cid w16 w16cex w16sdtdh w16sdtfl w16du wp14">
+  <w:body>
+    <w:p>
+      <w:pPr>
+        <w:pStyle w:val="Title"/>
+      </w:pPr>
+      <w:r>
+        <w:rPr>
+          <w:color w:val="223E5F"/>
+          <w:spacing w:val="-10"/>
+        </w:rPr>
+        <w:t xml:space="preserve">Anand </w:t>
+      </w:r>
+      <w:proofErr w:type="spellStart"/>
+      <w:r>
+        <w:rPr>
+          <w:color w:val="223E5F"/>
+          <w:spacing w:val="-10"/>
+        </w:rPr>
+        <w:t>Madiwalar</w:t>
+      </w:r>
+      <w:proofErr w:type="spellEnd"/>
+    </w:p>
+    <w:p>
+      <w:pPr>
+        <w:spacing w:before="28"/>
+        <w:ind w:right="1078"/>
+        <w:jc w:val="center"/>
+        <w:rPr>
+          <w:b/>
+          <w:sz w:val="32"/>
+        </w:rPr>
+      </w:pPr>
+      <w:r>
+        <w:rPr>
+          <w:b/>
+          <w:w w:val="105"/>
+          <w:sz w:val="32"/>
+        </w:rPr>
+        <w:t>QA</w:t>
+      </w:r>
+      <w:r>
+        <w:rPr>
+          <w:b/>
+          <w:spacing w:val="-6"/>
+          <w:w w:val="105"/>
+          <w:sz w:val="32"/>
+        </w:rPr>
+        <w:t xml:space="preserve"> </w:t>
+      </w:r>
+      <w:r>
+        <w:rPr>
+          <w:b/>
+          <w:spacing w:val="-2"/>
+          <w:w w:val="105"/>
+          <w:sz w:val="32"/>
+        </w:rPr>
+        <w:t>ENGINEER</w:t>
+      </w:r>
+    </w:p>
+    <w:p>
+      <w:pPr>
+        <w:pStyle w:val="BodyText"/>
+        <w:tabs>
+          <w:tab w:val="left" w:pos="3056"/>
+        </w:tabs>
+        <w:spacing w:before="220"/>
+        <w:ind w:left="249"/>
+      </w:pPr>
+      <w:r>
+        <w:rPr>
+          <w:noProof/>
+          <w:position w:val="-2"/>
+        </w:rPr>
+        <w:drawing>
+          <wp:inline distT="0" distB="0" distL="0" distR="0" wp14:anchorId="7136852B" wp14:editId="7136852C">
+            <wp:extent cx="145910" cy="142875"/>
+            <wp:effectExtent l="0" t="0" r="0" b="0"/>
+            <wp:docPr id="1" name="Image 1"/>
+            <wp:cNvGraphicFramePr>
+              <a:graphicFrameLocks xmlns:a="http://schemas.openxmlformats.org/drawingml/2006/main"/>
+            </wp:cNvGraphicFramePr>
+            <a:graphic xmlns:a="http://schemas.openxmlformats.org/drawingml/2006/main">
+              <a:graphicData uri="http://schemas.openxmlformats.org/drawingml/2006/picture">
+                <pic:pic xmlns:pic="http://schemas.openxmlformats.org/drawingml/2006/picture">
+                  <pic:nvPicPr>
+                    <pic:cNvPr id="1" name="Image 1"/>
+                    <pic:cNvPicPr/>
+                  </pic:nvPicPr>
+                  <pic:blipFill>
+                    <a:blip r:embed="rId5" cstate="print"/>
+                    <a:stretch>
+                      <a:fillRect/>
+                    </a:stretch>
+                  </pic:blipFill>
+                  <pic:spPr>
+                    <a:xfrm>
+                      <a:off x="0" y="0"/>
+                      <a:ext cx="145910" cy="142875"/>
+                    </a:xfrm>
+                    <a:prstGeom prst="rect">
+                      <a:avLst/>
+                    </a:prstGeom>
+                  </pic:spPr>
+                </pic:pic>
+              </a:graphicData>
+            </a:graphic>
+          </wp:inline>
+        </w:drawing>
+      </w:r>
+      <w:r>
+        <w:rPr>
+          <w:rFonts w:ascii="Times New Roman"/>
+          <w:spacing w:val="40"/>
+          <w:sz w:val="20"/>
+        </w:rPr>
+        <w:t xml:space="preserve"> </w:t>
+      </w:r>
+      <w:r>
+        <w:rPr>
+          <w:spacing w:val="-2"/>
+        </w:rPr>
+        <w:t>+91-</w:t>
+      </w:r>
+      <w:r>
+        <w:t>7348968784</w:t>
+      </w:r>
+      <w:r>
+        <w:tab/>
+      </w:r>
+      <w:r>
+        <w:rPr>
+          <w:noProof/>
+        </w:rPr>
+        <w:drawing>
+          <wp:inline distT="0" distB="0" distL="0" distR="0" wp14:anchorId="7136852D" wp14:editId="7136852E">
+            <wp:extent cx="291617" cy="112395"/>
+            <wp:effectExtent l="0" t="0" r="0" b="0"/>
+            <wp:docPr id="2" name="Image 2"/>
+            <wp:cNvGraphicFramePr>
+              <a:graphicFrameLocks xmlns:a="http://schemas.openxmlformats.org/drawingml/2006/main"/>
+            </wp:cNvGraphicFramePr>
+            <a:graphic xmlns:a="http://schemas.openxmlformats.org/drawingml/2006/main">
+              <a:graphicData uri="http://schemas.openxmlformats.org/drawingml/2006/picture">
+                <pic:pic xmlns:pic="http://schemas.openxmlformats.org/drawingml/2006/picture">
+                  <pic:nvPicPr>
+                    <pic:cNvPr id="2" name="Image 2"/>
+                    <pic:cNvPicPr/>
+                  </pic:nvPicPr>
+                  <pic:blipFill>
+                    <a:blip r:embed="rId6" cstate="print"/>
+                    <a:stretch>
+                      <a:fillRect/>
+                    </a:stretch>
+                  </pic:blipFill>
+                  <pic:spPr>
+                    <a:xfrm>
+                      <a:off x="0" y="0"/>
+                      <a:ext cx="291617" cy="112395"/>
+                    </a:xfrm>
+                    <a:prstGeom prst="rect">
+                      <a:avLst/>
+                    </a:prstGeom>
+                  </pic:spPr>
+                </pic:pic>
+              </a:graphicData>
+            </a:graphic>
+          </wp:inline>
+        </w:drawing>
+      </w:r>
+      <w:r>
+        <w:rPr>
+          <w:rFonts w:ascii="Times New Roman"/>
+        </w:rPr>
+        <w:t xml:space="preserve"> </w:t>
+      </w:r>
+      <w:hyperlink r:id="rId7" w:history="1">
+        <w:r>
+          <w:rPr>
+            <w:rStyle w:val="Hyperlink"/>
+            <w:rFonts w:ascii="Calibri"/>
+            <w:spacing w:val="-2"/>
+          </w:rPr>
+          <w:t>anandmadiwalar7@gmail.com</w:t>
+        </w:r>
+      </w:hyperlink>
+      <w:r>
+        <w:rPr>
+          <w:rFonts w:ascii="Calibri" w:hAnsi="Calibri"/>
+          <w:sz w:val="20"/>
+        </w:rPr>
+        <w:t xml:space="preserve">  |  </w:t>
+      </w:r>
+      <w:hyperlink r:id="rId10" w:history="1">
+        <w:r>
+          <w:rPr>
+            <w:rStyle w:val="Hyperlink"/>
+            <w:rFonts w:ascii="Calibri" w:hAnsi="Calibri"/>
+            <w:sz w:val="20"/>
+            <w:spacing w:val="0"/>
+          </w:rPr>
+          <w:t>Portfolio</w:t>
+        </w:r>
+      </w:hyperlink>
+    </w:p>
+    <w:p>
+      <w:pPr>
+        <w:pStyle w:val="BodyText"/>
+        <w:spacing w:before="6"/>
+        <w:rPr>
+          <w:sz w:val="19"/>
+        </w:rPr>
+      </w:pPr>
+    </w:p>
+    <w:p>
+      <w:pPr>
+        <w:pStyle w:val="BodyText"/>
+        <w:spacing w:line="20" w:lineRule="exact"/>
+        <w:ind w:left="-29"/>
+        <w:rPr>
+          <w:sz w:val="2"/>
+        </w:rPr>
+      </w:pPr>
+      <w:r>
+        <w:rPr>
+          <w:noProof/>
+          <w:sz w:val="2"/>
+        </w:rPr>
+        <mc:AlternateContent>
+          <mc:Choice Requires="wpg">
+            <w:drawing>
+              <wp:inline distT="0" distB="0" distL="0" distR="0" wp14:anchorId="7136852F" wp14:editId="71368530">
+                <wp:extent cx="7360920" cy="9525"/>
+                <wp:effectExtent l="0" t="0" r="0" b="0"/>
+                <wp:docPr id="3" name="Group 3"/>
+                <wp:cNvGraphicFramePr>
+                  <a:graphicFrameLocks xmlns:a="http://schemas.openxmlformats.org/drawingml/2006/main"/>
+                </wp:cNvGraphicFramePr>
+                <a:graphic xmlns:a="http://schemas.openxmlformats.org/drawingml/2006/main">
+                  <a:graphicData uri="http://schemas.microsoft.com/office/word/2010/wordprocessingGroup">
+                    <wpg:wgp>
+                      <wpg:cNvGrpSpPr>
+                        <a:grpSpLocks/>
+                      </wpg:cNvGrpSpPr>
+                      <wpg:grpSpPr>
+                        <a:xfrm>
+                          <a:off x="0" y="0"/>
+                          <a:ext cx="7360920" cy="9525"/>
+                          <a:chOff x="0" y="0"/>
+                          <a:chExt cx="7360920" cy="9525"/>
+                        </a:xfrm>
+                      </wpg:grpSpPr>
+                      <wps:wsp>
+                        <wps:cNvPr id="4" name="Graphic 4"/>
+                        <wps:cNvSpPr/>
+                        <wps:spPr>
+                          <a:xfrm>
+                            <a:off x="0" y="0"/>
+                            <a:ext cx="7360920" cy="9525"/>
+                          </a:xfrm>
+                          <a:custGeom>
+                            <a:avLst/>
+                            <a:gdLst/>
+                            <a:ahLst/>
+                            <a:cxnLst/>
+                            <a:rect l="l" t="t" r="r" b="b"/>
+                            <a:pathLst>
+                              <a:path w="7360920" h="9525">
+                                <a:moveTo>
+                                  <a:pt x="7360920" y="0"/>
+                                </a:moveTo>
+                                <a:lnTo>
+                                  <a:pt x="0" y="0"/>
+                                </a:lnTo>
+                                <a:lnTo>
+                                  <a:pt x="0" y="9142"/>
+                                </a:lnTo>
+                                <a:lnTo>
+                                  <a:pt x="7360920" y="9142"/>
+                                </a:lnTo>
+                                <a:lnTo>
+                                  <a:pt x="7360920" y="0"/>
+                                </a:lnTo>
+                                <a:close/>
+                              </a:path>
+                            </a:pathLst>
+                          </a:custGeom>
+                          <a:solidFill>
+                            <a:srgbClr val="000000"/>
+                          </a:solidFill>
+                        </wps:spPr>
+                        <wps:bodyPr wrap="square" lIns="0" tIns="0" rIns="0" bIns="0" rtlCol="0">
+                          <a:prstTxWarp prst="textNoShape">
+                            <a:avLst/>
+                          </a:prstTxWarp>
+                          <a:noAutofit/>
+                        </wps:bodyPr>
+                      </wps:wsp>
+                    </wpg:wgp>
+                  </a:graphicData>
+                </a:graphic>
+              </wp:inline>
+            </w:drawing>
+          </mc:Choice>
+          <mc:Fallback>
+            <w:pict>
+              <v:group w14:anchorId="12F798A2" id="Group 3" o:spid="_x0000_s1026" style="width:579.6pt;height:.75pt;mso-position-horizontal-relative:char;mso-position-vertical-relative:line" coordsize="73609,95" o:gfxdata="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">
+                <v:shape id="Graphic 4" o:spid="_x0000_s1027" style="position:absolute;width:73609;height:95;visibility:visible;mso-wrap-style:square;v-text-anchor:top" coordsize="7360920,9525" o:gfxdata="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" path="m7360920,l,,,9142r7360920,l7360920,xe" fillcolor="black" stroked="f">
+                  <v:path arrowok="t"/>
+                </v:shape>
+                <w10:anchorlock/>
+              </v:group>
+            </w:pict>
+          </mc:Fallback>
+        </mc:AlternateContent>
+      </w:r>
+    </w:p>
+    <w:p>
+      <w:pPr>
+        <w:pStyle w:val="BodyText"/>
+      </w:pPr>
+    </w:p>
+    <w:p>
+      <w:pPr>
+        <w:pStyle w:val="BodyText"/>
+        <w:spacing w:before="12"/>
+      </w:pPr>
+    </w:p>
+    <w:p>
+      <w:pPr>
+        <w:ind w:left="148"/>
+      </w:pPr>
+      <w:r>
+        <w:t xml:space="preserve">Detail-oriented QA Engineer with 2+ years of experience in manual and automated testing, ensuring high-quality software delivery. </w:t>
+      </w:r>
+      <w:r>
+        <w:t>I am proficient</w:t>
+      </w:r>
+      <w:r>
+        <w:t xml:space="preserve"> in </w:t>
+      </w:r>
+      <w:r>
+        <w:rPr>
+          <w:b/>
+        </w:rPr>
+        <w:t>test case design, defect tracking</w:t>
+      </w:r>
+      <w:r>
+        <w:t xml:space="preserve">, and regression testing with expertise in </w:t>
+      </w:r>
+      <w:r>
+        <w:rPr>
+          <w:b/>
+        </w:rPr>
+        <w:t>Agile/Scrum methodologies</w:t>
+      </w:r>
+      <w:r>
+        <w:t>.</w:t>
+      </w:r>
+      <w:r>
+        <w:rPr>
+          <w:spacing w:val="-2"/>
+        </w:rPr>
+        <w:t xml:space="preserve"> </w:t>
+      </w:r>
+      <w:r>
+        <w:t>Skilled</w:t>
+      </w:r>
+      <w:r>
+        <w:rPr>
+          <w:spacing w:val="-5"/>
+        </w:rPr>
+        <w:t xml:space="preserve"> </w:t>
+      </w:r>
+      <w:r>
+        <w:t>in</w:t>
+      </w:r>
+      <w:r>
+        <w:rPr>
+          <w:spacing w:val="-4"/>
+        </w:rPr>
+        <w:t xml:space="preserve"> </w:t>
+      </w:r>
+      <w:r>
+        <w:rPr>
+          <w:b/>
+        </w:rPr>
+        <w:t>API</w:t>
+      </w:r>
+      <w:r>
+        <w:rPr>
+          <w:b/>
+          <w:spacing w:val="-3"/>
+        </w:rPr>
+        <w:t xml:space="preserve"> </w:t>
+      </w:r>
+      <w:r>
+        <w:rPr>
+          <w:b/>
+        </w:rPr>
+        <w:t>testing</w:t>
+      </w:r>
+      <w:r>
+        <w:rPr>
+          <w:b/>
+          <w:spacing w:val="-2"/>
+        </w:rPr>
+        <w:t xml:space="preserve"> </w:t>
+      </w:r>
+      <w:r>
+        <w:rPr>
+          <w:b/>
+        </w:rPr>
+        <w:t>(Postman)</w:t>
+      </w:r>
+      <w:r>
+        <w:rPr>
+          <w:b/>
+          <w:spacing w:val="-3"/>
+        </w:rPr>
+        <w:t xml:space="preserve"> </w:t>
+      </w:r>
+      <w:r>
+        <w:rPr>
+          <w:b/>
+        </w:rPr>
+        <w:t>and</w:t>
+      </w:r>
+      <w:r>
+        <w:rPr>
+          <w:b/>
+          <w:spacing w:val="-2"/>
+        </w:rPr>
+        <w:t xml:space="preserve"> </w:t>
+      </w:r>
+      <w:r>
+        <w:rPr>
+          <w:b/>
+        </w:rPr>
+        <w:t>(Rest</w:t>
+      </w:r>
+      <w:r>
+        <w:rPr>
+          <w:b/>
+          <w:spacing w:val="-2"/>
+        </w:rPr>
+        <w:t xml:space="preserve"> </w:t>
+      </w:r>
+      <w:r>
+        <w:rPr>
+          <w:b/>
+        </w:rPr>
+        <w:t>Assured)</w:t>
+      </w:r>
+      <w:r>
+        <w:t>,</w:t>
+      </w:r>
+      <w:r>
+        <w:rPr>
+          <w:spacing w:val="-2"/>
+        </w:rPr>
+        <w:t xml:space="preserve"> </w:t>
+      </w:r>
+      <w:r>
+        <w:t>UI</w:t>
+      </w:r>
+      <w:r>
+        <w:rPr>
+          <w:spacing w:val="-2"/>
+        </w:rPr>
+        <w:t xml:space="preserve"> </w:t>
+      </w:r>
+      <w:r>
+        <w:t>automation</w:t>
+      </w:r>
+      <w:r>
+        <w:rPr>
+          <w:spacing w:val="-3"/>
+        </w:rPr>
+        <w:t xml:space="preserve"> </w:t>
+      </w:r>
+      <w:r>
+        <w:t>(</w:t>
+      </w:r>
+      <w:r>
+        <w:rPr>
+          <w:b/>
+        </w:rPr>
+        <w:t>Selenium</w:t>
+      </w:r>
+      <w:r>
+        <w:t>),</w:t>
+      </w:r>
+      <w:r>
+        <w:rPr>
+          <w:spacing w:val="-2"/>
+        </w:rPr>
+        <w:t xml:space="preserve"> </w:t>
+      </w:r>
+      <w:r>
+        <w:t>and</w:t>
+      </w:r>
+      <w:r>
+        <w:rPr>
+          <w:spacing w:val="-3"/>
+        </w:rPr>
+        <w:t xml:space="preserve"> </w:t>
+      </w:r>
+      <w:r>
+        <w:t>database</w:t>
+      </w:r>
+      <w:r>
+        <w:rPr>
+          <w:spacing w:val="-2"/>
+        </w:rPr>
+        <w:t xml:space="preserve"> </w:t>
+      </w:r>
+      <w:r>
+        <w:t>validation (</w:t>
+      </w:r>
+      <w:r>
+        <w:rPr>
+          <w:b/>
+        </w:rPr>
+        <w:t>SQL</w:t>
+      </w:r>
+      <w:r>
+        <w:t>) and (</w:t>
+      </w:r>
+      <w:r>
+        <w:rPr>
+          <w:b/>
+        </w:rPr>
+        <w:t>POSTGRE</w:t>
+      </w:r>
+      <w:r>
+        <w:t>). Problem solving abilities with a keen eye for identifying bugs and improving software reliability.</w:t>
+      </w:r>
+    </w:p>
+    <w:p>
+      <w:pPr>
+        <w:pStyle w:val="BodyText"/>
+        <w:spacing w:before="3"/>
+        <w:ind w:left="148"/>
+      </w:pPr>
+      <w:r>
+        <w:t>Passionate</w:t>
+      </w:r>
+      <w:r>
+        <w:rPr>
+          <w:spacing w:val="-7"/>
+        </w:rPr>
+        <w:t xml:space="preserve"> </w:t>
+      </w:r>
+      <w:r>
+        <w:t>about</w:t>
+      </w:r>
+      <w:r>
+        <w:rPr>
+          <w:spacing w:val="-8"/>
+        </w:rPr>
+        <w:t xml:space="preserve"> </w:t>
+      </w:r>
+      <w:r>
+        <w:t>optimizing</w:t>
+      </w:r>
+      <w:r>
+        <w:rPr>
+          <w:spacing w:val="-6"/>
+        </w:rPr>
+        <w:t xml:space="preserve"> </w:t>
+      </w:r>
+      <w:r>
+        <w:t>testing</w:t>
+      </w:r>
+      <w:r>
+        <w:rPr>
+          <w:spacing w:val="-6"/>
+        </w:rPr>
+        <w:t xml:space="preserve"> </w:t>
+      </w:r>
+      <w:r>
+        <w:t>processes</w:t>
+      </w:r>
+      <w:r>
+        <w:rPr>
+          <w:spacing w:val="-5"/>
+        </w:rPr>
+        <w:t xml:space="preserve"> </w:t>
+      </w:r>
+      <w:r>
+        <w:t>to</w:t>
+      </w:r>
+      <w:r>
+        <w:rPr>
+          <w:spacing w:val="-7"/>
+        </w:rPr>
+        <w:t xml:space="preserve"> </w:t>
+      </w:r>
+      <w:r>
+        <w:t>enhance</w:t>
+      </w:r>
+      <w:r>
+        <w:rPr>
+          <w:spacing w:val="-7"/>
+        </w:rPr>
+        <w:t xml:space="preserve"> </w:t>
+      </w:r>
+      <w:r>
+        <w:t>product</w:t>
+      </w:r>
+      <w:r>
+        <w:rPr>
+          <w:spacing w:val="-7"/>
+        </w:rPr>
+        <w:t xml:space="preserve"> </w:t>
+      </w:r>
+      <w:r>
+        <w:rPr>
+          <w:spacing w:val="-2"/>
+        </w:rPr>
+        <w:t>performance.</w:t>
+      </w:r>
+    </w:p>
+    <w:p>
+      <w:pPr>
+        <w:pStyle w:val="BodyText"/>
+        <w:spacing w:before="3"/>
+        <w:rPr>
+          <w:sz w:val="17"/>
+        </w:rPr>
+      </w:pPr>
+      <w:r>
+        <w:rPr>
+          <w:noProof/>
+          <w:sz w:val="17"/>
+        </w:rPr>
+        <mc:AlternateContent>
+          <mc:Choice Requires="wps">
+            <w:drawing>
+              <wp:anchor distT="0" distB="0" distL="0" distR="0" simplePos="0" relativeHeight="487588352" behindDoc="1" locked="0" layoutInCell="1" allowOverlap="1" wp14:anchorId="71368531" wp14:editId="71368532">
+                <wp:simplePos x="0" y="0"/>
+                <wp:positionH relativeFrom="page">
+                  <wp:posOffset>370204</wp:posOffset>
+                </wp:positionH>
+                <wp:positionV relativeFrom="paragraph">
+                  <wp:posOffset>144118</wp:posOffset>
+                </wp:positionV>
+                <wp:extent cx="7031990" cy="1270"/>
+                <wp:effectExtent l="0" t="0" r="0" b="0"/>
+                <wp:wrapTopAndBottom/>
+                <wp:docPr id="5" name="Graphic 5"/>
+                <wp:cNvGraphicFramePr>
+                  <a:graphicFrameLocks xmlns:a="http://schemas.openxmlformats.org/drawingml/2006/main"/>
+                </wp:cNvGraphicFramePr>
+                <a:graphic xmlns:a="http://schemas.openxmlformats.org/drawingml/2006/main">
+                  <a:graphicData uri="http://schemas.microsoft.com/office/word/2010/wordprocessingShape">
+                    <wps:wsp>
+                      <wps:cNvSpPr>
+                        <a:spLocks/>
+                      </wps:cNvSpPr>
+                      <wps:spPr>
+                        <a:xfrm>
+                          <a:off x="0" y="0"/>
+                          <a:ext cx="7031990" cy="1270"/>
+                        </a:xfrm>
+                        <a:custGeom>
+                          <a:avLst/>
+                          <a:gdLst/>
+                          <a:ahLst/>
+                          <a:cxnLst/>
+                          <a:rect l="l" t="t" r="r" b="b"/>
+                          <a:pathLst>
+                            <a:path w="7031990">
+                              <a:moveTo>
+                                <a:pt x="0" y="0"/>
+                              </a:moveTo>
+                              <a:lnTo>
+                                <a:pt x="7031736" y="0"/>
+                              </a:lnTo>
+                            </a:path>
+                          </a:pathLst>
+                        </a:custGeom>
+                        <a:ln w="4572">
+                          <a:solidFill>
+                            <a:srgbClr val="000000"/>
+                          </a:solidFill>
+                          <a:prstDash val="solid"/>
+                        </a:ln>
+                      </wps:spPr>
+                      <wps:bodyPr wrap="square" lIns="0" tIns="0" rIns="0" bIns="0" rtlCol="0">
+                        <a:prstTxWarp prst="textNoShape">
+                          <a:avLst/>
+                        </a:prstTxWarp>
+                        <a:noAutofit/>
+                      </wps:bodyPr>
+                    </wps:wsp>
+                  </a:graphicData>
+                </a:graphic>
+              </wp:anchor>
+            </w:drawing>
+          </mc:Choice>
+          <mc:Fallback>
+            <w:pict>
+              <v:shape w14:anchorId="6D78047A" id="Graphic 5" o:spid="_x0000_s1026" style="position:absolute;margin-left:29.15pt;margin-top:11.35pt;width:553.7pt;height:.1pt;z-index:-15728128;visibility:visible;mso-wrap-style:square;mso-wrap-distance-left:0;mso-wrap-distance-top:0;mso-wrap-distance-right:0;mso-wrap-distance-bottom:0;mso-position-horizontal:absolute;mso-position-horizontal-relative:page;mso-position-vertical:absolute;mso-position-vertical-relative:text;v-text-anchor:top" coordsize="7031990,1270" o:gfxdata="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" path="m,l7031736,e" filled="f" strokeweight=".36pt">
+                <v:path arrowok="t"/>
+                <w10:wrap type="topAndBottom" anchorx="page"/>
+              </v:shape>
+            </w:pict>
+          </mc:Fallback>
+        </mc:AlternateContent>
+      </w:r>
+    </w:p>
+    <w:p>
+      <w:pPr>
+        <w:pStyle w:val="Heading1"/>
+        <w:spacing w:before="154"/>
+        <w:ind w:left="148"/>
+      </w:pPr>
+      <w:r>
+        <w:rPr>
+          <w:color w:val="0E4660"/>
+          <w:w w:val="105"/>
+        </w:rPr>
+        <w:t>Technical</w:t>
+      </w:r>
+      <w:r>
+        <w:rPr>
+          <w:color w:val="0E4660"/>
+          <w:spacing w:val="44"/>
+          <w:w w:val="110"/>
+        </w:rPr>
+        <w:t xml:space="preserve"> </w:t>
+      </w:r>
+      <w:r>
+        <w:rPr>
+          <w:color w:val="0E4660"/>
+          <w:spacing w:val="-2"/>
+          <w:w w:val="110"/>
+        </w:rPr>
+        <w:t>Skills</w:t>
+      </w:r>
+    </w:p>
+    <w:p>
+      <w:pPr>
+        <w:pStyle w:val="BodyText"/>
+        <w:spacing w:before="122" w:line="333" w:lineRule="auto"/>
+        <w:ind w:left="432" w:right="520"/>
+      </w:pPr>
+      <w:r>
+        <w:rPr>
+          <w:b/>
+          <w:w w:val="110"/>
+        </w:rPr>
+        <w:t>Technologies/Frameworks:</w:t>
+      </w:r>
+      <w:r>
+        <w:rPr>
+          <w:b/>
+          <w:spacing w:val="-13"/>
+          <w:w w:val="110"/>
+        </w:rPr>
+        <w:t xml:space="preserve"> </w:t>
+      </w:r>
+      <w:r>
+        <w:rPr>
+          <w:w w:val="110"/>
+        </w:rPr>
+        <w:t>JAVA,</w:t>
+      </w:r>
+      <w:r>
+        <w:rPr>
+          <w:spacing w:val="-9"/>
+          <w:w w:val="110"/>
+        </w:rPr>
+        <w:t xml:space="preserve"> </w:t>
+      </w:r>
+      <w:r>
+        <w:rPr>
+          <w:w w:val="110"/>
+        </w:rPr>
+        <w:t>PYTHON,</w:t>
+      </w:r>
+      <w:r>
+        <w:rPr>
+          <w:spacing w:val="-7"/>
+          <w:w w:val="110"/>
+        </w:rPr>
+        <w:t xml:space="preserve"> </w:t>
+      </w:r>
+      <w:r>
+        <w:rPr>
+          <w:w w:val="110"/>
+        </w:rPr>
+        <w:t>SELENIUM,</w:t>
+      </w:r>
+      <w:r>
+        <w:rPr>
+          <w:spacing w:val="-8"/>
+          <w:w w:val="110"/>
+        </w:rPr>
+        <w:t xml:space="preserve"> </w:t>
+      </w:r>
+      <w:r>
+        <w:rPr>
+          <w:w w:val="110"/>
+        </w:rPr>
+        <w:t>PLAYWRIGHT,</w:t>
+      </w:r>
+      <w:r>
+        <w:rPr>
+          <w:spacing w:val="-8"/>
+          <w:w w:val="110"/>
+        </w:rPr>
+        <w:t xml:space="preserve"> </w:t>
+      </w:r>
+      <w:r>
+        <w:rPr>
+          <w:w w:val="110"/>
+        </w:rPr>
+        <w:t>REST-ASSURED,</w:t>
+      </w:r>
+      <w:r>
+        <w:rPr>
+          <w:spacing w:val="-7"/>
+          <w:w w:val="110"/>
+        </w:rPr>
+        <w:t xml:space="preserve"> </w:t>
+      </w:r>
+      <w:r>
+        <w:rPr>
+          <w:w w:val="110"/>
+        </w:rPr>
+        <w:t>POSTMAN, PAGE OBJECT MODEL, DATA DRIVERN TESTING, SQL, POSTGRE</w:t>
+      </w:r>
+    </w:p>
+    <w:p>
+      <w:pPr>
+        <w:pStyle w:val="BodyText"/>
+        <w:spacing w:before="6"/>
+        <w:ind w:left="432"/>
+      </w:pPr>
+      <w:r>
+        <w:rPr>
+          <w:b/>
+        </w:rPr>
+        <w:t>Tools:</w:t>
+      </w:r>
+      <w:r>
+        <w:rPr>
+          <w:b/>
+          <w:spacing w:val="19"/>
+        </w:rPr>
+        <w:t xml:space="preserve"> </w:t>
+      </w:r>
+      <w:r>
+        <w:t>Visual</w:t>
+      </w:r>
+      <w:r>
+        <w:rPr>
+          <w:spacing w:val="19"/>
+        </w:rPr>
+        <w:t xml:space="preserve"> </w:t>
+      </w:r>
+      <w:r>
+        <w:t>studio</w:t>
+      </w:r>
+      <w:r>
+        <w:rPr>
+          <w:spacing w:val="24"/>
+        </w:rPr>
+        <w:t xml:space="preserve"> </w:t>
+      </w:r>
+      <w:r>
+        <w:t>code,</w:t>
+      </w:r>
+      <w:r>
+        <w:rPr>
+          <w:spacing w:val="17"/>
+        </w:rPr>
+        <w:t xml:space="preserve"> </w:t>
+      </w:r>
+      <w:r>
+        <w:t>Eclipse</w:t>
+      </w:r>
+      <w:r>
+        <w:rPr>
+          <w:spacing w:val="19"/>
+        </w:rPr>
+        <w:t xml:space="preserve"> </w:t>
+      </w:r>
+      <w:r>
+        <w:t>IDE,</w:t>
+      </w:r>
+      <w:r>
+        <w:rPr>
+          <w:spacing w:val="21"/>
+        </w:rPr>
+        <w:t xml:space="preserve"> </w:t>
+      </w:r>
+      <w:r>
+        <w:t>Selenium,</w:t>
+      </w:r>
+      <w:r>
+        <w:rPr>
+          <w:spacing w:val="27"/>
+        </w:rPr>
+        <w:t xml:space="preserve"> </w:t>
+      </w:r>
+      <w:r>
+        <w:t>Playwright,</w:t>
+      </w:r>
+      <w:r>
+        <w:rPr>
+          <w:spacing w:val="26"/>
+        </w:rPr>
+        <w:t xml:space="preserve"> </w:t>
+      </w:r>
+      <w:r>
+        <w:t>Rest-Assured</w:t>
+      </w:r>
+      <w:r>
+        <w:rPr>
+          <w:spacing w:val="17"/>
+        </w:rPr>
+        <w:t xml:space="preserve"> </w:t>
+      </w:r>
+      <w:r>
+        <w:t>for</w:t>
+      </w:r>
+      <w:r>
+        <w:rPr>
+          <w:spacing w:val="20"/>
+        </w:rPr>
+        <w:t xml:space="preserve"> </w:t>
+      </w:r>
+      <w:r>
+        <w:t>automation</w:t>
+      </w:r>
+      <w:r>
+        <w:rPr>
+          <w:spacing w:val="23"/>
+        </w:rPr>
+        <w:t xml:space="preserve"> </w:t>
+      </w:r>
+      <w:r>
+        <w:t>testing</w:t>
+      </w:r>
+      <w:r>
+        <w:rPr>
+          <w:spacing w:val="23"/>
+        </w:rPr>
+        <w:t xml:space="preserve"> </w:t>
+      </w:r>
+      <w:r>
+        <w:t>tool,</w:t>
+      </w:r>
+      <w:r>
+        <w:rPr>
+          <w:spacing w:val="23"/>
+        </w:rPr>
+        <w:t xml:space="preserve"> </w:t>
+      </w:r>
+      <w:r>
+        <w:rPr>
+          <w:spacing w:val="-2"/>
+        </w:rPr>
+        <w:t>Azure</w:t>
+      </w:r>
+    </w:p>
+    <w:p>
+      <w:pPr>
+        <w:pStyle w:val="BodyText"/>
+        <w:spacing w:before="104"/>
+        <w:ind w:left="432"/>
+      </w:pPr>
+      <w:r>
+        <w:rPr>
+          <w:b/>
+        </w:rPr>
+        <w:t>Soft</w:t>
+      </w:r>
+      <w:r>
+        <w:rPr>
+          <w:b/>
+          <w:spacing w:val="5"/>
+        </w:rPr>
+        <w:t xml:space="preserve"> </w:t>
+      </w:r>
+      <w:r>
+        <w:rPr>
+          <w:b/>
+        </w:rPr>
+        <w:t>Skills:</w:t>
+      </w:r>
+      <w:r>
+        <w:rPr>
+          <w:b/>
+          <w:spacing w:val="-1"/>
+        </w:rPr>
+        <w:t xml:space="preserve"> </w:t>
+      </w:r>
+      <w:r>
+        <w:t>Code</w:t>
+      </w:r>
+      <w:r>
+        <w:rPr>
+          <w:spacing w:val="-2"/>
+        </w:rPr>
+        <w:t xml:space="preserve"> </w:t>
+      </w:r>
+      <w:r>
+        <w:t>Readability &amp;</w:t>
+      </w:r>
+      <w:r>
+        <w:rPr>
+          <w:spacing w:val="-4"/>
+        </w:rPr>
+        <w:t xml:space="preserve"> </w:t>
+      </w:r>
+      <w:r>
+        <w:t>maintainability,</w:t>
+      </w:r>
+      <w:r>
+        <w:rPr>
+          <w:spacing w:val="1"/>
+        </w:rPr>
+        <w:t xml:space="preserve"> </w:t>
+      </w:r>
+      <w:r>
+        <w:t>problem-solving</w:t>
+      </w:r>
+      <w:r>
+        <w:rPr>
+          <w:spacing w:val="3"/>
+        </w:rPr>
+        <w:t xml:space="preserve"> </w:t>
+      </w:r>
+      <w:r>
+        <w:t>&amp;</w:t>
+      </w:r>
+      <w:r>
+        <w:rPr>
+          <w:spacing w:val="-2"/>
+        </w:rPr>
+        <w:t xml:space="preserve"> </w:t>
+      </w:r>
+      <w:r>
+        <w:t>Debugging, Collaboration</w:t>
+      </w:r>
+      <w:r>
+        <w:rPr>
+          <w:spacing w:val="-1"/>
+        </w:rPr>
+        <w:t xml:space="preserve"> </w:t>
+      </w:r>
+      <w:r>
+        <w:t>&amp;</w:t>
+      </w:r>
+      <w:r>
+        <w:rPr>
+          <w:spacing w:val="-1"/>
+        </w:rPr>
+        <w:t xml:space="preserve"> </w:t>
+      </w:r>
+      <w:r>
+        <w:rPr>
+          <w:spacing w:val="-2"/>
+        </w:rPr>
+        <w:t>Communication</w:t>
+      </w:r>
+    </w:p>
+    <w:p>
+      <w:pPr>
+        <w:pStyle w:val="BodyText"/>
+        <w:spacing w:before="8"/>
+        <w:rPr>
+          <w:sz w:val="19"/>
+        </w:rPr>
+      </w:pPr>
+      <w:r>
+        <w:rPr>
+          <w:noProof/>
+          <w:sz w:val="19"/>
+        </w:rPr>
+        <mc:AlternateContent>
+          <mc:Choice Requires="wps">
+            <w:drawing>
+              <wp:anchor distT="0" distB="0" distL="0" distR="0" simplePos="0" relativeHeight="487588864" behindDoc="1" locked="0" layoutInCell="1" allowOverlap="1" wp14:anchorId="71368533" wp14:editId="71368534">
+                <wp:simplePos x="0" y="0"/>
+                <wp:positionH relativeFrom="page">
+                  <wp:posOffset>370204</wp:posOffset>
+                </wp:positionH>
+                <wp:positionV relativeFrom="paragraph">
+                  <wp:posOffset>162108</wp:posOffset>
+                </wp:positionV>
+                <wp:extent cx="7031990" cy="1270"/>
+                <wp:effectExtent l="0" t="0" r="0" b="0"/>
+                <wp:wrapTopAndBottom/>
+                <wp:docPr id="6" name="Graphic 6"/>
+                <wp:cNvGraphicFramePr>
+                  <a:graphicFrameLocks xmlns:a="http://schemas.openxmlformats.org/drawingml/2006/main"/>
+                </wp:cNvGraphicFramePr>
+                <a:graphic xmlns:a="http://schemas.openxmlformats.org/drawingml/2006/main">
+                  <a:graphicData uri="http://schemas.microsoft.com/office/word/2010/wordprocessingShape">
+                    <wps:wsp>
+                      <wps:cNvSpPr>
+                        <a:spLocks/>
+                      </wps:cNvSpPr>
+                      <wps:spPr>
+                        <a:xfrm>
+                          <a:off x="0" y="0"/>
+                          <a:ext cx="7031990" cy="1270"/>
+                        </a:xfrm>
+                        <a:custGeom>
+                          <a:avLst/>
+                          <a:gdLst/>
+                          <a:ahLst/>
+                          <a:cxnLst/>
+                          <a:rect l="l" t="t" r="r" b="b"/>
+                          <a:pathLst>
+                            <a:path w="7031990">
+                              <a:moveTo>
+                                <a:pt x="0" y="0"/>
+                              </a:moveTo>
+                              <a:lnTo>
+                                <a:pt x="7031736" y="0"/>
+                              </a:lnTo>
+                            </a:path>
+                          </a:pathLst>
+                        </a:custGeom>
+                        <a:ln w="4572">
+                          <a:solidFill>
+                            <a:srgbClr val="000000"/>
+                          </a:solidFill>
+                          <a:prstDash val="solid"/>
+                        </a:ln>
+                      </wps:spPr>
+                      <wps:bodyPr wrap="square" lIns="0" tIns="0" rIns="0" bIns="0" rtlCol="0">
+                        <a:prstTxWarp prst="textNoShape">
+                          <a:avLst/>
+                        </a:prstTxWarp>
+                        <a:noAutofit/>
+                      </wps:bodyPr>
+                    </wps:wsp>
+                  </a:graphicData>
+                </a:graphic>
+              </wp:anchor>
+            </w:drawing>
+          </mc:Choice>
+          <mc:Fallback>
+            <w:pict>
+              <v:shape w14:anchorId="1F43C554" id="Graphic 6" o:spid="_x0000_s1026" style="position:absolute;margin-left:29.15pt;margin-top:12.75pt;width:553.7pt;height:.1pt;z-index:-15727616;visibility:visible;mso-wrap-style:square;mso-wrap-distance-left:0;mso-wrap-distance-top:0;mso-wrap-distance-right:0;mso-wrap-distance-bottom:0;mso-position-horizontal:absolute;mso-position-horizontal-relative:page;mso-position-vertical:absolute;mso-position-vertical-relative:text;v-text-anchor:top" coordsize="7031990,1270" o:gfxdata="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" path="m,l7031736,e" filled="f" strokeweight=".36pt">
+                <v:path arrowok="t"/>
+                <w10:wrap type="topAndBottom" anchorx="page"/>
+              </v:shape>
+            </w:pict>
+          </mc:Fallback>
+        </mc:AlternateContent>
+      </w:r>
+    </w:p>
+    <w:p>
+      <w:pPr>
+        <w:pStyle w:val="Heading1"/>
+        <w:spacing w:before="159"/>
+        <w:ind w:left="223"/>
+      </w:pPr>
+      <w:r>
+        <w:rPr>
+          <w:color w:val="0E4660"/>
+          <w:spacing w:val="-2"/>
+          <w:w w:val="110"/>
+        </w:rPr>
+        <w:t>Experience</w:t>
+      </w:r>
+    </w:p>
+    <w:p>
+      <w:pPr>
+        <w:tabs>
+          <w:tab w:val="left" w:pos="8934"/>
+        </w:tabs>
+        <w:spacing w:before="101"/>
+        <w:ind w:left="216"/>
+      </w:pPr>
+      <w:r>
+        <w:rPr>
+          <w:w w:val="120"/>
+          <w:sz w:val="24"/>
+        </w:rPr>
+        <w:t>GORMALONE</w:t>
+      </w:r>
+      <w:r>
+        <w:rPr>
+          <w:spacing w:val="-14"/>
+          <w:w w:val="120"/>
+          <w:sz w:val="24"/>
+        </w:rPr>
+        <w:t xml:space="preserve"> </w:t>
+      </w:r>
+      <w:r>
+        <w:rPr>
+          <w:spacing w:val="-5"/>
+          <w:w w:val="120"/>
+          <w:sz w:val="24"/>
+        </w:rPr>
+        <w:t>LLP</w:t>
+      </w:r>
+      <w:r>
+        <w:rPr>
+          <w:sz w:val="24"/>
+        </w:rPr>
+        <w:tab/>
+      </w:r>
+      <w:r>
+        <w:rPr>
+          <w:w w:val="120"/>
+        </w:rPr>
+        <w:t>SEP</w:t>
+      </w:r>
+      <w:r>
+        <w:rPr>
+          <w:spacing w:val="4"/>
+          <w:w w:val="120"/>
+        </w:rPr>
+        <w:t xml:space="preserve"> </w:t>
+      </w:r>
+      <w:r>
+        <w:rPr>
+          <w:w w:val="120"/>
+        </w:rPr>
+        <w:t>2023</w:t>
+      </w:r>
+      <w:r>
+        <w:rPr>
+          <w:spacing w:val="8"/>
+          <w:w w:val="120"/>
+        </w:rPr>
+        <w:t xml:space="preserve"> </w:t>
+      </w:r>
+      <w:r>
+        <w:rPr>
+          <w:w w:val="120"/>
+        </w:rPr>
+        <w:t>–</w:t>
+      </w:r>
+      <w:r>
+        <w:rPr>
+          <w:spacing w:val="9"/>
+          <w:w w:val="120"/>
+        </w:rPr>
+        <w:t xml:space="preserve"> </w:t>
+      </w:r>
+      <w:r>
+        <w:rPr>
+          <w:spacing w:val="-2"/>
+          <w:w w:val="120"/>
+        </w:rPr>
+        <w:t>Present</w:t>
+      </w:r>
+    </w:p>
+    <w:p>
+      <w:pPr>
+        <w:tabs>
+          <w:tab w:val="left" w:pos="8922"/>
+        </w:tabs>
+        <w:spacing w:before="16"/>
+        <w:ind w:left="196"/>
+        <w:rPr>
+          <w:i/>
+        </w:rPr>
+      </w:pPr>
+      <w:r>
+        <w:rPr>
+          <w:i/>
+          <w:spacing w:val="-2"/>
+          <w:w w:val="105"/>
+        </w:rPr>
+        <w:t>NITARA</w:t>
+      </w:r>
+      <w:r>
+        <w:rPr>
+          <w:i/>
+        </w:rPr>
+        <w:tab/>
+      </w:r>
+      <w:r>
+        <w:rPr>
+          <w:i/>
+          <w:w w:val="105"/>
+        </w:rPr>
+        <w:t>Bangalore,</w:t>
+      </w:r>
+      <w:r>
+        <w:rPr>
+          <w:i/>
+          <w:spacing w:val="-8"/>
+          <w:w w:val="105"/>
+        </w:rPr>
+        <w:t xml:space="preserve"> </w:t>
+      </w:r>
+      <w:r>
+        <w:rPr>
+          <w:i/>
+          <w:spacing w:val="-2"/>
+          <w:w w:val="105"/>
+        </w:rPr>
+        <w:t>Karnataka</w:t>
+      </w:r>
+    </w:p>
+    <w:p>
+      <w:pPr>
+        <w:spacing w:before="16"/>
+        <w:ind w:left="177"/>
+        <w:rPr>
+          <w:i/>
+        </w:rPr>
+      </w:pPr>
+      <w:r>
+        <w:rPr>
+          <w:i/>
+          <w:w w:val="105"/>
+        </w:rPr>
+        <w:t>QA</w:t>
+      </w:r>
+      <w:r>
+        <w:rPr>
+          <w:i/>
+          <w:spacing w:val="-9"/>
+          <w:w w:val="105"/>
+        </w:rPr>
+        <w:t xml:space="preserve"> </w:t>
+      </w:r>
+      <w:r>
+        <w:rPr>
+          <w:i/>
+          <w:spacing w:val="-2"/>
+          <w:w w:val="105"/>
+        </w:rPr>
+        <w:t>ENGINEER:</w:t>
+      </w:r>
+    </w:p>
+    <w:p>
+      <w:pPr>
+        <w:pStyle w:val="BodyText"/>
+        <w:spacing w:before="21"/>
+        <w:rPr>
+          <w:i/>
+        </w:rPr>
+      </w:pPr>
+    </w:p>
+    <w:p>
+      <w:pPr>
+        <w:pStyle w:val="ListParagraph"/>
+        <w:numPr>
+          <w:ilvl w:val="0"/>
+          <w:numId w:val="2"/>
+        </w:numPr>
+        <w:tabs>
+          <w:tab w:val="left" w:pos="719"/>
+        </w:tabs>
+        <w:ind w:left="719" w:hanging="359"/>
+        <w:rPr>
+          <w:sz w:val="24"/>
+        </w:rPr>
+      </w:pPr>
+      <w:r>
+        <w:rPr>
+          <w:sz w:val="24"/>
+        </w:rPr>
+        <w:t>Conducted</w:t>
+      </w:r>
+      <w:r>
+        <w:rPr>
+          <w:spacing w:val="-4"/>
+          <w:sz w:val="24"/>
+        </w:rPr>
+        <w:t xml:space="preserve"> </w:t>
+      </w:r>
+      <w:r>
+        <w:rPr>
+          <w:b/>
+          <w:sz w:val="24"/>
+        </w:rPr>
+        <w:t>manual</w:t>
+      </w:r>
+      <w:r>
+        <w:rPr>
+          <w:b/>
+          <w:spacing w:val="-2"/>
+          <w:sz w:val="24"/>
+        </w:rPr>
+        <w:t xml:space="preserve"> </w:t>
+      </w:r>
+      <w:r>
+        <w:rPr>
+          <w:b/>
+          <w:sz w:val="24"/>
+        </w:rPr>
+        <w:t>testing</w:t>
+      </w:r>
+      <w:r>
+        <w:rPr>
+          <w:b/>
+          <w:spacing w:val="-2"/>
+          <w:sz w:val="24"/>
+        </w:rPr>
+        <w:t xml:space="preserve"> </w:t>
+      </w:r>
+      <w:r>
+        <w:rPr>
+          <w:sz w:val="24"/>
+        </w:rPr>
+        <w:t>for</w:t>
+      </w:r>
+      <w:r>
+        <w:rPr>
+          <w:spacing w:val="-3"/>
+          <w:sz w:val="24"/>
+        </w:rPr>
+        <w:t xml:space="preserve"> </w:t>
+      </w:r>
+      <w:r>
+        <w:rPr>
+          <w:b/>
+          <w:sz w:val="24"/>
+        </w:rPr>
+        <w:t>web</w:t>
+      </w:r>
+      <w:r>
+        <w:rPr>
+          <w:b/>
+          <w:spacing w:val="-2"/>
+          <w:sz w:val="24"/>
+        </w:rPr>
+        <w:t xml:space="preserve"> </w:t>
+      </w:r>
+      <w:r>
+        <w:rPr>
+          <w:b/>
+          <w:sz w:val="24"/>
+        </w:rPr>
+        <w:t>and</w:t>
+      </w:r>
+      <w:r>
+        <w:rPr>
+          <w:b/>
+          <w:spacing w:val="-1"/>
+          <w:sz w:val="24"/>
+        </w:rPr>
+        <w:t xml:space="preserve"> </w:t>
+      </w:r>
+      <w:r>
+        <w:rPr>
+          <w:b/>
+          <w:sz w:val="24"/>
+        </w:rPr>
+        <w:t>mobile</w:t>
+      </w:r>
+      <w:r>
+        <w:rPr>
+          <w:b/>
+          <w:spacing w:val="-3"/>
+          <w:sz w:val="24"/>
+        </w:rPr>
+        <w:t xml:space="preserve"> </w:t>
+      </w:r>
+      <w:r>
+        <w:rPr>
+          <w:b/>
+          <w:sz w:val="24"/>
+        </w:rPr>
+        <w:t>applications</w:t>
+      </w:r>
+      <w:r>
+        <w:rPr>
+          <w:sz w:val="24"/>
+        </w:rPr>
+        <w:t>,</w:t>
+      </w:r>
+      <w:r>
+        <w:rPr>
+          <w:spacing w:val="-2"/>
+          <w:sz w:val="24"/>
+        </w:rPr>
+        <w:t xml:space="preserve"> </w:t>
+      </w:r>
+      <w:r>
+        <w:rPr>
+          <w:sz w:val="24"/>
+        </w:rPr>
+        <w:t>ensuring</w:t>
+      </w:r>
+      <w:r>
+        <w:rPr>
+          <w:spacing w:val="-2"/>
+          <w:sz w:val="24"/>
+        </w:rPr>
+        <w:t xml:space="preserve"> </w:t>
+      </w:r>
+      <w:r>
+        <w:rPr>
+          <w:sz w:val="24"/>
+        </w:rPr>
+        <w:t>functionality,</w:t>
+      </w:r>
+      <w:r>
+        <w:rPr>
+          <w:spacing w:val="-2"/>
+          <w:sz w:val="24"/>
+        </w:rPr>
+        <w:t xml:space="preserve"> </w:t>
+      </w:r>
+      <w:r>
+        <w:rPr>
+          <w:sz w:val="24"/>
+        </w:rPr>
+        <w:t>usability,</w:t>
+      </w:r>
+      <w:r>
+        <w:rPr>
+          <w:spacing w:val="-2"/>
+          <w:sz w:val="24"/>
+        </w:rPr>
+        <w:t xml:space="preserve"> </w:t>
+      </w:r>
+      <w:r>
+        <w:rPr>
+          <w:sz w:val="24"/>
+        </w:rPr>
+        <w:t>and</w:t>
+      </w:r>
+      <w:r>
+        <w:rPr>
+          <w:spacing w:val="-1"/>
+          <w:sz w:val="24"/>
+        </w:rPr>
+        <w:t xml:space="preserve"> </w:t>
+      </w:r>
+      <w:r>
+        <w:rPr>
+          <w:spacing w:val="-2"/>
+          <w:sz w:val="24"/>
+        </w:rPr>
+        <w:t>performance.</w:t>
+      </w:r>
+    </w:p>
+    <w:p>
+      <w:pPr>
+        <w:pStyle w:val="ListParagraph"/>
+        <w:numPr>
+          <w:ilvl w:val="0"/>
+          <w:numId w:val="2"/>
+        </w:numPr>
+        <w:tabs>
+          <w:tab w:val="left" w:pos="719"/>
+        </w:tabs>
+        <w:ind w:left="719" w:hanging="359"/>
+        <w:rPr>
+          <w:sz w:val="24"/>
+        </w:rPr>
+      </w:pPr>
+      <w:r>
+        <w:rPr>
+          <w:sz w:val="24"/>
+        </w:rPr>
+        <w:t>Conducted</w:t>
+      </w:r>
+      <w:r>
+        <w:rPr>
+          <w:spacing w:val="-3"/>
+          <w:sz w:val="24"/>
+        </w:rPr>
+        <w:t xml:space="preserve"> </w:t>
+      </w:r>
+      <w:r>
+        <w:rPr>
+          <w:b/>
+          <w:sz w:val="24"/>
+        </w:rPr>
+        <w:t>automation</w:t>
+      </w:r>
+      <w:r>
+        <w:rPr>
+          <w:b/>
+          <w:spacing w:val="-1"/>
+          <w:sz w:val="24"/>
+        </w:rPr>
+        <w:t xml:space="preserve"> </w:t>
+      </w:r>
+      <w:r>
+        <w:rPr>
+          <w:b/>
+          <w:sz w:val="24"/>
+        </w:rPr>
+        <w:t>testing</w:t>
+      </w:r>
+      <w:r>
+        <w:rPr>
+          <w:b/>
+          <w:spacing w:val="-3"/>
+          <w:sz w:val="24"/>
+        </w:rPr>
+        <w:t xml:space="preserve"> </w:t>
+      </w:r>
+      <w:r>
+        <w:rPr>
+          <w:sz w:val="24"/>
+        </w:rPr>
+        <w:t>for</w:t>
+      </w:r>
+      <w:r>
+        <w:rPr>
+          <w:spacing w:val="-4"/>
+          <w:sz w:val="24"/>
+        </w:rPr>
+        <w:t xml:space="preserve"> </w:t>
+      </w:r>
+      <w:r>
+        <w:rPr>
+          <w:b/>
+          <w:sz w:val="24"/>
+        </w:rPr>
+        <w:t>web</w:t>
+      </w:r>
+      <w:r>
+        <w:rPr>
+          <w:b/>
+          <w:spacing w:val="-2"/>
+          <w:sz w:val="24"/>
+        </w:rPr>
+        <w:t xml:space="preserve"> </w:t>
+      </w:r>
+      <w:r>
+        <w:rPr>
+          <w:b/>
+          <w:sz w:val="24"/>
+        </w:rPr>
+        <w:t>based</w:t>
+      </w:r>
+      <w:r>
+        <w:rPr>
+          <w:b/>
+          <w:spacing w:val="-1"/>
+          <w:sz w:val="24"/>
+        </w:rPr>
+        <w:t xml:space="preserve"> </w:t>
+      </w:r>
+      <w:r>
+        <w:rPr>
+          <w:spacing w:val="-2"/>
+          <w:sz w:val="24"/>
+        </w:rPr>
+        <w:t>applications.</w:t>
+      </w:r>
+    </w:p>
+    <w:p>
+      <w:pPr>
+        <w:pStyle w:val="ListParagraph"/>
+        <w:numPr>
+          <w:ilvl w:val="0"/>
+          <w:numId w:val="2"/>
+        </w:numPr>
+        <w:tabs>
+          <w:tab w:val="left" w:pos="719"/>
+        </w:tabs>
+        <w:ind w:left="719" w:hanging="359"/>
+        <w:rPr>
+          <w:sz w:val="24"/>
+        </w:rPr>
+      </w:pPr>
+      <w:r>
+        <w:rPr>
+          <w:sz w:val="24"/>
+        </w:rPr>
+        <w:t>Designed</w:t>
+      </w:r>
+      <w:r>
+        <w:rPr>
+          <w:spacing w:val="-2"/>
+          <w:sz w:val="24"/>
+        </w:rPr>
+        <w:t xml:space="preserve"> </w:t>
+      </w:r>
+      <w:r>
+        <w:rPr>
+          <w:sz w:val="24"/>
+        </w:rPr>
+        <w:t xml:space="preserve">and executed </w:t>
+      </w:r>
+      <w:r>
+        <w:rPr>
+          <w:b/>
+          <w:sz w:val="24"/>
+        </w:rPr>
+        <w:t>test</w:t>
+      </w:r>
+      <w:r>
+        <w:rPr>
+          <w:b/>
+          <w:spacing w:val="-1"/>
+          <w:sz w:val="24"/>
+        </w:rPr>
+        <w:t xml:space="preserve"> </w:t>
+      </w:r>
+      <w:r>
+        <w:rPr>
+          <w:b/>
+          <w:sz w:val="24"/>
+        </w:rPr>
+        <w:t>cases, test</w:t>
+      </w:r>
+      <w:r>
+        <w:rPr>
+          <w:b/>
+          <w:spacing w:val="-2"/>
+          <w:sz w:val="24"/>
+        </w:rPr>
+        <w:t xml:space="preserve"> </w:t>
+      </w:r>
+      <w:r>
+        <w:rPr>
+          <w:b/>
+          <w:sz w:val="24"/>
+        </w:rPr>
+        <w:t>plans,</w:t>
+      </w:r>
+      <w:r>
+        <w:rPr>
+          <w:b/>
+          <w:spacing w:val="-1"/>
+          <w:sz w:val="24"/>
+        </w:rPr>
+        <w:t xml:space="preserve"> </w:t>
+      </w:r>
+      <w:r>
+        <w:rPr>
+          <w:b/>
+          <w:sz w:val="24"/>
+        </w:rPr>
+        <w:t>and</w:t>
+      </w:r>
+      <w:r>
+        <w:rPr>
+          <w:b/>
+          <w:spacing w:val="-4"/>
+          <w:sz w:val="24"/>
+        </w:rPr>
+        <w:t xml:space="preserve"> </w:t>
+      </w:r>
+      <w:r>
+        <w:rPr>
+          <w:b/>
+          <w:sz w:val="24"/>
+        </w:rPr>
+        <w:t>test</w:t>
+      </w:r>
+      <w:r>
+        <w:rPr>
+          <w:b/>
+          <w:spacing w:val="-2"/>
+          <w:sz w:val="24"/>
+        </w:rPr>
+        <w:t xml:space="preserve"> </w:t>
+      </w:r>
+      <w:r>
+        <w:rPr>
+          <w:b/>
+          <w:sz w:val="24"/>
+        </w:rPr>
+        <w:t xml:space="preserve">scripts </w:t>
+      </w:r>
+      <w:r>
+        <w:rPr>
+          <w:sz w:val="24"/>
+        </w:rPr>
+        <w:t>based</w:t>
+      </w:r>
+      <w:r>
+        <w:rPr>
+          <w:spacing w:val="-2"/>
+          <w:sz w:val="24"/>
+        </w:rPr>
+        <w:t xml:space="preserve"> </w:t>
+      </w:r>
+      <w:r>
+        <w:rPr>
+          <w:sz w:val="24"/>
+        </w:rPr>
+        <w:t>on</w:t>
+      </w:r>
+      <w:r>
+        <w:rPr>
+          <w:spacing w:val="-2"/>
+          <w:sz w:val="24"/>
+        </w:rPr>
+        <w:t xml:space="preserve"> </w:t>
+      </w:r>
+      <w:r>
+        <w:rPr>
+          <w:sz w:val="24"/>
+        </w:rPr>
+        <w:t>business</w:t>
+      </w:r>
+      <w:r>
+        <w:rPr>
+          <w:spacing w:val="-2"/>
+          <w:sz w:val="24"/>
+        </w:rPr>
+        <w:t xml:space="preserve"> requirements.</w:t>
+      </w:r>
+    </w:p>
+    <w:p>
+      <w:pPr>
+        <w:pStyle w:val="ListParagraph"/>
+        <w:numPr>
+          <w:ilvl w:val="0"/>
+          <w:numId w:val="2"/>
+        </w:numPr>
+        <w:tabs>
+          <w:tab w:val="left" w:pos="720"/>
+        </w:tabs>
+        <w:ind w:right="186"/>
+        <w:rPr>
+          <w:sz w:val="24"/>
+        </w:rPr>
+      </w:pPr>
+      <w:r>
+        <w:rPr>
+          <w:sz w:val="24"/>
+        </w:rPr>
+        <w:t>Performed</w:t>
+      </w:r>
+      <w:r>
+        <w:rPr>
+          <w:spacing w:val="-4"/>
+          <w:sz w:val="24"/>
+        </w:rPr>
+        <w:t xml:space="preserve"> </w:t>
+      </w:r>
+      <w:r>
+        <w:rPr>
+          <w:b/>
+          <w:sz w:val="24"/>
+        </w:rPr>
+        <w:t>functional,</w:t>
+      </w:r>
+      <w:r>
+        <w:rPr>
+          <w:b/>
+          <w:spacing w:val="-4"/>
+          <w:sz w:val="24"/>
+        </w:rPr>
+        <w:t xml:space="preserve"> </w:t>
+      </w:r>
+      <w:r>
+        <w:rPr>
+          <w:b/>
+          <w:sz w:val="24"/>
+        </w:rPr>
+        <w:t>regression,</w:t>
+      </w:r>
+      <w:r>
+        <w:rPr>
+          <w:b/>
+          <w:spacing w:val="-4"/>
+          <w:sz w:val="24"/>
+        </w:rPr>
+        <w:t xml:space="preserve"> </w:t>
+      </w:r>
+      <w:r>
+        <w:rPr>
+          <w:b/>
+          <w:sz w:val="24"/>
+        </w:rPr>
+        <w:t>UI/UX,</w:t>
+      </w:r>
+      <w:r>
+        <w:rPr>
+          <w:b/>
+          <w:spacing w:val="-4"/>
+          <w:sz w:val="24"/>
+        </w:rPr>
+        <w:t xml:space="preserve"> </w:t>
+      </w:r>
+      <w:r>
+        <w:rPr>
+          <w:b/>
+          <w:sz w:val="24"/>
+        </w:rPr>
+        <w:t>and</w:t>
+      </w:r>
+      <w:r>
+        <w:rPr>
+          <w:b/>
+          <w:spacing w:val="-4"/>
+          <w:sz w:val="24"/>
+        </w:rPr>
+        <w:t xml:space="preserve"> </w:t>
+      </w:r>
+      <w:r>
+        <w:rPr>
+          <w:b/>
+          <w:sz w:val="24"/>
+        </w:rPr>
+        <w:t>compatibility</w:t>
+      </w:r>
+      <w:r>
+        <w:rPr>
+          <w:b/>
+          <w:spacing w:val="-4"/>
+          <w:sz w:val="24"/>
+        </w:rPr>
+        <w:t xml:space="preserve"> </w:t>
+      </w:r>
+      <w:r>
+        <w:rPr>
+          <w:b/>
+          <w:sz w:val="24"/>
+        </w:rPr>
+        <w:t xml:space="preserve">testing </w:t>
+      </w:r>
+      <w:r>
+        <w:rPr>
+          <w:sz w:val="24"/>
+        </w:rPr>
+        <w:t>across</w:t>
+      </w:r>
+      <w:r>
+        <w:rPr>
+          <w:spacing w:val="-5"/>
+          <w:sz w:val="24"/>
+        </w:rPr>
+        <w:t xml:space="preserve"> </w:t>
+      </w:r>
+      <w:r>
+        <w:rPr>
+          <w:sz w:val="24"/>
+        </w:rPr>
+        <w:t>multiple</w:t>
+      </w:r>
+      <w:r>
+        <w:rPr>
+          <w:spacing w:val="-4"/>
+          <w:sz w:val="24"/>
+        </w:rPr>
+        <w:t xml:space="preserve"> </w:t>
+      </w:r>
+      <w:r>
+        <w:rPr>
+          <w:sz w:val="24"/>
+        </w:rPr>
+        <w:t>devices</w:t>
+      </w:r>
+      <w:r>
+        <w:rPr>
+          <w:spacing w:val="-5"/>
+          <w:sz w:val="24"/>
+        </w:rPr>
+        <w:t xml:space="preserve"> </w:t>
+      </w:r>
+      <w:r>
+        <w:rPr>
+          <w:sz w:val="24"/>
+        </w:rPr>
+        <w:t>(iOS,</w:t>
+      </w:r>
+      <w:r>
+        <w:rPr>
+          <w:spacing w:val="-4"/>
+          <w:sz w:val="24"/>
+        </w:rPr>
+        <w:t xml:space="preserve"> </w:t>
+      </w:r>
+      <w:r>
+        <w:rPr>
+          <w:sz w:val="24"/>
+        </w:rPr>
+        <w:t>Android)</w:t>
+      </w:r>
+      <w:r>
+        <w:rPr>
+          <w:spacing w:val="-4"/>
+          <w:sz w:val="24"/>
+        </w:rPr>
+        <w:t xml:space="preserve"> </w:t>
+      </w:r>
+      <w:r>
+        <w:rPr>
+          <w:sz w:val="24"/>
+        </w:rPr>
+        <w:t xml:space="preserve">and </w:t>
+      </w:r>
+      <w:r>
+        <w:rPr>
+          <w:spacing w:val="-2"/>
+          <w:sz w:val="24"/>
+        </w:rPr>
+        <w:t>browsers.</w:t>
+      </w:r>
+    </w:p>
+    <w:p>
+      <w:pPr>
+        <w:pStyle w:val="ListParagraph"/>
+        <w:numPr>
+          <w:ilvl w:val="0"/>
+          <w:numId w:val="2"/>
+        </w:numPr>
+        <w:tabs>
+          <w:tab w:val="left" w:pos="719"/>
+        </w:tabs>
+        <w:ind w:left="719" w:hanging="359"/>
+        <w:rPr>
+          <w:sz w:val="24"/>
+        </w:rPr>
+      </w:pPr>
+      <w:r>
+        <w:rPr>
+          <w:sz w:val="24"/>
+        </w:rPr>
+        <w:t>Identified,</w:t>
+      </w:r>
+      <w:r>
+        <w:rPr>
+          <w:spacing w:val="-4"/>
+          <w:sz w:val="24"/>
+        </w:rPr>
+        <w:t xml:space="preserve"> </w:t>
+      </w:r>
+      <w:r>
+        <w:rPr>
+          <w:sz w:val="24"/>
+        </w:rPr>
+        <w:t>logged,</w:t>
+      </w:r>
+      <w:r>
+        <w:rPr>
+          <w:spacing w:val="-2"/>
+          <w:sz w:val="24"/>
+        </w:rPr>
+        <w:t xml:space="preserve"> </w:t>
+      </w:r>
+      <w:r>
+        <w:rPr>
+          <w:sz w:val="24"/>
+        </w:rPr>
+        <w:t>and</w:t>
+      </w:r>
+      <w:r>
+        <w:rPr>
+          <w:spacing w:val="-2"/>
+          <w:sz w:val="24"/>
+        </w:rPr>
+        <w:t xml:space="preserve"> </w:t>
+      </w:r>
+      <w:r>
+        <w:rPr>
+          <w:sz w:val="24"/>
+        </w:rPr>
+        <w:t>tracked</w:t>
+      </w:r>
+      <w:r>
+        <w:rPr>
+          <w:spacing w:val="-1"/>
+          <w:sz w:val="24"/>
+        </w:rPr>
+        <w:t xml:space="preserve"> </w:t>
+      </w:r>
+      <w:r>
+        <w:rPr>
+          <w:sz w:val="24"/>
+        </w:rPr>
+        <w:t>defects</w:t>
+      </w:r>
+      <w:r>
+        <w:rPr>
+          <w:spacing w:val="-3"/>
+          <w:sz w:val="24"/>
+        </w:rPr>
+        <w:t xml:space="preserve"> </w:t>
+      </w:r>
+      <w:r>
+        <w:rPr>
+          <w:sz w:val="24"/>
+        </w:rPr>
+        <w:t>using</w:t>
+      </w:r>
+      <w:r>
+        <w:rPr>
+          <w:spacing w:val="1"/>
+          <w:sz w:val="24"/>
+        </w:rPr>
+        <w:t xml:space="preserve"> </w:t>
+      </w:r>
+      <w:r>
+        <w:rPr>
+          <w:b/>
+          <w:sz w:val="24"/>
+        </w:rPr>
+        <w:t>Azure</w:t>
+      </w:r>
+      <w:r>
+        <w:rPr>
+          <w:b/>
+          <w:spacing w:val="-2"/>
+          <w:sz w:val="24"/>
+        </w:rPr>
+        <w:t xml:space="preserve"> </w:t>
+      </w:r>
+      <w:r>
+        <w:rPr>
+          <w:sz w:val="24"/>
+        </w:rPr>
+        <w:t>working</w:t>
+      </w:r>
+      <w:r>
+        <w:rPr>
+          <w:spacing w:val="-2"/>
+          <w:sz w:val="24"/>
+        </w:rPr>
+        <w:t xml:space="preserve"> </w:t>
+      </w:r>
+      <w:r>
+        <w:rPr>
+          <w:sz w:val="24"/>
+        </w:rPr>
+        <w:t>closely</w:t>
+      </w:r>
+      <w:r>
+        <w:rPr>
+          <w:spacing w:val="-2"/>
+          <w:sz w:val="24"/>
+        </w:rPr>
+        <w:t xml:space="preserve"> </w:t>
+      </w:r>
+      <w:r>
+        <w:rPr>
+          <w:sz w:val="24"/>
+        </w:rPr>
+        <w:t>with</w:t>
+      </w:r>
+      <w:r>
+        <w:rPr>
+          <w:spacing w:val="-1"/>
+          <w:sz w:val="24"/>
+        </w:rPr>
+        <w:t xml:space="preserve"> </w:t>
+      </w:r>
+      <w:r>
+        <w:rPr>
+          <w:sz w:val="24"/>
+        </w:rPr>
+        <w:t>developers</w:t>
+      </w:r>
+      <w:r>
+        <w:rPr>
+          <w:spacing w:val="-3"/>
+          <w:sz w:val="24"/>
+        </w:rPr>
+        <w:t xml:space="preserve"> </w:t>
+      </w:r>
+      <w:r>
+        <w:rPr>
+          <w:sz w:val="24"/>
+        </w:rPr>
+        <w:t>for</w:t>
+      </w:r>
+      <w:r>
+        <w:rPr>
+          <w:spacing w:val="-2"/>
+          <w:sz w:val="24"/>
+        </w:rPr>
+        <w:t xml:space="preserve"> </w:t>
+      </w:r>
+      <w:r>
+        <w:rPr>
+          <w:sz w:val="24"/>
+        </w:rPr>
+        <w:t>timely</w:t>
+      </w:r>
+      <w:r>
+        <w:rPr>
+          <w:spacing w:val="-1"/>
+          <w:sz w:val="24"/>
+        </w:rPr>
+        <w:t xml:space="preserve"> </w:t>
+      </w:r>
+      <w:r>
+        <w:rPr>
+          <w:spacing w:val="-2"/>
+          <w:sz w:val="24"/>
+        </w:rPr>
+        <w:t>resolution.</w:t>
+      </w:r>
+    </w:p>
+    <w:p>
+      <w:pPr>
+        <w:pStyle w:val="ListParagraph"/>
+        <w:numPr>
+          <w:ilvl w:val="0"/>
+          <w:numId w:val="2"/>
+        </w:numPr>
+        <w:tabs>
+          <w:tab w:val="left" w:pos="719"/>
+        </w:tabs>
+        <w:ind w:left="719" w:hanging="359"/>
+        <w:rPr>
+          <w:sz w:val="24"/>
+        </w:rPr>
+      </w:pPr>
+      <w:r>
+        <w:rPr>
+          <w:sz w:val="24"/>
+        </w:rPr>
+        <w:t>Automated</w:t>
+      </w:r>
+      <w:r>
+        <w:rPr>
+          <w:spacing w:val="-3"/>
+          <w:sz w:val="24"/>
+        </w:rPr>
+        <w:t xml:space="preserve"> </w:t>
+      </w:r>
+      <w:r>
+        <w:rPr>
+          <w:sz w:val="24"/>
+        </w:rPr>
+        <w:t>test</w:t>
+      </w:r>
+      <w:r>
+        <w:rPr>
+          <w:spacing w:val="-1"/>
+          <w:sz w:val="24"/>
+        </w:rPr>
+        <w:t xml:space="preserve"> </w:t>
+      </w:r>
+      <w:r>
+        <w:rPr>
+          <w:sz w:val="24"/>
+        </w:rPr>
+        <w:t>scenarios</w:t>
+      </w:r>
+      <w:r>
+        <w:rPr>
+          <w:spacing w:val="-2"/>
+          <w:sz w:val="24"/>
+        </w:rPr>
+        <w:t xml:space="preserve"> </w:t>
+      </w:r>
+      <w:r>
+        <w:rPr>
+          <w:sz w:val="24"/>
+        </w:rPr>
+        <w:t xml:space="preserve">using </w:t>
+      </w:r>
+      <w:r>
+        <w:rPr>
+          <w:b/>
+          <w:sz w:val="24"/>
+        </w:rPr>
+        <w:t>Selenium</w:t>
+      </w:r>
+      <w:r>
+        <w:rPr>
+          <w:b/>
+          <w:spacing w:val="1"/>
+          <w:sz w:val="24"/>
+        </w:rPr>
+        <w:t xml:space="preserve"> </w:t>
+      </w:r>
+      <w:r>
+        <w:rPr>
+          <w:sz w:val="24"/>
+        </w:rPr>
+        <w:t>(if</w:t>
+      </w:r>
+      <w:r>
+        <w:rPr>
+          <w:spacing w:val="-2"/>
+          <w:sz w:val="24"/>
+        </w:rPr>
+        <w:t xml:space="preserve"> </w:t>
+      </w:r>
+      <w:r>
+        <w:rPr>
+          <w:sz w:val="24"/>
+        </w:rPr>
+        <w:t>applicable)</w:t>
+      </w:r>
+      <w:r>
+        <w:rPr>
+          <w:spacing w:val="-3"/>
+          <w:sz w:val="24"/>
+        </w:rPr>
+        <w:t xml:space="preserve"> </w:t>
+      </w:r>
+      <w:r>
+        <w:rPr>
+          <w:sz w:val="24"/>
+        </w:rPr>
+        <w:t>to</w:t>
+      </w:r>
+      <w:r>
+        <w:rPr>
+          <w:spacing w:val="-1"/>
+          <w:sz w:val="24"/>
+        </w:rPr>
+        <w:t xml:space="preserve"> </w:t>
+      </w:r>
+      <w:r>
+        <w:rPr>
+          <w:sz w:val="24"/>
+        </w:rPr>
+        <w:t>improve</w:t>
+      </w:r>
+      <w:r>
+        <w:rPr>
+          <w:spacing w:val="-3"/>
+          <w:sz w:val="24"/>
+        </w:rPr>
+        <w:t xml:space="preserve"> </w:t>
+      </w:r>
+      <w:r>
+        <w:rPr>
+          <w:sz w:val="24"/>
+        </w:rPr>
+        <w:t xml:space="preserve">testing </w:t>
+      </w:r>
+      <w:r>
+        <w:rPr>
+          <w:spacing w:val="-2"/>
+          <w:sz w:val="24"/>
+        </w:rPr>
+        <w:t>efficiency.</w:t>
+      </w:r>
+    </w:p>
+    <w:p>
+      <w:pPr>
+        <w:pStyle w:val="ListParagraph"/>
+        <w:numPr>
+          <w:ilvl w:val="0"/>
+          <w:numId w:val="2"/>
+        </w:numPr>
+        <w:tabs>
+          <w:tab w:val="left" w:pos="720"/>
+        </w:tabs>
+        <w:ind w:right="206"/>
+        <w:rPr>
+          <w:sz w:val="24"/>
+        </w:rPr>
+      </w:pPr>
+      <w:r>
+        <w:rPr>
+          <w:sz w:val="24"/>
+        </w:rPr>
+        <w:t>Verified</w:t>
+      </w:r>
+      <w:r>
+        <w:rPr>
+          <w:spacing w:val="-4"/>
+          <w:sz w:val="24"/>
+        </w:rPr>
+        <w:t xml:space="preserve"> </w:t>
+      </w:r>
+      <w:r>
+        <w:rPr>
+          <w:b/>
+          <w:sz w:val="24"/>
+        </w:rPr>
+        <w:t>API</w:t>
+      </w:r>
+      <w:r>
+        <w:rPr>
+          <w:b/>
+          <w:spacing w:val="-2"/>
+          <w:sz w:val="24"/>
+        </w:rPr>
+        <w:t xml:space="preserve"> </w:t>
+      </w:r>
+      <w:r>
+        <w:rPr>
+          <w:b/>
+          <w:sz w:val="24"/>
+        </w:rPr>
+        <w:t>responses</w:t>
+      </w:r>
+      <w:r>
+        <w:rPr>
+          <w:b/>
+          <w:spacing w:val="-1"/>
+          <w:sz w:val="24"/>
+        </w:rPr>
+        <w:t xml:space="preserve"> </w:t>
+      </w:r>
+      <w:r>
+        <w:rPr>
+          <w:sz w:val="24"/>
+        </w:rPr>
+        <w:t>using</w:t>
+      </w:r>
+      <w:r>
+        <w:rPr>
+          <w:spacing w:val="-3"/>
+          <w:sz w:val="24"/>
+        </w:rPr>
+        <w:t xml:space="preserve"> </w:t>
+      </w:r>
+      <w:r>
+        <w:rPr>
+          <w:b/>
+          <w:sz w:val="24"/>
+        </w:rPr>
+        <w:t>Postman/Rest-Assured</w:t>
+      </w:r>
+      <w:r>
+        <w:rPr>
+          <w:b/>
+          <w:spacing w:val="-3"/>
+          <w:sz w:val="24"/>
+        </w:rPr>
+        <w:t xml:space="preserve"> </w:t>
+      </w:r>
+      <w:r>
+        <w:rPr>
+          <w:sz w:val="24"/>
+        </w:rPr>
+        <w:t>and</w:t>
+      </w:r>
+      <w:r>
+        <w:rPr>
+          <w:spacing w:val="-4"/>
+          <w:sz w:val="24"/>
+        </w:rPr>
+        <w:t xml:space="preserve"> </w:t>
+      </w:r>
+      <w:r>
+        <w:rPr>
+          <w:sz w:val="24"/>
+        </w:rPr>
+        <w:t>validated</w:t>
+      </w:r>
+      <w:r>
+        <w:rPr>
+          <w:spacing w:val="-4"/>
+          <w:sz w:val="24"/>
+        </w:rPr>
+        <w:t xml:space="preserve"> </w:t>
+      </w:r>
+      <w:r>
+        <w:rPr>
+          <w:sz w:val="24"/>
+        </w:rPr>
+        <w:t>database</w:t>
+      </w:r>
+      <w:r>
+        <w:rPr>
+          <w:spacing w:val="-5"/>
+          <w:sz w:val="24"/>
+        </w:rPr>
+        <w:t xml:space="preserve"> </w:t>
+      </w:r>
+      <w:r>
+        <w:rPr>
+          <w:sz w:val="24"/>
+        </w:rPr>
+        <w:t>integrity</w:t>
+      </w:r>
+      <w:r>
+        <w:rPr>
+          <w:spacing w:val="-4"/>
+          <w:sz w:val="24"/>
+        </w:rPr>
+        <w:t xml:space="preserve"> </w:t>
+      </w:r>
+      <w:r>
+        <w:rPr>
+          <w:sz w:val="24"/>
+        </w:rPr>
+        <w:t>via</w:t>
+      </w:r>
+      <w:r>
+        <w:rPr>
+          <w:spacing w:val="-4"/>
+          <w:sz w:val="24"/>
+        </w:rPr>
+        <w:t xml:space="preserve"> </w:t>
+      </w:r>
+      <w:r>
+        <w:rPr>
+          <w:b/>
+          <w:sz w:val="24"/>
+        </w:rPr>
+        <w:t>SQL</w:t>
+      </w:r>
+      <w:r>
+        <w:rPr>
+          <w:b/>
+          <w:spacing w:val="-4"/>
+          <w:sz w:val="24"/>
+        </w:rPr>
+        <w:t xml:space="preserve"> </w:t>
+      </w:r>
+      <w:r>
+        <w:rPr>
+          <w:b/>
+          <w:sz w:val="24"/>
+        </w:rPr>
+        <w:t>and</w:t>
+      </w:r>
+      <w:r>
+        <w:rPr>
+          <w:b/>
+          <w:spacing w:val="-4"/>
+          <w:sz w:val="24"/>
+        </w:rPr>
+        <w:t xml:space="preserve"> </w:t>
+      </w:r>
+      <w:r>
+        <w:rPr>
+          <w:b/>
+          <w:sz w:val="24"/>
+        </w:rPr>
+        <w:t xml:space="preserve">POSTGRE </w:t>
+      </w:r>
+      <w:r>
+        <w:rPr>
+          <w:b/>
+          <w:spacing w:val="-2"/>
+          <w:sz w:val="24"/>
+        </w:rPr>
+        <w:t>queries</w:t>
+      </w:r>
+      <w:r>
+        <w:rPr>
+          <w:spacing w:val="-2"/>
+          <w:sz w:val="24"/>
+        </w:rPr>
+        <w:t>.</w:t>
+      </w:r>
+    </w:p>
+    <w:p>
+      <w:pPr>
+        <w:pStyle w:val="ListParagraph"/>
+        <w:numPr>
+          <w:ilvl w:val="0"/>
+          <w:numId w:val="2"/>
+        </w:numPr>
+        <w:tabs>
+          <w:tab w:val="left" w:pos="719"/>
+        </w:tabs>
+        <w:ind w:left="719" w:hanging="359"/>
+        <w:rPr>
+          <w:sz w:val="24"/>
+        </w:rPr>
+      </w:pPr>
+      <w:r>
+        <w:rPr>
+          <w:sz w:val="24"/>
+        </w:rPr>
+        <w:t>Collaborated</w:t>
+      </w:r>
+      <w:r>
+        <w:rPr>
+          <w:spacing w:val="-4"/>
+          <w:sz w:val="24"/>
+        </w:rPr>
+        <w:t xml:space="preserve"> </w:t>
+      </w:r>
+      <w:r>
+        <w:rPr>
+          <w:sz w:val="24"/>
+        </w:rPr>
+        <w:t>with</w:t>
+      </w:r>
+      <w:r>
+        <w:rPr>
+          <w:spacing w:val="-1"/>
+          <w:sz w:val="24"/>
+        </w:rPr>
+        <w:t xml:space="preserve"> </w:t>
+      </w:r>
+      <w:r>
+        <w:rPr>
+          <w:b/>
+          <w:sz w:val="24"/>
+        </w:rPr>
+        <w:t>cross-functional</w:t>
+      </w:r>
+      <w:r>
+        <w:rPr>
+          <w:b/>
+          <w:spacing w:val="-2"/>
+          <w:sz w:val="24"/>
+        </w:rPr>
+        <w:t xml:space="preserve"> </w:t>
+      </w:r>
+      <w:r>
+        <w:rPr>
+          <w:b/>
+          <w:sz w:val="24"/>
+        </w:rPr>
+        <w:t>Agile</w:t>
+      </w:r>
+      <w:r>
+        <w:rPr>
+          <w:b/>
+          <w:spacing w:val="-3"/>
+          <w:sz w:val="24"/>
+        </w:rPr>
+        <w:t xml:space="preserve"> </w:t>
+      </w:r>
+      <w:r>
+        <w:rPr>
+          <w:b/>
+          <w:sz w:val="24"/>
+        </w:rPr>
+        <w:t xml:space="preserve">teams </w:t>
+      </w:r>
+      <w:r>
+        <w:rPr>
+          <w:sz w:val="24"/>
+        </w:rPr>
+        <w:t>(Dev,</w:t>
+      </w:r>
+      <w:r>
+        <w:rPr>
+          <w:spacing w:val="-2"/>
+          <w:sz w:val="24"/>
+        </w:rPr>
+        <w:t xml:space="preserve"> </w:t>
+      </w:r>
+      <w:r>
+        <w:rPr>
+          <w:sz w:val="24"/>
+        </w:rPr>
+        <w:t>Product,</w:t>
+      </w:r>
+      <w:r>
+        <w:rPr>
+          <w:spacing w:val="-2"/>
+          <w:sz w:val="24"/>
+        </w:rPr>
+        <w:t xml:space="preserve"> </w:t>
+      </w:r>
+      <w:r>
+        <w:rPr>
+          <w:sz w:val="24"/>
+        </w:rPr>
+        <w:t>UX)</w:t>
+      </w:r>
+      <w:r>
+        <w:rPr>
+          <w:spacing w:val="-3"/>
+          <w:sz w:val="24"/>
+        </w:rPr>
+        <w:t xml:space="preserve"> </w:t>
+      </w:r>
+      <w:r>
+        <w:rPr>
+          <w:sz w:val="24"/>
+        </w:rPr>
+        <w:t>to</w:t>
+      </w:r>
+      <w:r>
+        <w:rPr>
+          <w:spacing w:val="-2"/>
+          <w:sz w:val="24"/>
+        </w:rPr>
+        <w:t xml:space="preserve"> </w:t>
+      </w:r>
+      <w:r>
+        <w:rPr>
+          <w:sz w:val="24"/>
+        </w:rPr>
+        <w:t>deliver</w:t>
+      </w:r>
+      <w:r>
+        <w:rPr>
+          <w:spacing w:val="-2"/>
+          <w:sz w:val="24"/>
+        </w:rPr>
+        <w:t xml:space="preserve"> </w:t>
+      </w:r>
+      <w:r>
+        <w:rPr>
+          <w:sz w:val="24"/>
+        </w:rPr>
+        <w:t>high-quality</w:t>
+      </w:r>
+      <w:r>
+        <w:rPr>
+          <w:spacing w:val="-2"/>
+          <w:sz w:val="24"/>
+        </w:rPr>
+        <w:t xml:space="preserve"> </w:t>
+      </w:r>
+      <w:r>
+        <w:rPr>
+          <w:sz w:val="24"/>
+        </w:rPr>
+        <w:t>software</w:t>
+      </w:r>
+      <w:r>
+        <w:rPr>
+          <w:spacing w:val="-2"/>
+          <w:sz w:val="24"/>
+        </w:rPr>
+        <w:t xml:space="preserve"> releases.</w:t>
+      </w:r>
+    </w:p>
+    <w:p>
+      <w:pPr>
+        <w:pStyle w:val="ListParagraph"/>
+        <w:numPr>
+          <w:ilvl w:val="0"/>
+          <w:numId w:val="2"/>
+        </w:numPr>
+        <w:tabs>
+          <w:tab w:val="left" w:pos="719"/>
+        </w:tabs>
+        <w:ind w:left="719" w:hanging="359"/>
+        <w:rPr>
+          <w:sz w:val="24"/>
+        </w:rPr>
+      </w:pPr>
+      <w:r>
+        <w:rPr>
+          <w:sz w:val="24"/>
+        </w:rPr>
+        <w:t>Contributed</w:t>
+      </w:r>
+      <w:r>
+        <w:rPr>
+          <w:spacing w:val="-4"/>
+          <w:sz w:val="24"/>
+        </w:rPr>
+        <w:t xml:space="preserve"> </w:t>
+      </w:r>
+      <w:r>
+        <w:rPr>
+          <w:sz w:val="24"/>
+        </w:rPr>
+        <w:t>to</w:t>
+      </w:r>
+      <w:r>
+        <w:rPr>
+          <w:spacing w:val="-1"/>
+          <w:sz w:val="24"/>
+        </w:rPr>
+        <w:t xml:space="preserve"> </w:t>
+      </w:r>
+      <w:r>
+        <w:rPr>
+          <w:b/>
+          <w:sz w:val="24"/>
+        </w:rPr>
+        <w:t>test</w:t>
+      </w:r>
+      <w:r>
+        <w:rPr>
+          <w:b/>
+          <w:spacing w:val="-1"/>
+          <w:sz w:val="24"/>
+        </w:rPr>
+        <w:t xml:space="preserve"> </w:t>
+      </w:r>
+      <w:r>
+        <w:rPr>
+          <w:b/>
+          <w:sz w:val="24"/>
+        </w:rPr>
+        <w:t xml:space="preserve">documentation </w:t>
+      </w:r>
+      <w:r>
+        <w:rPr>
+          <w:sz w:val="24"/>
+        </w:rPr>
+        <w:t>(test</w:t>
+      </w:r>
+      <w:r>
+        <w:rPr>
+          <w:spacing w:val="-1"/>
+          <w:sz w:val="24"/>
+        </w:rPr>
+        <w:t xml:space="preserve"> </w:t>
+      </w:r>
+      <w:r>
+        <w:rPr>
+          <w:sz w:val="24"/>
+        </w:rPr>
+        <w:t>plans,</w:t>
+      </w:r>
+      <w:r>
+        <w:rPr>
+          <w:spacing w:val="-2"/>
+          <w:sz w:val="24"/>
+        </w:rPr>
+        <w:t xml:space="preserve"> </w:t>
+      </w:r>
+      <w:r>
+        <w:rPr>
+          <w:sz w:val="24"/>
+        </w:rPr>
+        <w:t>bug</w:t>
+      </w:r>
+      <w:r>
+        <w:rPr>
+          <w:spacing w:val="-2"/>
+          <w:sz w:val="24"/>
+        </w:rPr>
+        <w:t xml:space="preserve"> </w:t>
+      </w:r>
+      <w:r>
+        <w:rPr>
+          <w:sz w:val="24"/>
+        </w:rPr>
+        <w:t>reports,</w:t>
+      </w:r>
+      <w:r>
+        <w:rPr>
+          <w:spacing w:val="-1"/>
+          <w:sz w:val="24"/>
+        </w:rPr>
+        <w:t xml:space="preserve"> </w:t>
+      </w:r>
+      <w:r>
+        <w:rPr>
+          <w:sz w:val="24"/>
+        </w:rPr>
+        <w:t>release</w:t>
+      </w:r>
+      <w:r>
+        <w:rPr>
+          <w:spacing w:val="-3"/>
+          <w:sz w:val="24"/>
+        </w:rPr>
+        <w:t xml:space="preserve"> </w:t>
+      </w:r>
+      <w:r>
+        <w:rPr>
+          <w:sz w:val="24"/>
+        </w:rPr>
+        <w:t>notes)</w:t>
+      </w:r>
+      <w:r>
+        <w:rPr>
+          <w:spacing w:val="-1"/>
+          <w:sz w:val="24"/>
+        </w:rPr>
+        <w:t xml:space="preserve"> </w:t>
+      </w:r>
+      <w:r>
+        <w:rPr>
+          <w:sz w:val="24"/>
+        </w:rPr>
+        <w:t>for</w:t>
+      </w:r>
+      <w:r>
+        <w:rPr>
+          <w:spacing w:val="-2"/>
+          <w:sz w:val="24"/>
+        </w:rPr>
+        <w:t xml:space="preserve"> </w:t>
+      </w:r>
+      <w:r>
+        <w:rPr>
+          <w:sz w:val="24"/>
+        </w:rPr>
+        <w:t>better</w:t>
+      </w:r>
+      <w:r>
+        <w:rPr>
+          <w:spacing w:val="-1"/>
+          <w:sz w:val="24"/>
+        </w:rPr>
+        <w:t xml:space="preserve"> </w:t>
+      </w:r>
+      <w:r>
+        <w:rPr>
+          <w:spacing w:val="-2"/>
+          <w:sz w:val="24"/>
+        </w:rPr>
+        <w:t>traceability</w:t>
+      </w:r>
+    </w:p>
+    <w:p>
+      <w:pPr>
+        <w:pStyle w:val="ListParagraph"/>
+        <w:numPr>
+          <w:ilvl w:val="0"/>
+          <w:numId w:val="2"/>
+        </w:numPr>
+        <w:tabs>
+          <w:tab w:val="left" w:pos="719"/>
+        </w:tabs>
+        <w:ind w:left="719" w:hanging="359"/>
+        <w:rPr>
+          <w:sz w:val="24"/>
+        </w:rPr>
+      </w:pPr>
+      <w:r>
+        <w:rPr>
+          <w:sz w:val="24"/>
+        </w:rPr>
+        <w:t>Mobile</w:t>
+      </w:r>
+      <w:r>
+        <w:rPr>
+          <w:spacing w:val="-2"/>
+          <w:sz w:val="24"/>
+        </w:rPr>
+        <w:t xml:space="preserve"> </w:t>
+      </w:r>
+      <w:r>
+        <w:rPr>
+          <w:sz w:val="24"/>
+        </w:rPr>
+        <w:t>Test</w:t>
+      </w:r>
+      <w:r>
+        <w:rPr>
+          <w:spacing w:val="-1"/>
+          <w:sz w:val="24"/>
+        </w:rPr>
+        <w:t xml:space="preserve"> </w:t>
+      </w:r>
+      <w:r>
+        <w:rPr>
+          <w:sz w:val="24"/>
+        </w:rPr>
+        <w:t>Automation:</w:t>
+      </w:r>
+      <w:r>
+        <w:rPr>
+          <w:spacing w:val="-1"/>
+          <w:sz w:val="24"/>
+        </w:rPr>
+        <w:t xml:space="preserve"> </w:t>
+      </w:r>
+      <w:r>
+        <w:rPr>
+          <w:sz w:val="24"/>
+        </w:rPr>
+        <w:t>Basic</w:t>
+      </w:r>
+      <w:r>
+        <w:rPr>
+          <w:spacing w:val="-1"/>
+          <w:sz w:val="24"/>
+        </w:rPr>
+        <w:t xml:space="preserve"> </w:t>
+      </w:r>
+      <w:r>
+        <w:rPr>
+          <w:sz w:val="24"/>
+        </w:rPr>
+        <w:t>knowledge</w:t>
+      </w:r>
+      <w:r>
+        <w:rPr>
+          <w:spacing w:val="-3"/>
+          <w:sz w:val="24"/>
+        </w:rPr>
+        <w:t xml:space="preserve"> </w:t>
+      </w:r>
+      <w:r>
+        <w:rPr>
+          <w:sz w:val="24"/>
+        </w:rPr>
+        <w:t>of</w:t>
+      </w:r>
+      <w:r>
+        <w:rPr>
+          <w:spacing w:val="-1"/>
+          <w:sz w:val="24"/>
+        </w:rPr>
+        <w:t xml:space="preserve"> </w:t>
+      </w:r>
+      <w:r>
+        <w:rPr>
+          <w:sz w:val="24"/>
+        </w:rPr>
+        <w:t>Appium</w:t>
+      </w:r>
+      <w:r>
+        <w:rPr>
+          <w:spacing w:val="-1"/>
+          <w:sz w:val="24"/>
+        </w:rPr>
+        <w:t xml:space="preserve"> </w:t>
+      </w:r>
+      <w:r>
+        <w:rPr>
+          <w:sz w:val="24"/>
+        </w:rPr>
+        <w:t>(Android),</w:t>
+      </w:r>
+      <w:r>
+        <w:rPr>
+          <w:spacing w:val="-1"/>
+          <w:sz w:val="24"/>
+        </w:rPr>
+        <w:t xml:space="preserve"> </w:t>
+      </w:r>
+      <w:r>
+        <w:rPr>
+          <w:sz w:val="24"/>
+        </w:rPr>
+        <w:t>writing</w:t>
+      </w:r>
+      <w:r>
+        <w:rPr>
+          <w:spacing w:val="-1"/>
+          <w:sz w:val="24"/>
+        </w:rPr>
+        <w:t xml:space="preserve"> </w:t>
+      </w:r>
+      <w:r>
+        <w:rPr>
+          <w:sz w:val="24"/>
+        </w:rPr>
+        <w:t>simple</w:t>
+      </w:r>
+      <w:r>
+        <w:rPr>
+          <w:spacing w:val="-2"/>
+          <w:sz w:val="24"/>
+        </w:rPr>
+        <w:t xml:space="preserve"> </w:t>
+      </w:r>
+      <w:r>
+        <w:rPr>
+          <w:sz w:val="24"/>
+        </w:rPr>
+        <w:t>automation</w:t>
+      </w:r>
+      <w:r>
+        <w:rPr>
+          <w:spacing w:val="-1"/>
+          <w:sz w:val="24"/>
+        </w:rPr>
+        <w:t xml:space="preserve"> </w:t>
+      </w:r>
+      <w:r>
+        <w:rPr>
+          <w:spacing w:val="-2"/>
+          <w:sz w:val="24"/>
+        </w:rPr>
+        <w:t>scripts.</w:t>
+      </w:r>
+    </w:p>
+    <w:p>
+      <w:pPr>
+        <w:pStyle w:val="BodyText"/>
+        <w:spacing w:before="182"/>
+        <w:rPr>
+          <w:rFonts w:ascii="Times New Roman"/>
+          <w:sz w:val="20"/>
+        </w:rPr>
+      </w:pPr>
+      <w:r>
+        <w:rPr>
+          <w:rFonts w:ascii="Times New Roman"/>
+          <w:noProof/>
+          <w:sz w:val="20"/>
+        </w:rPr>
+        <mc:AlternateContent>
+          <mc:Choice Requires="wps">
+            <w:drawing>
+              <wp:anchor distT="0" distB="0" distL="0" distR="0" simplePos="0" relativeHeight="487589376" behindDoc="1" locked="0" layoutInCell="1" allowOverlap="1" wp14:anchorId="71368535" wp14:editId="71368536">
+                <wp:simplePos x="0" y="0"/>
+                <wp:positionH relativeFrom="page">
+                  <wp:posOffset>370204</wp:posOffset>
+                </wp:positionH>
+                <wp:positionV relativeFrom="paragraph">
+                  <wp:posOffset>277051</wp:posOffset>
+                </wp:positionV>
+                <wp:extent cx="7031990" cy="1270"/>
+                <wp:effectExtent l="0" t="0" r="0" b="0"/>
+                <wp:wrapTopAndBottom/>
+                <wp:docPr id="7" name="Graphic 7"/>
+                <wp:cNvGraphicFramePr>
+                  <a:graphicFrameLocks xmlns:a="http://schemas.openxmlformats.org/drawingml/2006/main"/>
+                </wp:cNvGraphicFramePr>
+                <a:graphic xmlns:a="http://schemas.openxmlformats.org/drawingml/2006/main">
+                  <a:graphicData uri="http://schemas.microsoft.com/office/word/2010/wordprocessingShape">
+                    <wps:wsp>
+                      <wps:cNvSpPr>
+                        <a:spLocks/>
+                      </wps:cNvSpPr>
+                      <wps:spPr>
+                        <a:xfrm>
+                          <a:off x="0" y="0"/>
+                          <a:ext cx="7031990" cy="1270"/>
+                        </a:xfrm>
+                        <a:custGeom>
+                          <a:avLst/>
+                          <a:gdLst/>
+                          <a:ahLst/>
+                          <a:cxnLst/>
+                          <a:rect l="l" t="t" r="r" b="b"/>
+                          <a:pathLst>
+                            <a:path w="7031990">
+                              <a:moveTo>
+                                <a:pt x="0" y="0"/>
+                              </a:moveTo>
+                              <a:lnTo>
+                                <a:pt x="7031736" y="0"/>
+                              </a:lnTo>
+                            </a:path>
+                          </a:pathLst>
+                        </a:custGeom>
+                        <a:ln w="4572">
+                          <a:solidFill>
+                            <a:srgbClr val="000000"/>
+                          </a:solidFill>
+                          <a:prstDash val="solid"/>
+                        </a:ln>
+                      </wps:spPr>
+                      <wps:bodyPr wrap="square" lIns="0" tIns="0" rIns="0" bIns="0" rtlCol="0">
+                        <a:prstTxWarp prst="textNoShape">
+                          <a:avLst/>
+                        </a:prstTxWarp>
+                        <a:noAutofit/>
+                      </wps:bodyPr>
+                    </wps:wsp>
+                  </a:graphicData>
+                </a:graphic>
+              </wp:anchor>
+            </w:drawing>
+          </mc:Choice>
+          <mc:Fallback>
+            <w:pict>
+              <v:shape w14:anchorId="1C8F2298" id="Graphic 7" o:spid="_x0000_s1026" style="position:absolute;margin-left:29.15pt;margin-top:21.8pt;width:553.7pt;height:.1pt;z-index:-15727104;visibility:visible;mso-wrap-style:square;mso-wrap-distance-left:0;mso-wrap-distance-top:0;mso-wrap-distance-right:0;mso-wrap-distance-bottom:0;mso-position-horizontal:absolute;mso-position-horizontal-relative:page;mso-position-vertical:absolute;mso-position-vertical-relative:text;v-text-anchor:top" coordsize="7031990,1270" o:gfxdata="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" path="m,l7031736,e" filled="f" strokeweight=".36pt">
+                <v:path arrowok="t"/>
+                <w10:wrap type="topAndBottom" anchorx="page"/>
+              </v:shape>
+            </w:pict>
+          </mc:Fallback>
+        </mc:AlternateContent>
+      </w:r>
+    </w:p>
+    <w:p>
+      <w:pPr>
+        <w:pStyle w:val="Heading1"/>
+        <w:spacing w:before="82"/>
+      </w:pPr>
+      <w:r>
+        <w:rPr>
+          <w:color w:val="0E4660"/>
+          <w:spacing w:val="-2"/>
+          <w:w w:val="115"/>
+        </w:rPr>
+        <w:t>Projects</w:t>
+      </w:r>
+    </w:p>
+    <w:p>
+      <w:pPr>
+        <w:spacing w:before="103"/>
+        <w:ind w:left="360" w:right="520"/>
+        <w:rPr>
+          <w:sz w:val="24"/>
+        </w:rPr>
+      </w:pPr>
+      <w:r>
+        <w:rPr>
+          <w:sz w:val="24"/>
+        </w:rPr>
+        <w:t xml:space="preserve">Nitara </w:t>
+      </w:r>
+      <w:proofErr w:type="spellStart"/>
+      <w:r>
+        <w:rPr>
+          <w:sz w:val="24"/>
+        </w:rPr>
+        <w:t>Farmpro</w:t>
+      </w:r>
+      <w:proofErr w:type="spellEnd"/>
+      <w:r>
+        <w:rPr>
+          <w:sz w:val="24"/>
+        </w:rPr>
+        <w:t>- AI Led Smart Dairy Farming Platforms, NITARA helps to improve cattle welfare, and Educate</w:t>
+      </w:r>
+      <w:r>
+        <w:rPr>
+          <w:spacing w:val="-1"/>
+          <w:sz w:val="24"/>
+        </w:rPr>
+        <w:t xml:space="preserve"> </w:t>
+      </w:r>
+      <w:r>
+        <w:rPr>
+          <w:sz w:val="24"/>
+        </w:rPr>
+        <w:t>farmers</w:t>
+      </w:r>
+      <w:r>
+        <w:rPr>
+          <w:spacing w:val="-3"/>
+          <w:sz w:val="24"/>
+        </w:rPr>
+        <w:t xml:space="preserve"> </w:t>
+      </w:r>
+      <w:r>
+        <w:rPr>
+          <w:sz w:val="24"/>
+        </w:rPr>
+        <w:t>on</w:t>
+      </w:r>
+      <w:r>
+        <w:rPr>
+          <w:spacing w:val="-3"/>
+          <w:sz w:val="24"/>
+        </w:rPr>
+        <w:t xml:space="preserve"> </w:t>
+      </w:r>
+      <w:r>
+        <w:rPr>
+          <w:sz w:val="24"/>
+        </w:rPr>
+        <w:t>required</w:t>
+      </w:r>
+      <w:r>
+        <w:rPr>
+          <w:spacing w:val="-1"/>
+          <w:sz w:val="24"/>
+        </w:rPr>
+        <w:t xml:space="preserve"> </w:t>
+      </w:r>
+      <w:r>
+        <w:rPr>
+          <w:sz w:val="24"/>
+        </w:rPr>
+        <w:t>dairy</w:t>
+      </w:r>
+      <w:r>
+        <w:rPr>
+          <w:spacing w:val="-3"/>
+          <w:sz w:val="24"/>
+        </w:rPr>
+        <w:t xml:space="preserve"> </w:t>
+      </w:r>
+      <w:r>
+        <w:rPr>
+          <w:sz w:val="24"/>
+        </w:rPr>
+        <w:t>practices.</w:t>
+      </w:r>
+      <w:r>
+        <w:rPr>
+          <w:spacing w:val="-2"/>
+          <w:sz w:val="24"/>
+        </w:rPr>
+        <w:t xml:space="preserve"> </w:t>
+      </w:r>
+      <w:r>
+        <w:rPr>
+          <w:sz w:val="24"/>
+        </w:rPr>
+        <w:t>Our</w:t>
+      </w:r>
+      <w:r>
+        <w:rPr>
+          <w:spacing w:val="-4"/>
+          <w:sz w:val="24"/>
+        </w:rPr>
+        <w:t xml:space="preserve"> </w:t>
+      </w:r>
+      <w:r>
+        <w:rPr>
+          <w:sz w:val="24"/>
+        </w:rPr>
+        <w:t>goal</w:t>
+      </w:r>
+      <w:r>
+        <w:rPr>
+          <w:spacing w:val="-3"/>
+          <w:sz w:val="24"/>
+        </w:rPr>
+        <w:t xml:space="preserve"> </w:t>
+      </w:r>
+      <w:r>
+        <w:rPr>
+          <w:sz w:val="24"/>
+        </w:rPr>
+        <w:t>is</w:t>
+      </w:r>
+      <w:r>
+        <w:rPr>
+          <w:spacing w:val="-2"/>
+          <w:sz w:val="24"/>
+        </w:rPr>
+        <w:t xml:space="preserve"> </w:t>
+      </w:r>
+      <w:r>
+        <w:rPr>
+          <w:sz w:val="24"/>
+        </w:rPr>
+        <w:t>to</w:t>
+      </w:r>
+      <w:r>
+        <w:rPr>
+          <w:spacing w:val="-2"/>
+          <w:sz w:val="24"/>
+        </w:rPr>
+        <w:t xml:space="preserve"> </w:t>
+      </w:r>
+      <w:r>
+        <w:rPr>
+          <w:sz w:val="24"/>
+        </w:rPr>
+        <w:t>create</w:t>
+      </w:r>
+      <w:r>
+        <w:rPr>
+          <w:spacing w:val="-2"/>
+          <w:sz w:val="24"/>
+        </w:rPr>
+        <w:t xml:space="preserve"> </w:t>
+      </w:r>
+      <w:r>
+        <w:rPr>
+          <w:sz w:val="24"/>
+        </w:rPr>
+        <w:t>a</w:t>
+      </w:r>
+      <w:r>
+        <w:rPr>
+          <w:spacing w:val="-3"/>
+          <w:sz w:val="24"/>
+        </w:rPr>
+        <w:t xml:space="preserve"> </w:t>
+      </w:r>
+      <w:r>
+        <w:rPr>
+          <w:sz w:val="24"/>
+        </w:rPr>
+        <w:t>sustainable</w:t>
+      </w:r>
+      <w:r>
+        <w:rPr>
+          <w:spacing w:val="-2"/>
+          <w:sz w:val="24"/>
+        </w:rPr>
+        <w:t xml:space="preserve"> </w:t>
+      </w:r>
+      <w:r>
+        <w:rPr>
+          <w:sz w:val="24"/>
+        </w:rPr>
+        <w:t>future</w:t>
+      </w:r>
+      <w:r>
+        <w:rPr>
+          <w:spacing w:val="-2"/>
+          <w:sz w:val="24"/>
+        </w:rPr>
+        <w:t xml:space="preserve"> </w:t>
+      </w:r>
+      <w:r>
+        <w:rPr>
+          <w:sz w:val="24"/>
+        </w:rPr>
+        <w:t>for</w:t>
+      </w:r>
+      <w:r>
+        <w:rPr>
+          <w:spacing w:val="-4"/>
+          <w:sz w:val="24"/>
+        </w:rPr>
+        <w:t xml:space="preserve"> </w:t>
+      </w:r>
+      <w:r>
+        <w:rPr>
+          <w:sz w:val="24"/>
+        </w:rPr>
+        <w:t>farming</w:t>
+      </w:r>
+      <w:r>
+        <w:rPr>
+          <w:spacing w:val="-4"/>
+          <w:sz w:val="24"/>
+        </w:rPr>
+        <w:t xml:space="preserve"> </w:t>
+      </w:r>
+      <w:r>
+        <w:rPr>
+          <w:sz w:val="24"/>
+        </w:rPr>
+        <w:t>families.</w:t>
+      </w:r>
+    </w:p>
+    <w:p>
+      <w:pPr>
+        <w:pStyle w:val="ListParagraph"/>
+        <w:numPr>
+          <w:ilvl w:val="0"/>
+          <w:numId w:val="1"/>
+        </w:numPr>
+        <w:tabs>
+          <w:tab w:val="left" w:pos="719"/>
+        </w:tabs>
+        <w:spacing w:before="279"/>
+        <w:ind w:left="719" w:hanging="359"/>
+        <w:rPr>
+          <w:rFonts w:ascii="Cambria" w:hAnsi="Cambria"/>
+          <w:sz w:val="24"/>
+        </w:rPr>
+      </w:pPr>
+      <w:r>
+        <w:rPr>
+          <w:rFonts w:ascii="Cambria" w:hAnsi="Cambria"/>
+          <w:sz w:val="24"/>
+        </w:rPr>
+        <w:t>Nitara</w:t>
+      </w:r>
+      <w:r>
+        <w:rPr>
+          <w:rFonts w:ascii="Cambria" w:hAnsi="Cambria"/>
+          <w:spacing w:val="-3"/>
+          <w:sz w:val="24"/>
+        </w:rPr>
+        <w:t xml:space="preserve"> </w:t>
+      </w:r>
+      <w:proofErr w:type="spellStart"/>
+      <w:r>
+        <w:rPr>
+          <w:rFonts w:ascii="Cambria" w:hAnsi="Cambria"/>
+          <w:b/>
+          <w:sz w:val="24"/>
+        </w:rPr>
+        <w:t>Farmpro</w:t>
+      </w:r>
+      <w:proofErr w:type="spellEnd"/>
+      <w:r>
+        <w:rPr>
+          <w:rFonts w:ascii="Cambria" w:hAnsi="Cambria"/>
+          <w:b/>
+          <w:spacing w:val="-4"/>
+          <w:sz w:val="24"/>
+        </w:rPr>
+        <w:t xml:space="preserve"> </w:t>
+      </w:r>
+      <w:r>
+        <w:rPr>
+          <w:rFonts w:ascii="Cambria" w:hAnsi="Cambria"/>
+          <w:b/>
+          <w:sz w:val="24"/>
+        </w:rPr>
+        <w:t>web</w:t>
+      </w:r>
+      <w:r>
+        <w:rPr>
+          <w:rFonts w:ascii="Cambria" w:hAnsi="Cambria"/>
+          <w:b/>
+          <w:spacing w:val="-4"/>
+          <w:sz w:val="24"/>
+        </w:rPr>
+        <w:t xml:space="preserve"> </w:t>
+      </w:r>
+      <w:r>
+        <w:rPr>
+          <w:rFonts w:ascii="Cambria" w:hAnsi="Cambria"/>
+          <w:b/>
+          <w:sz w:val="24"/>
+        </w:rPr>
+        <w:t>based</w:t>
+      </w:r>
+      <w:r>
+        <w:rPr>
+          <w:rFonts w:ascii="Cambria" w:hAnsi="Cambria"/>
+          <w:b/>
+          <w:spacing w:val="-1"/>
+          <w:sz w:val="24"/>
+        </w:rPr>
+        <w:t xml:space="preserve"> </w:t>
+      </w:r>
+      <w:r>
+        <w:rPr>
+          <w:rFonts w:ascii="Cambria" w:hAnsi="Cambria"/>
+          <w:spacing w:val="-2"/>
+          <w:sz w:val="24"/>
+        </w:rPr>
+        <w:t>application</w:t>
+      </w:r>
+    </w:p>
+    <w:p>
+      <w:pPr>
+        <w:pStyle w:val="ListParagraph"/>
+        <w:numPr>
+          <w:ilvl w:val="0"/>
+          <w:numId w:val="1"/>
+        </w:numPr>
+        <w:tabs>
+          <w:tab w:val="left" w:pos="719"/>
+        </w:tabs>
+        <w:spacing w:before="2" w:line="281" w:lineRule="exact"/>
+        <w:ind w:left="719" w:hanging="359"/>
+        <w:rPr>
+          <w:rFonts w:ascii="Cambria" w:hAnsi="Cambria"/>
+          <w:sz w:val="24"/>
+        </w:rPr>
+      </w:pPr>
+      <w:r>
+        <w:rPr>
+          <w:rFonts w:ascii="Cambria" w:hAnsi="Cambria"/>
+          <w:sz w:val="24"/>
+        </w:rPr>
+        <w:t>Nitara</w:t>
+      </w:r>
+      <w:r>
+        <w:rPr>
+          <w:rFonts w:ascii="Cambria" w:hAnsi="Cambria"/>
+          <w:spacing w:val="-3"/>
+          <w:sz w:val="24"/>
+        </w:rPr>
+        <w:t xml:space="preserve"> </w:t>
+      </w:r>
+      <w:r>
+        <w:rPr>
+          <w:rFonts w:ascii="Cambria" w:hAnsi="Cambria"/>
+          <w:b/>
+          <w:sz w:val="24"/>
+        </w:rPr>
+        <w:t>Mobile</w:t>
+      </w:r>
+      <w:r>
+        <w:rPr>
+          <w:rFonts w:ascii="Cambria" w:hAnsi="Cambria"/>
+          <w:b/>
+          <w:spacing w:val="-4"/>
+          <w:sz w:val="24"/>
+        </w:rPr>
+        <w:t xml:space="preserve"> </w:t>
+      </w:r>
+      <w:r>
+        <w:rPr>
+          <w:rFonts w:ascii="Cambria" w:hAnsi="Cambria"/>
+          <w:b/>
+          <w:sz w:val="24"/>
+        </w:rPr>
+        <w:t>based</w:t>
+      </w:r>
+      <w:r>
+        <w:rPr>
+          <w:rFonts w:ascii="Cambria" w:hAnsi="Cambria"/>
+          <w:b/>
+          <w:spacing w:val="-2"/>
+          <w:sz w:val="24"/>
+        </w:rPr>
+        <w:t xml:space="preserve"> </w:t>
+      </w:r>
+      <w:r>
+        <w:rPr>
+          <w:rFonts w:ascii="Cambria" w:hAnsi="Cambria"/>
+          <w:spacing w:val="-2"/>
+          <w:sz w:val="24"/>
+        </w:rPr>
+        <w:t>application</w:t>
+      </w:r>
+    </w:p>
+    <w:p>
+      <w:pPr>
+        <w:pStyle w:val="ListParagraph"/>
+        <w:numPr>
+          <w:ilvl w:val="0"/>
+          <w:numId w:val="1"/>
+        </w:numPr>
+        <w:tabs>
+          <w:tab w:val="left" w:pos="719"/>
+        </w:tabs>
+        <w:spacing w:line="281" w:lineRule="exact"/>
+        <w:ind w:left="719" w:hanging="359"/>
+        <w:rPr>
+          <w:rFonts w:ascii="Cambria" w:hAnsi="Cambria"/>
+          <w:sz w:val="24"/>
+        </w:rPr>
+      </w:pPr>
+      <w:r>
+        <w:rPr>
+          <w:rFonts w:ascii="Cambria" w:hAnsi="Cambria"/>
+          <w:sz w:val="24"/>
+        </w:rPr>
+        <w:t>Nitara</w:t>
+      </w:r>
+      <w:r>
+        <w:rPr>
+          <w:rFonts w:ascii="Cambria" w:hAnsi="Cambria"/>
+          <w:spacing w:val="-1"/>
+          <w:sz w:val="24"/>
+        </w:rPr>
+        <w:t xml:space="preserve"> </w:t>
+      </w:r>
+      <w:r>
+        <w:rPr>
+          <w:rFonts w:ascii="Cambria" w:hAnsi="Cambria"/>
+          <w:b/>
+          <w:sz w:val="24"/>
+        </w:rPr>
+        <w:t>Semen</w:t>
+      </w:r>
+      <w:r>
+        <w:rPr>
+          <w:rFonts w:ascii="Cambria" w:hAnsi="Cambria"/>
+          <w:b/>
+          <w:spacing w:val="-3"/>
+          <w:sz w:val="24"/>
+        </w:rPr>
+        <w:t xml:space="preserve"> </w:t>
+      </w:r>
+      <w:r>
+        <w:rPr>
+          <w:rFonts w:ascii="Cambria" w:hAnsi="Cambria"/>
+          <w:b/>
+          <w:sz w:val="24"/>
+        </w:rPr>
+        <w:t>scan</w:t>
+      </w:r>
+      <w:r>
+        <w:rPr>
+          <w:rFonts w:ascii="Cambria" w:hAnsi="Cambria"/>
+          <w:b/>
+          <w:spacing w:val="-2"/>
+          <w:sz w:val="24"/>
+        </w:rPr>
+        <w:t xml:space="preserve"> </w:t>
+      </w:r>
+      <w:r>
+        <w:rPr>
+          <w:rFonts w:ascii="Cambria" w:hAnsi="Cambria"/>
+          <w:b/>
+          <w:sz w:val="24"/>
+        </w:rPr>
+        <w:t>AI</w:t>
+      </w:r>
+      <w:r>
+        <w:rPr>
+          <w:rFonts w:ascii="Cambria" w:hAnsi="Cambria"/>
+          <w:b/>
+          <w:spacing w:val="-2"/>
+          <w:sz w:val="24"/>
+        </w:rPr>
+        <w:t xml:space="preserve"> </w:t>
+      </w:r>
+      <w:r>
+        <w:rPr>
+          <w:rFonts w:ascii="Cambria" w:hAnsi="Cambria"/>
+          <w:sz w:val="24"/>
+        </w:rPr>
+        <w:t>based</w:t>
+      </w:r>
+      <w:r>
+        <w:rPr>
+          <w:rFonts w:ascii="Cambria" w:hAnsi="Cambria"/>
+          <w:spacing w:val="-1"/>
+          <w:sz w:val="24"/>
+        </w:rPr>
+        <w:t xml:space="preserve"> </w:t>
+      </w:r>
+      <w:r>
+        <w:rPr>
+          <w:rFonts w:ascii="Cambria" w:hAnsi="Cambria"/>
+          <w:spacing w:val="-2"/>
+          <w:sz w:val="24"/>
+        </w:rPr>
+        <w:t>testing</w:t>
+      </w:r>
+    </w:p>
+    <w:p>
+      <w:pPr>
+        <w:pStyle w:val="ListParagraph"/>
+        <w:numPr>
+          <w:ilvl w:val="0"/>
+          <w:numId w:val="1"/>
+        </w:numPr>
+        <w:tabs>
+          <w:tab w:val="left" w:pos="719"/>
+        </w:tabs>
+        <w:spacing w:line="281" w:lineRule="exact"/>
+        <w:ind w:left="719" w:hanging="359"/>
+        <w:rPr>
+          <w:rFonts w:ascii="Cambria" w:hAnsi="Cambria"/>
+          <w:sz w:val="24"/>
+        </w:rPr>
+      </w:pPr>
+      <w:r>
+        <w:rPr>
+          <w:rFonts w:ascii="Cambria" w:hAnsi="Cambria"/>
+          <w:sz w:val="24"/>
+        </w:rPr>
+        <w:t>Nitara</w:t>
+      </w:r>
+      <w:r>
+        <w:rPr>
+          <w:rFonts w:ascii="Cambria" w:hAnsi="Cambria"/>
+          <w:spacing w:val="-6"/>
+          <w:sz w:val="24"/>
+        </w:rPr>
+        <w:t xml:space="preserve"> </w:t>
+      </w:r>
+      <w:r>
+        <w:rPr>
+          <w:rFonts w:ascii="Cambria" w:hAnsi="Cambria"/>
+          <w:sz w:val="24"/>
+        </w:rPr>
+        <w:t>Connector</w:t>
+      </w:r>
+      <w:r>
+        <w:rPr>
+          <w:rFonts w:ascii="Cambria" w:hAnsi="Cambria"/>
+          <w:spacing w:val="35"/>
+          <w:sz w:val="24"/>
+        </w:rPr>
+        <w:t xml:space="preserve"> </w:t>
+      </w:r>
+      <w:r>
+        <w:rPr>
+          <w:rFonts w:ascii="Cambria" w:hAnsi="Cambria"/>
+          <w:b/>
+          <w:sz w:val="24"/>
+        </w:rPr>
+        <w:t>Analytics</w:t>
+      </w:r>
+      <w:r>
+        <w:rPr>
+          <w:rFonts w:ascii="Cambria" w:hAnsi="Cambria"/>
+          <w:b/>
+          <w:spacing w:val="-4"/>
+          <w:sz w:val="24"/>
+        </w:rPr>
+        <w:t xml:space="preserve"> </w:t>
+      </w:r>
+      <w:r>
+        <w:rPr>
+          <w:rFonts w:ascii="Cambria" w:hAnsi="Cambria"/>
+          <w:b/>
+          <w:sz w:val="24"/>
+        </w:rPr>
+        <w:t>and</w:t>
+      </w:r>
+      <w:r>
+        <w:rPr>
+          <w:rFonts w:ascii="Cambria" w:hAnsi="Cambria"/>
+          <w:b/>
+          <w:spacing w:val="-2"/>
+          <w:sz w:val="24"/>
+        </w:rPr>
+        <w:t xml:space="preserve"> </w:t>
+      </w:r>
+      <w:proofErr w:type="spellStart"/>
+      <w:r>
+        <w:rPr>
+          <w:rFonts w:ascii="Cambria" w:hAnsi="Cambria"/>
+          <w:b/>
+          <w:sz w:val="24"/>
+        </w:rPr>
+        <w:t>Dairyverse</w:t>
+      </w:r>
+      <w:proofErr w:type="spellEnd"/>
+      <w:r>
+        <w:rPr>
+          <w:rFonts w:ascii="Cambria" w:hAnsi="Cambria"/>
+          <w:b/>
+          <w:spacing w:val="-1"/>
+          <w:sz w:val="24"/>
+        </w:rPr>
+        <w:t xml:space="preserve"> </w:t>
+      </w:r>
+      <w:r>
+        <w:rPr>
+          <w:rFonts w:ascii="Cambria" w:hAnsi="Cambria"/>
+          <w:spacing w:val="-2"/>
+          <w:sz w:val="24"/>
+        </w:rPr>
+        <w:t>onboarding</w:t>
+      </w:r>
+    </w:p>
+    <w:p>
+      <w:pPr>
+        <w:pStyle w:val="BodyText"/>
+        <w:rPr>
+          <w:sz w:val="20"/>
+        </w:rPr>
+      </w:pPr>
+    </w:p>
+    <w:p>
+      <w:pPr>
+        <w:pStyle w:val="BodyText"/>
+        <w:spacing w:before="85"/>
+        <w:rPr>
+          <w:sz w:val="20"/>
+        </w:rPr>
+      </w:pPr>
+      <w:r>
+        <w:rPr>
+          <w:noProof/>
+          <w:sz w:val="20"/>
+        </w:rPr>
+        <mc:AlternateContent>
+          <mc:Choice Requires="wps">
+            <w:drawing>
+              <wp:anchor distT="0" distB="0" distL="0" distR="0" simplePos="0" relativeHeight="487589888" behindDoc="1" locked="0" layoutInCell="1" allowOverlap="1" wp14:anchorId="71368537" wp14:editId="71368538">
+                <wp:simplePos x="0" y="0"/>
+                <wp:positionH relativeFrom="page">
+                  <wp:posOffset>370204</wp:posOffset>
+                </wp:positionH>
+                <wp:positionV relativeFrom="paragraph">
+                  <wp:posOffset>218105</wp:posOffset>
+                </wp:positionV>
+                <wp:extent cx="7031990" cy="1270"/>
+                <wp:effectExtent l="0" t="0" r="0" b="0"/>
+                <wp:wrapTopAndBottom/>
+                <wp:docPr id="8" name="Graphic 8"/>
+                <wp:cNvGraphicFramePr>
+                  <a:graphicFrameLocks xmlns:a="http://schemas.openxmlformats.org/drawingml/2006/main"/>
+                </wp:cNvGraphicFramePr>
+                <a:graphic xmlns:a="http://schemas.openxmlformats.org/drawingml/2006/main">
+                  <a:graphicData uri="http://schemas.microsoft.com/office/word/2010/wordprocessingShape">
+                    <wps:wsp>
+                      <wps:cNvSpPr>
+                        <a:spLocks/>
+                      </wps:cNvSpPr>
+                      <wps:spPr>
+                        <a:xfrm>
+                          <a:off x="0" y="0"/>
+                          <a:ext cx="7031990" cy="1270"/>
+                        </a:xfrm>
+                        <a:custGeom>
+                          <a:avLst/>
+                          <a:gdLst/>
+                          <a:ahLst/>
+                          <a:cxnLst/>
+                          <a:rect l="l" t="t" r="r" b="b"/>
+                          <a:pathLst>
+                            <a:path w="7031990">
+                              <a:moveTo>
+                                <a:pt x="0" y="0"/>
+                              </a:moveTo>
+                              <a:lnTo>
+                                <a:pt x="7031736" y="0"/>
+                              </a:lnTo>
+                            </a:path>
+                          </a:pathLst>
+                        </a:custGeom>
+                        <a:ln w="4572">
+                          <a:solidFill>
+                            <a:srgbClr val="000000"/>
+                          </a:solidFill>
+                          <a:prstDash val="solid"/>
+                        </a:ln>
+                      </wps:spPr>
+                      <wps:bodyPr wrap="square" lIns="0" tIns="0" rIns="0" bIns="0" rtlCol="0">
+                        <a:prstTxWarp prst="textNoShape">
+                          <a:avLst/>
+                        </a:prstTxWarp>
+                        <a:noAutofit/>
+                      </wps:bodyPr>
+                    </wps:wsp>
+                  </a:graphicData>
+                </a:graphic>
+              </wp:anchor>
+            </w:drawing>
+          </mc:Choice>
+          <mc:Fallback>
+            <w:pict>
+              <v:shape w14:anchorId="2F257B31" id="Graphic 8" o:spid="_x0000_s1026" style="position:absolute;margin-left:29.15pt;margin-top:17.15pt;width:553.7pt;height:.1pt;z-index:-15726592;visibility:visible;mso-wrap-style:square;mso-wrap-distance-left:0;mso-wrap-distance-top:0;mso-wrap-distance-right:0;mso-wrap-distance-bottom:0;mso-position-horizontal:absolute;mso-position-horizontal-relative:page;mso-position-vertical:absolute;mso-position-vertical-relative:text;v-text-anchor:top" coordsize="7031990,1270" o:gfxdata="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" path="m,l7031736,e" filled="f" strokeweight=".36pt">
+                <v:path arrowok="t"/>
+                <w10:wrap type="topAndBottom" anchorx="page"/>
+              </v:shape>
+            </w:pict>
+          </mc:Fallback>
+        </mc:AlternateContent>
+      </w:r>
+    </w:p>
+    <w:p>
+      <w:pPr>
+        <w:pStyle w:val="BodyText"/>
+        <w:rPr>
+          <w:sz w:val="20"/>
+        </w:rPr>
+        <w:sectPr>
+          <w:type w:val="continuous"/>
+          <w:pgSz w:w="12240" w:h="15840"/>
+          <w:pgMar w:top="200" w:right="0" w:bottom="280" w:left="360" w:header="720" w:footer="720" w:gutter="0"/>
+          <w:cols w:space="720"/>
+        </w:sectPr>
+      </w:pPr>
+    </w:p>
+    <w:p>
+      <w:pPr>
+        <w:pStyle w:val="Heading1"/>
+        <w:spacing w:before="82"/>
+      </w:pPr>
+      <w:r>
+        <w:rPr>
+          <w:color w:val="0E4660"/>
+          <w:spacing w:val="-2"/>
+        </w:rPr>
+        <w:lastRenderedPageBreak/>
+        <w:t>Achievements</w:t>
+      </w:r>
+    </w:p>
+    <w:p>
+      <w:pPr>
+        <w:pStyle w:val="BodyText"/>
+        <w:spacing w:before="100"/>
+        <w:ind w:left="360"/>
+      </w:pPr>
+      <w:r>
+        <w:rPr>
+          <w:b/>
+        </w:rPr>
+        <w:t>Best</w:t>
+      </w:r>
+      <w:r>
+        <w:rPr>
+          <w:b/>
+          <w:spacing w:val="-2"/>
+        </w:rPr>
+        <w:t xml:space="preserve"> </w:t>
+      </w:r>
+      <w:r>
+        <w:rPr>
+          <w:b/>
+        </w:rPr>
+        <w:t>QA</w:t>
+      </w:r>
+      <w:r>
+        <w:rPr>
+          <w:b/>
+          <w:spacing w:val="-6"/>
+        </w:rPr>
+        <w:t xml:space="preserve"> </w:t>
+      </w:r>
+      <w:r>
+        <w:rPr>
+          <w:b/>
+        </w:rPr>
+        <w:t>Performer</w:t>
+      </w:r>
+      <w:r>
+        <w:t>,</w:t>
+      </w:r>
+      <w:r>
+        <w:rPr>
+          <w:spacing w:val="-3"/>
+        </w:rPr>
+        <w:t xml:space="preserve"> </w:t>
+      </w:r>
+      <w:r>
+        <w:t>GORMALONE</w:t>
+      </w:r>
+      <w:r>
+        <w:rPr>
+          <w:spacing w:val="-2"/>
+        </w:rPr>
+        <w:t xml:space="preserve"> </w:t>
+      </w:r>
+      <w:r>
+        <w:t>LLP</w:t>
+      </w:r>
+      <w:r>
+        <w:rPr>
+          <w:spacing w:val="-3"/>
+        </w:rPr>
+        <w:t xml:space="preserve"> </w:t>
+      </w:r>
+      <w:r>
+        <w:t>—</w:t>
+      </w:r>
+      <w:r>
+        <w:rPr>
+          <w:spacing w:val="-3"/>
+        </w:rPr>
+        <w:t xml:space="preserve"> </w:t>
+      </w:r>
+      <w:r>
+        <w:t>Recognized</w:t>
+      </w:r>
+      <w:r>
+        <w:rPr>
+          <w:spacing w:val="-2"/>
+        </w:rPr>
+        <w:t xml:space="preserve"> </w:t>
+      </w:r>
+      <w:r>
+        <w:t>for</w:t>
+      </w:r>
+      <w:r>
+        <w:rPr>
+          <w:spacing w:val="-2"/>
+        </w:rPr>
+        <w:t xml:space="preserve"> </w:t>
+      </w:r>
+      <w:r>
+        <w:t>exceptional</w:t>
+      </w:r>
+      <w:r>
+        <w:rPr>
+          <w:spacing w:val="-2"/>
+        </w:rPr>
+        <w:t xml:space="preserve"> </w:t>
+      </w:r>
+      <w:r>
+        <w:t>contribution</w:t>
+      </w:r>
+      <w:r>
+        <w:rPr>
+          <w:spacing w:val="-3"/>
+        </w:rPr>
+        <w:t xml:space="preserve"> </w:t>
+      </w:r>
+      <w:r>
+        <w:t>to</w:t>
+      </w:r>
+      <w:r>
+        <w:rPr>
+          <w:spacing w:val="-3"/>
+        </w:rPr>
+        <w:t xml:space="preserve"> </w:t>
+      </w:r>
+      <w:r>
+        <w:t>manual,</w:t>
+      </w:r>
+      <w:r>
+        <w:rPr>
+          <w:spacing w:val="-2"/>
+        </w:rPr>
+        <w:t xml:space="preserve"> </w:t>
+      </w:r>
+      <w:r>
+        <w:t>automation</w:t>
+      </w:r>
+      <w:r>
+        <w:rPr>
+          <w:spacing w:val="-3"/>
+        </w:rPr>
+        <w:t xml:space="preserve"> </w:t>
+      </w:r>
+      <w:r>
+        <w:t>testing, identifying critical defects</w:t>
+      </w:r>
+      <w:r>
+        <w:t>.</w:t>
+      </w:r>
+    </w:p>
+    <w:p>
+      <w:pPr>
+        <w:pStyle w:val="BodyText"/>
+        <w:spacing w:before="4"/>
+        <w:rPr>
+          <w:sz w:val="4"/>
+        </w:rPr>
+      </w:pPr>
+      <w:r>
+        <w:rPr>
+          <w:noProof/>
+          <w:sz w:val="4"/>
+        </w:rPr>
+        <mc:AlternateContent>
+          <mc:Choice Requires="wps">
+            <w:drawing>
+              <wp:anchor distT="0" distB="0" distL="0" distR="0" simplePos="0" relativeHeight="487590400" behindDoc="1" locked="0" layoutInCell="1" allowOverlap="1" wp14:anchorId="71368539" wp14:editId="7136853A">
+                <wp:simplePos x="0" y="0"/>
+                <wp:positionH relativeFrom="page">
+                  <wp:posOffset>370204</wp:posOffset>
+                </wp:positionH>
+                <wp:positionV relativeFrom="paragraph">
+                  <wp:posOffset>47565</wp:posOffset>
+                </wp:positionV>
+                <wp:extent cx="7031990" cy="1270"/>
+                <wp:effectExtent l="0" t="0" r="0" b="0"/>
+                <wp:wrapTopAndBottom/>
+                <wp:docPr id="9" name="Graphic 9"/>
+                <wp:cNvGraphicFramePr>
+                  <a:graphicFrameLocks xmlns:a="http://schemas.openxmlformats.org/drawingml/2006/main"/>
+                </wp:cNvGraphicFramePr>
+                <a:graphic xmlns:a="http://schemas.openxmlformats.org/drawingml/2006/main">
+                  <a:graphicData uri="http://schemas.microsoft.com/office/word/2010/wordprocessingShape">
+                    <wps:wsp>
+                      <wps:cNvSpPr>
+                        <a:spLocks/>
+                      </wps:cNvSpPr>
+                      <wps:spPr>
+                        <a:xfrm>
+                          <a:off x="0" y="0"/>
+                          <a:ext cx="7031990" cy="1270"/>
+                        </a:xfrm>
+                        <a:custGeom>
+                          <a:avLst/>
+                          <a:gdLst/>
+                          <a:ahLst/>
+                          <a:cxnLst/>
+                          <a:rect l="l" t="t" r="r" b="b"/>
+                          <a:pathLst>
+                            <a:path w="7031990">
+                              <a:moveTo>
+                                <a:pt x="0" y="0"/>
+                              </a:moveTo>
+                              <a:lnTo>
+                                <a:pt x="7031736" y="0"/>
+                              </a:lnTo>
+                            </a:path>
+                          </a:pathLst>
+                        </a:custGeom>
+                        <a:ln w="4572">
+                          <a:solidFill>
+                            <a:srgbClr val="000000"/>
+                          </a:solidFill>
+                          <a:prstDash val="solid"/>
+                        </a:ln>
+                      </wps:spPr>
+                      <wps:bodyPr wrap="square" lIns="0" tIns="0" rIns="0" bIns="0" rtlCol="0">
+                        <a:prstTxWarp prst="textNoShape">
+                          <a:avLst/>
+                        </a:prstTxWarp>
+                        <a:noAutofit/>
+                      </wps:bodyPr>
+                    </wps:wsp>
+                  </a:graphicData>
+                </a:graphic>
+              </wp:anchor>
+            </w:drawing>
+          </mc:Choice>
+          <mc:Fallback>
+            <w:pict>
+              <v:shape w14:anchorId="7731279C" id="Graphic 9" o:spid="_x0000_s1026" style="position:absolute;margin-left:29.15pt;margin-top:3.75pt;width:553.7pt;height:.1pt;z-index:-15726080;visibility:visible;mso-wrap-style:square;mso-wrap-distance-left:0;mso-wrap-distance-top:0;mso-wrap-distance-right:0;mso-wrap-distance-bottom:0;mso-position-horizontal:absolute;mso-position-horizontal-relative:page;mso-position-vertical:absolute;mso-position-vertical-relative:text;v-text-anchor:top" coordsize="7031990,1270" o:gfxdata="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" path="m,l7031736,e" filled="f" strokeweight=".36pt">
+                <v:path arrowok="t"/>
+                <w10:wrap type="topAndBottom" anchorx="page"/>
+              </v:shape>
+            </w:pict>
+          </mc:Fallback>
+        </mc:AlternateContent>
+      </w:r>
+    </w:p>
+    <w:p>
+      <w:pPr>
+        <w:pStyle w:val="BodyText"/>
+        <w:spacing w:before="102"/>
+      </w:pPr>
+    </w:p>
+    <w:p>
+      <w:pPr>
+        <w:pStyle w:val="Heading1"/>
+        <w:spacing w:before="1"/>
+      </w:pPr>
+      <w:r>
+        <w:rPr>
+          <w:color w:val="0E4660"/>
+          <w:spacing w:val="-2"/>
+          <w:w w:val="115"/>
+        </w:rPr>
+        <w:t>Education</w:t>
+      </w:r>
+    </w:p>
+    <w:p>
+      <w:pPr>
+        <w:spacing w:before="100"/>
+        <w:ind w:left="400"/>
+        <w:rPr>
+          <w:b/>
+          <w:sz w:val="24"/>
+        </w:rPr>
+      </w:pPr>
+      <w:r>
+        <w:rPr>
+          <w:b/>
+          <w:sz w:val="24"/>
+        </w:rPr>
+        <w:t>Bachelor’s</w:t>
+      </w:r>
+      <w:r>
+        <w:rPr>
+          <w:b/>
+          <w:spacing w:val="-7"/>
+          <w:sz w:val="24"/>
+        </w:rPr>
+        <w:t xml:space="preserve"> </w:t>
+      </w:r>
+      <w:r>
+        <w:rPr>
+          <w:b/>
+          <w:sz w:val="24"/>
+        </w:rPr>
+        <w:t>in</w:t>
+      </w:r>
+      <w:r>
+        <w:rPr>
+          <w:b/>
+          <w:spacing w:val="-4"/>
+          <w:sz w:val="24"/>
+        </w:rPr>
+        <w:t xml:space="preserve"> </w:t>
+      </w:r>
+      <w:r>
+        <w:rPr>
+          <w:b/>
+          <w:sz w:val="24"/>
+        </w:rPr>
+        <w:t>engineering,</w:t>
+      </w:r>
+      <w:r>
+        <w:rPr>
+          <w:b/>
+          <w:spacing w:val="-4"/>
+          <w:sz w:val="24"/>
+        </w:rPr>
+        <w:t xml:space="preserve"> </w:t>
+      </w:r>
+      <w:proofErr w:type="spellStart"/>
+      <w:r>
+        <w:rPr>
+          <w:b/>
+          <w:sz w:val="24"/>
+        </w:rPr>
+        <w:t>Basaveshwar</w:t>
+      </w:r>
+      <w:proofErr w:type="spellEnd"/>
+      <w:r>
+        <w:rPr>
+          <w:b/>
+          <w:spacing w:val="-3"/>
+          <w:sz w:val="24"/>
+        </w:rPr>
+        <w:t xml:space="preserve"> </w:t>
+      </w:r>
+      <w:r>
+        <w:rPr>
+          <w:b/>
+          <w:sz w:val="24"/>
+        </w:rPr>
+        <w:t>Engineering</w:t>
+      </w:r>
+      <w:r>
+        <w:rPr>
+          <w:b/>
+          <w:sz w:val="24"/>
+        </w:rPr>
+        <w:t xml:space="preserve"> college</w:t>
+      </w:r>
+      <w:r>
+        <w:rPr>
+          <w:b/>
+          <w:sz w:val="24"/>
+        </w:rPr>
+        <w:t>,</w:t>
+      </w:r>
+      <w:r>
+        <w:rPr>
+          <w:b/>
+          <w:spacing w:val="-4"/>
+          <w:sz w:val="24"/>
+        </w:rPr>
+        <w:t xml:space="preserve"> </w:t>
+      </w:r>
+      <w:r>
+        <w:rPr>
+          <w:b/>
+          <w:spacing w:val="-2"/>
+          <w:sz w:val="24"/>
+        </w:rPr>
+        <w:t>B</w:t>
+      </w:r>
+      <w:r>
+        <w:rPr>
+          <w:b/>
+          <w:spacing w:val="-2"/>
+          <w:sz w:val="24"/>
+        </w:rPr>
+        <w:t>agalkot</w:t>
+      </w:r>
+    </w:p>
+    <w:p>
+      <w:pPr>
+        <w:spacing w:before="2" w:line="281" w:lineRule="exact"/>
+        <w:ind w:left="400"/>
+        <w:rPr>
+          <w:sz w:val="24"/>
+        </w:rPr>
+      </w:pPr>
+      <w:r>
+        <w:rPr>
+          <w:sz w:val="24"/>
+        </w:rPr>
+        <w:t>Mechanical</w:t>
+      </w:r>
+      <w:r>
+        <w:rPr>
+          <w:spacing w:val="-5"/>
+          <w:sz w:val="24"/>
+        </w:rPr>
+        <w:t xml:space="preserve"> </w:t>
+      </w:r>
+      <w:r>
+        <w:rPr>
+          <w:spacing w:val="-2"/>
+          <w:sz w:val="24"/>
+        </w:rPr>
+        <w:t>Engineering</w:t>
+      </w:r>
+    </w:p>
+    <w:p>
+      <w:pPr>
+        <w:ind w:left="400" w:right="5699"/>
+        <w:rPr>
+          <w:sz w:val="24"/>
+        </w:rPr>
+      </w:pPr>
+      <w:r>
+        <w:rPr>
+          <w:sz w:val="24"/>
+        </w:rPr>
+        <w:t xml:space="preserve">Board - </w:t>
+      </w:r>
+      <w:proofErr w:type="spellStart"/>
+      <w:r>
+        <w:rPr>
+          <w:sz w:val="24"/>
+        </w:rPr>
+        <w:t>Vishweshwaraiah</w:t>
+      </w:r>
+      <w:proofErr w:type="spellEnd"/>
+      <w:r>
+        <w:rPr>
+          <w:spacing w:val="-14"/>
+          <w:sz w:val="24"/>
+        </w:rPr>
+        <w:t xml:space="preserve"> </w:t>
+      </w:r>
+      <w:r>
+        <w:rPr>
+          <w:sz w:val="24"/>
+        </w:rPr>
+        <w:t>Technological</w:t>
+      </w:r>
+      <w:r>
+        <w:rPr>
+          <w:spacing w:val="-13"/>
+          <w:sz w:val="24"/>
+        </w:rPr>
+        <w:t xml:space="preserve"> </w:t>
+      </w:r>
+      <w:r>
+        <w:rPr>
+          <w:sz w:val="24"/>
+        </w:rPr>
+        <w:t xml:space="preserve">University passed out-2022 with </w:t>
+      </w:r>
+      <w:r>
+        <w:rPr>
+          <w:sz w:val="24"/>
+        </w:rPr>
+        <w:t>60.6</w:t>
+      </w:r>
+      <w:r>
+        <w:rPr>
+          <w:sz w:val="24"/>
+        </w:rPr>
+        <w:t>%</w:t>
+      </w:r>
+    </w:p>
+    <w:p>
+      <w:pPr>
+        <w:pStyle w:val="BodyText"/>
+        <w:spacing w:before="53"/>
+        <w:rPr>
+          <w:sz w:val="20"/>
+        </w:rPr>
+      </w:pPr>
+      <w:r>
+        <w:rPr>
+          <w:noProof/>
+          <w:sz w:val="20"/>
+        </w:rPr>
+        <mc:AlternateContent>
+          <mc:Choice Requires="wps">
+            <w:drawing>
+              <wp:anchor distT="0" distB="0" distL="0" distR="0" simplePos="0" relativeHeight="487590912" behindDoc="1" locked="0" layoutInCell="1" allowOverlap="1" wp14:anchorId="7136853B" wp14:editId="7136853C">
+                <wp:simplePos x="0" y="0"/>
+                <wp:positionH relativeFrom="page">
+                  <wp:posOffset>370204</wp:posOffset>
+                </wp:positionH>
+                <wp:positionV relativeFrom="paragraph">
+                  <wp:posOffset>198146</wp:posOffset>
+                </wp:positionV>
+                <wp:extent cx="7031990" cy="1270"/>
+                <wp:effectExtent l="0" t="0" r="0" b="0"/>
+                <wp:wrapTopAndBottom/>
+                <wp:docPr id="10" name="Graphic 10"/>
+                <wp:cNvGraphicFramePr>
+                  <a:graphicFrameLocks xmlns:a="http://schemas.openxmlformats.org/drawingml/2006/main"/>
+                </wp:cNvGraphicFramePr>
+                <a:graphic xmlns:a="http://schemas.openxmlformats.org/drawingml/2006/main">
+                  <a:graphicData uri="http://schemas.microsoft.com/office/word/2010/wordprocessingShape">
+                    <wps:wsp>
+                      <wps:cNvSpPr>
+                        <a:spLocks/>
+                      </wps:cNvSpPr>
+                      <wps:spPr>
+                        <a:xfrm>
+                          <a:off x="0" y="0"/>
+                          <a:ext cx="7031990" cy="1270"/>
+                        </a:xfrm>
+                        <a:custGeom>
+                          <a:avLst/>
+                          <a:gdLst/>
+                          <a:ahLst/>
+                          <a:cxnLst/>
+                          <a:rect l="l" t="t" r="r" b="b"/>
+                          <a:pathLst>
+                            <a:path w="7031990">
+                              <a:moveTo>
+                                <a:pt x="0" y="0"/>
+                              </a:moveTo>
+                              <a:lnTo>
+                                <a:pt x="7031736" y="0"/>
+                              </a:lnTo>
+                            </a:path>
+                          </a:pathLst>
+                        </a:custGeom>
+                        <a:ln w="4572">
+                          <a:solidFill>
+                            <a:srgbClr val="000000"/>
+                          </a:solidFill>
+                          <a:prstDash val="solid"/>
+                        </a:ln>
+                      </wps:spPr>
+                      <wps:bodyPr wrap="square" lIns="0" tIns="0" rIns="0" bIns="0" rtlCol="0">
+                        <a:prstTxWarp prst="textNoShape">
+                          <a:avLst/>
+                        </a:prstTxWarp>
+                        <a:noAutofit/>
+                      </wps:bodyPr>
+                    </wps:wsp>
+                  </a:graphicData>
+                </a:graphic>
+              </wp:anchor>
+            </w:drawing>
+          </mc:Choice>
+          <mc:Fallback>
+            <w:pict>
+              <v:shape w14:anchorId="1AB06DAC" id="Graphic 10" o:spid="_x0000_s1026" style="position:absolute;margin-left:29.15pt;margin-top:15.6pt;width:553.7pt;height:.1pt;z-index:-15725568;visibility:visible;mso-wrap-style:square;mso-wrap-distance-left:0;mso-wrap-distance-top:0;mso-wrap-distance-right:0;mso-wrap-distance-bottom:0;mso-position-horizontal:absolute;mso-position-horizontal-relative:page;mso-position-vertical:absolute;mso-position-vertical-relative:text;v-text-anchor:top" coordsize="7031990,1270" o:gfxdata="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" path="m,l7031736,e" filled="f" strokeweight=".36pt">
+                <v:path arrowok="t"/>
+                <w10:wrap type="topAndBottom" anchorx="page"/>
+              </v:shape>
+            </w:pict>
+          </mc:Fallback>
+        </mc:AlternateContent>
+      </w:r>
+    </w:p>
+    <w:p>
+      <w:pPr>
+        <w:pStyle w:val="BodyText"/>
+        <w:rPr>
+          <w:sz w:val="24"/>
+        </w:rPr>
+      </w:pPr>
+    </w:p>
+    <w:p>
+      <w:pPr>
+        <w:pStyle w:val="BodyText"/>
+        <w:spacing w:before="96"/>
+        <w:rPr>
+          <w:sz w:val="24"/>
+        </w:rPr>
+      </w:pPr>
+    </w:p>
+    <w:p>
+      <w:pPr>
+        <w:pStyle w:val="Heading1"/>
+      </w:pPr>
+      <w:r>
+        <w:rPr>
+          <w:color w:val="0E4660"/>
+          <w:spacing w:val="-2"/>
+          <w:w w:val="105"/>
+        </w:rPr>
+        <w:t>Certifications</w:t>
+      </w:r>
+    </w:p>
+    <w:p>
+      <w:pPr>
+        <w:pStyle w:val="ListParagraph"/>
+        <w:numPr>
+          <w:ilvl w:val="0"/>
+          <w:numId w:val="1"/>
+        </w:numPr>
+        <w:tabs>
+          <w:tab w:val="left" w:pos="719"/>
+        </w:tabs>
+        <w:spacing w:before="154"/>
+        <w:ind w:left="719" w:hanging="359"/>
+        <w:rPr>
+          <w:rFonts w:ascii="Cambria" w:hAnsi="Cambria"/>
+        </w:rPr>
+      </w:pPr>
+      <w:r>
+        <w:rPr>
+          <w:rFonts w:ascii="Cambria" w:hAnsi="Cambria"/>
+        </w:rPr>
+        <w:t xml:space="preserve">Testing certificate in </w:t>
+      </w:r>
+      <w:proofErr w:type="spellStart"/>
+      <w:r>
+        <w:rPr>
+          <w:rFonts w:ascii="Cambria" w:hAnsi="Cambria"/>
+        </w:rPr>
+        <w:t>Qspider</w:t>
+      </w:r>
+      <w:proofErr w:type="spellEnd"/>
+      <w:r>
+        <w:rPr>
+          <w:rFonts w:ascii="Cambria" w:hAnsi="Cambria"/>
+        </w:rPr>
+        <w:t xml:space="preserve"> </w:t>
+      </w:r>
+    </w:p>
+    <w:p>
+      <w:pPr>
+        <w:pStyle w:val="ListParagraph"/>
+        <w:numPr>
+          <w:ilvl w:val="0"/>
+          <w:numId w:val="1"/>
+        </w:numPr>
+        <w:tabs>
+          <w:tab w:val="left" w:pos="719"/>
+        </w:tabs>
+        <w:spacing w:before="154"/>
+        <w:ind w:left="719" w:hanging="359"/>
+        <w:rPr>
+          <w:rFonts w:ascii="Cambria" w:hAnsi="Cambria"/>
+        </w:rPr>
+      </w:pPr>
+      <w:r>
+        <w:rPr>
+          <w:rFonts w:ascii="Cambria" w:hAnsi="Cambria"/>
+          <w:b/>
+        </w:rPr>
+        <w:t>Testing</w:t>
+      </w:r>
+      <w:r>
+        <w:rPr>
+          <w:rFonts w:ascii="Cambria" w:hAnsi="Cambria"/>
+          <w:b/>
+          <w:spacing w:val="-6"/>
+        </w:rPr>
+        <w:t xml:space="preserve"> </w:t>
+      </w:r>
+      <w:r>
+        <w:rPr>
+          <w:rFonts w:ascii="Cambria" w:hAnsi="Cambria"/>
+          <w:b/>
+        </w:rPr>
+        <w:t>Expertise</w:t>
+      </w:r>
+      <w:r>
+        <w:rPr>
+          <w:rFonts w:ascii="Cambria" w:hAnsi="Cambria"/>
+        </w:rPr>
+        <w:t>:</w:t>
+      </w:r>
+      <w:r>
+        <w:rPr>
+          <w:rFonts w:ascii="Cambria" w:hAnsi="Cambria"/>
+          <w:spacing w:val="-7"/>
+        </w:rPr>
+        <w:t xml:space="preserve"> </w:t>
+      </w:r>
+      <w:r>
+        <w:rPr>
+          <w:rFonts w:ascii="Cambria" w:hAnsi="Cambria"/>
+        </w:rPr>
+        <w:t>Specialize</w:t>
+      </w:r>
+      <w:r>
+        <w:rPr>
+          <w:rFonts w:ascii="Cambria" w:hAnsi="Cambria"/>
+          <w:spacing w:val="-8"/>
+        </w:rPr>
+        <w:t xml:space="preserve"> </w:t>
+      </w:r>
+      <w:r>
+        <w:rPr>
+          <w:rFonts w:ascii="Cambria" w:hAnsi="Cambria"/>
+        </w:rPr>
+        <w:t>in</w:t>
+      </w:r>
+      <w:r>
+        <w:rPr>
+          <w:rFonts w:ascii="Cambria" w:hAnsi="Cambria"/>
+          <w:spacing w:val="-6"/>
+        </w:rPr>
+        <w:t xml:space="preserve"> </w:t>
+      </w:r>
+      <w:r>
+        <w:rPr>
+          <w:rFonts w:ascii="Cambria" w:hAnsi="Cambria"/>
+        </w:rPr>
+        <w:t>Manual,</w:t>
+      </w:r>
+      <w:r>
+        <w:rPr>
+          <w:rFonts w:ascii="Cambria" w:hAnsi="Cambria"/>
+          <w:spacing w:val="-6"/>
+        </w:rPr>
+        <w:t xml:space="preserve"> </w:t>
+      </w:r>
+      <w:r>
+        <w:rPr>
+          <w:rFonts w:ascii="Cambria" w:hAnsi="Cambria"/>
+        </w:rPr>
+        <w:t>Automation</w:t>
+      </w:r>
+      <w:r>
+        <w:rPr>
+          <w:rFonts w:ascii="Cambria" w:hAnsi="Cambria"/>
+          <w:spacing w:val="-6"/>
+        </w:rPr>
+        <w:t xml:space="preserve"> </w:t>
+      </w:r>
+      <w:r>
+        <w:rPr>
+          <w:rFonts w:ascii="Cambria" w:hAnsi="Cambria"/>
+        </w:rPr>
+        <w:t>from</w:t>
+      </w:r>
+      <w:r>
+        <w:rPr>
+          <w:rFonts w:ascii="Cambria" w:hAnsi="Cambria"/>
+          <w:spacing w:val="-5"/>
+        </w:rPr>
+        <w:t xml:space="preserve"> </w:t>
+      </w:r>
+      <w:r>
+        <w:rPr>
+          <w:rFonts w:ascii="Cambria" w:hAnsi="Cambria"/>
+        </w:rPr>
+        <w:t>(GORMALONE</w:t>
+      </w:r>
+      <w:r>
+        <w:rPr>
+          <w:rFonts w:ascii="Cambria" w:hAnsi="Cambria"/>
+          <w:spacing w:val="-5"/>
+        </w:rPr>
+        <w:t xml:space="preserve"> </w:t>
+      </w:r>
+      <w:r>
+        <w:rPr>
+          <w:rFonts w:ascii="Cambria" w:hAnsi="Cambria"/>
+          <w:spacing w:val="-4"/>
+        </w:rPr>
+        <w:t>LLP)</w:t>
+      </w:r>
+    </w:p>
+    <w:p>
+      <w:pPr>
+        <w:pStyle w:val="ListParagraph"/>
+        <w:numPr>
+          <w:ilvl w:val="0"/>
+          <w:numId w:val="1"/>
+        </w:numPr>
+        <w:tabs>
+          <w:tab w:val="left" w:pos="719"/>
+        </w:tabs>
+        <w:spacing w:before="131"/>
+        <w:ind w:left="719" w:hanging="359"/>
+        <w:rPr>
+          <w:rFonts w:ascii="Cambria" w:hAnsi="Cambria"/>
+        </w:rPr>
+      </w:pPr>
+      <w:r>
+        <w:rPr>
+          <w:rFonts w:ascii="Cambria" w:hAnsi="Cambria"/>
+        </w:rPr>
+        <w:t>Internship</w:t>
+      </w:r>
+      <w:r>
+        <w:rPr>
+          <w:rFonts w:ascii="Cambria" w:hAnsi="Cambria"/>
+          <w:spacing w:val="-10"/>
+        </w:rPr>
+        <w:t xml:space="preserve"> </w:t>
+      </w:r>
+      <w:r>
+        <w:rPr>
+          <w:rFonts w:ascii="Cambria" w:hAnsi="Cambria"/>
+        </w:rPr>
+        <w:t>Certification</w:t>
+      </w:r>
+      <w:r>
+        <w:rPr>
+          <w:rFonts w:ascii="Cambria" w:hAnsi="Cambria"/>
+          <w:spacing w:val="-9"/>
+        </w:rPr>
+        <w:t xml:space="preserve"> </w:t>
+      </w:r>
+      <w:r>
+        <w:rPr>
+          <w:rFonts w:ascii="Cambria" w:hAnsi="Cambria"/>
+        </w:rPr>
+        <w:t>from</w:t>
+      </w:r>
+      <w:r>
+        <w:rPr>
+          <w:rFonts w:ascii="Cambria" w:hAnsi="Cambria"/>
+          <w:spacing w:val="-7"/>
+        </w:rPr>
+        <w:t xml:space="preserve"> </w:t>
+      </w:r>
+      <w:r>
+        <w:rPr>
+          <w:rFonts w:ascii="Cambria" w:hAnsi="Cambria"/>
+        </w:rPr>
+        <w:t>GORMALONE</w:t>
+      </w:r>
+      <w:r>
+        <w:rPr>
+          <w:rFonts w:ascii="Cambria" w:hAnsi="Cambria"/>
+          <w:spacing w:val="-8"/>
+        </w:rPr>
+        <w:t xml:space="preserve"> </w:t>
+      </w:r>
+      <w:r>
+        <w:rPr>
+          <w:rFonts w:ascii="Cambria" w:hAnsi="Cambria"/>
+          <w:spacing w:val="-5"/>
+        </w:rPr>
+        <w:t>LLP</w:t>
+      </w:r>
+    </w:p>
+    <w:p>
+      <w:pPr>
+        <w:pStyle w:val="BodyText"/>
+        <w:spacing w:before="2"/>
+        <w:rPr>
+          <w:sz w:val="14"/>
+        </w:rPr>
+      </w:pPr>
+      <w:r>
+        <w:rPr>
+          <w:noProof/>
+          <w:sz w:val="14"/>
+        </w:rPr>
+        <mc:AlternateContent>
+          <mc:Choice Requires="wps">
+            <w:drawing>
+              <wp:anchor distT="0" distB="0" distL="0" distR="0" simplePos="0" relativeHeight="487591424" behindDoc="1" locked="0" layoutInCell="1" allowOverlap="1" wp14:anchorId="7136853D" wp14:editId="7136853E">
+                <wp:simplePos x="0" y="0"/>
+                <wp:positionH relativeFrom="page">
+                  <wp:posOffset>370204</wp:posOffset>
+                </wp:positionH>
+                <wp:positionV relativeFrom="paragraph">
+                  <wp:posOffset>121013</wp:posOffset>
+                </wp:positionV>
+                <wp:extent cx="7031990" cy="1270"/>
+                <wp:effectExtent l="0" t="0" r="0" b="0"/>
+                <wp:wrapTopAndBottom/>
+                <wp:docPr id="11" name="Graphic 11"/>
+                <wp:cNvGraphicFramePr>
+                  <a:graphicFrameLocks xmlns:a="http://schemas.openxmlformats.org/drawingml/2006/main"/>
+                </wp:cNvGraphicFramePr>
+                <a:graphic xmlns:a="http://schemas.openxmlformats.org/drawingml/2006/main">
+                  <a:graphicData uri="http://schemas.microsoft.com/office/word/2010/wordprocessingShape">
+                    <wps:wsp>
+                      <wps:cNvSpPr>
+                        <a:spLocks/>
+                      </wps:cNvSpPr>
+                      <wps:spPr>
+                        <a:xfrm>
+                          <a:off x="0" y="0"/>
+                          <a:ext cx="7031990" cy="1270"/>
+                        </a:xfrm>
+                        <a:custGeom>
+                          <a:avLst/>
+                          <a:gdLst/>
+                          <a:ahLst/>
+                          <a:cxnLst/>
+                          <a:rect l="l" t="t" r="r" b="b"/>
+                          <a:pathLst>
+                            <a:path w="7031990">
+                              <a:moveTo>
+                                <a:pt x="0" y="0"/>
+                              </a:moveTo>
+                              <a:lnTo>
+                                <a:pt x="7031736" y="0"/>
+                              </a:lnTo>
+                            </a:path>
+                          </a:pathLst>
+                        </a:custGeom>
+                        <a:ln w="4572">
+                          <a:solidFill>
+                            <a:srgbClr val="000000"/>
+                          </a:solidFill>
+                          <a:prstDash val="solid"/>
+                        </a:ln>
+                      </wps:spPr>
+                      <wps:bodyPr wrap="square" lIns="0" tIns="0" rIns="0" bIns="0" rtlCol="0">
+                        <a:prstTxWarp prst="textNoShape">
+                          <a:avLst/>
+                        </a:prstTxWarp>
+                        <a:noAutofit/>
+                      </wps:bodyPr>
+                    </wps:wsp>
+                  </a:graphicData>
+                </a:graphic>
+              </wp:anchor>
+            </w:drawing>
+          </mc:Choice>
+          <mc:Fallback>
+            <w:pict>
+              <v:shape w14:anchorId="448AA03F" id="Graphic 11" o:spid="_x0000_s1026" style="position:absolute;margin-left:29.15pt;margin-top:9.55pt;width:553.7pt;height:.1pt;z-index:-15725056;visibility:visible;mso-wrap-style:square;mso-wrap-distance-left:0;mso-wrap-distance-top:0;mso-wrap-distance-right:0;mso-wrap-distance-bottom:0;mso-position-horizontal:absolute;mso-position-horizontal-relative:page;mso-position-vertical:absolute;mso-position-vertical-relative:text;v-text-anchor:top" coordsize="7031990,1270" o:gfxdata="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" path="m,l7031736,e" filled="f" strokeweight=".36pt">
+                <v:path arrowok="t"/>
+                <w10:wrap type="topAndBottom" anchorx="page"/>
+              </v:shape>
+            </w:pict>
+          </mc:Fallback>
+        </mc:AlternateContent>
+      </w:r>
+    </w:p>
+    <w:p>
+      <w:pPr>
+        <w:pStyle w:val="BodyText"/>
+        <w:spacing w:before="102"/>
+      </w:pPr>
+    </w:p>
+    <w:p>
+      <w:pPr>
+        <w:pStyle w:val="Heading1"/>
+      </w:pPr>
+      <w:r>
+        <w:rPr>
+          <w:color w:val="0E4660"/>
+          <w:spacing w:val="-2"/>
+        </w:rPr>
+        <w:t>Languages</w:t>
+      </w:r>
+    </w:p>
+    <w:p>
+      <w:pPr>
+        <w:pStyle w:val="BodyText"/>
+        <w:tabs>
+          <w:tab w:val="left" w:pos="2011"/>
+        </w:tabs>
+        <w:spacing w:before="151"/>
+        <w:ind w:left="607"/>
+      </w:pPr>
+      <w:r>
+        <w:t>1.</w:t>
+      </w:r>
+      <w:r>
+        <w:rPr>
+          <w:spacing w:val="-27"/>
+        </w:rPr>
+        <w:t xml:space="preserve"> </w:t>
+      </w:r>
+      <w:r>
+        <w:rPr>
+          <w:spacing w:val="-2"/>
+        </w:rPr>
+        <w:t>Kannada</w:t>
+      </w:r>
+      <w:r>
+        <w:tab/>
+        <w:t>2.</w:t>
+      </w:r>
+      <w:r>
+        <w:rPr>
+          <w:spacing w:val="-1"/>
+        </w:rPr>
+        <w:t xml:space="preserve"> </w:t>
+      </w:r>
+      <w:r>
+        <w:rPr>
+          <w:spacing w:val="-2"/>
+        </w:rPr>
+        <w:t>English</w:t>
+      </w:r>
+      <w:r>
+        <w:rPr>
+          <w:spacing w:val="-2"/>
+        </w:rPr>
+        <w:t xml:space="preserve">       3. Hindi       4. Telugu</w:t>
+      </w:r>
+    </w:p>
+    <w:p>
+      <w:pPr>
+        <w:pStyle w:val="BodyText"/>
+        <w:spacing w:before="87"/>
+        <w:rPr>
+          <w:sz w:val="20"/>
+        </w:rPr>
+      </w:pPr>
+      <w:r>
+        <w:rPr>
+          <w:noProof/>
+          <w:sz w:val="20"/>
+        </w:rPr>
+        <mc:AlternateContent>
+          <mc:Choice Requires="wps">
+            <w:drawing>
+              <wp:anchor distT="0" distB="0" distL="0" distR="0" simplePos="0" relativeHeight="487591936" behindDoc="1" locked="0" layoutInCell="1" allowOverlap="1" wp14:anchorId="7136853F" wp14:editId="71368540">
+                <wp:simplePos x="0" y="0"/>
+                <wp:positionH relativeFrom="page">
+                  <wp:posOffset>370204</wp:posOffset>
+                </wp:positionH>
+                <wp:positionV relativeFrom="paragraph">
+                  <wp:posOffset>219904</wp:posOffset>
+                </wp:positionV>
+                <wp:extent cx="7031990" cy="1270"/>
+                <wp:effectExtent l="0" t="0" r="0" b="0"/>
+                <wp:wrapTopAndBottom/>
+                <wp:docPr id="12" name="Graphic 12"/>
+                <wp:cNvGraphicFramePr>
+                  <a:graphicFrameLocks xmlns:a="http://schemas.openxmlformats.org/drawingml/2006/main"/>
+                </wp:cNvGraphicFramePr>
+                <a:graphic xmlns:a="http://schemas.openxmlformats.org/drawingml/2006/main">
+                  <a:graphicData uri="http://schemas.microsoft.com/office/word/2010/wordprocessingShape">
+                    <wps:wsp>
+                      <wps:cNvSpPr>
+                        <a:spLocks/>
+                      </wps:cNvSpPr>
+                      <wps:spPr>
+                        <a:xfrm>
+                          <a:off x="0" y="0"/>
+                          <a:ext cx="7031990" cy="1270"/>
+                        </a:xfrm>
+                        <a:custGeom>
+                          <a:avLst/>
+                          <a:gdLst/>
+                          <a:ahLst/>
+                          <a:cxnLst/>
+                          <a:rect l="l" t="t" r="r" b="b"/>
+                          <a:pathLst>
+                            <a:path w="7031990">
+                              <a:moveTo>
+                                <a:pt x="0" y="0"/>
+                              </a:moveTo>
+                              <a:lnTo>
+                                <a:pt x="7031736" y="0"/>
+                              </a:lnTo>
+                            </a:path>
+                          </a:pathLst>
+                        </a:custGeom>
+                        <a:ln w="4572">
+                          <a:solidFill>
+                            <a:srgbClr val="000000"/>
+                          </a:solidFill>
+                          <a:prstDash val="solid"/>
+                        </a:ln>
+                      </wps:spPr>
+                      <wps:bodyPr wrap="square" lIns="0" tIns="0" rIns="0" bIns="0" rtlCol="0">
+                        <a:prstTxWarp prst="textNoShape">
+                          <a:avLst/>
+                        </a:prstTxWarp>
+                        <a:noAutofit/>
+                      </wps:bodyPr>
+                    </wps:wsp>
+                  </a:graphicData>
+                </a:graphic>
+              </wp:anchor>
+            </w:drawing>
+          </mc:Choice>
+          <mc:Fallback>
+            <w:pict>
+              <v:shape w14:anchorId="69C3B7E6" id="Graphic 12" o:spid="_x0000_s1026" style="position:absolute;margin-left:29.15pt;margin-top:17.3pt;width:553.7pt;height:.1pt;z-index:-15724544;visibility:visible;mso-wrap-style:square;mso-wrap-distance-left:0;mso-wrap-distance-top:0;mso-wrap-distance-right:0;mso-wrap-distance-bottom:0;mso-position-horizontal:absolute;mso-position-horizontal-relative:page;mso-position-vertical:absolute;mso-position-vertical-relative:text;v-text-anchor:top" coordsize="7031990,1270" o:gfxdata="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" path="m,l7031736,e" filled="f" strokeweight=".36pt">
+                <v:path arrowok="t"/>
+                <w10:wrap type="topAndBottom" anchorx="page"/>
+              </v:shape>
+            </w:pict>
+          </mc:Fallback>
+        </mc:AlternateContent>
+      </w:r>
+    </w:p>
+    <w:p>
+      <w:pPr>
+        <w:pStyle w:val="BodyText"/>
+      </w:pPr>
+    </w:p>
+    <w:p>
+      <w:pPr>
+        <w:pStyle w:val="BodyText"/>
+        <w:spacing w:before="229"/>
+      </w:pPr>
+    </w:p>
+    <w:p>
+      <w:pPr>
+        <w:pStyle w:val="Heading1"/>
+        <w:spacing w:before="1"/>
+      </w:pPr>
+      <w:r>
+        <w:rPr>
+          <w:color w:val="0E4660"/>
+          <w:spacing w:val="-2"/>
+        </w:rPr>
+        <w:t>Declaration</w:t>
+      </w:r>
+    </w:p>
+    <w:p>
+      <w:pPr>
+        <w:pStyle w:val="BodyText"/>
+        <w:spacing w:before="151"/>
+        <w:ind w:left="607"/>
+      </w:pPr>
+      <w:r>
+        <w:rPr>
+          <w:spacing w:val="-2"/>
+        </w:rPr>
+        <w:t>I,</w:t>
+      </w:r>
+      <w:r>
+        <w:rPr>
+          <w:spacing w:val="-7"/>
+        </w:rPr>
+        <w:t xml:space="preserve"> </w:t>
+      </w:r>
+      <w:r>
+        <w:rPr>
+          <w:spacing w:val="-2"/>
+        </w:rPr>
+        <w:t xml:space="preserve">Anand </w:t>
+      </w:r>
+      <w:proofErr w:type="spellStart"/>
+      <w:r>
+        <w:rPr>
+          <w:spacing w:val="-2"/>
+        </w:rPr>
+        <w:t>Madiwalar</w:t>
+      </w:r>
+      <w:proofErr w:type="spellEnd"/>
+      <w:r>
+        <w:rPr>
+          <w:spacing w:val="-6"/>
+        </w:rPr>
+        <w:t xml:space="preserve"> </w:t>
+      </w:r>
+      <w:r>
+        <w:rPr>
+          <w:spacing w:val="-2"/>
+        </w:rPr>
+        <w:t>do</w:t>
+      </w:r>
+      <w:r>
+        <w:rPr>
+          <w:spacing w:val="-5"/>
+        </w:rPr>
+        <w:t xml:space="preserve"> </w:t>
+      </w:r>
+      <w:r>
+        <w:rPr>
+          <w:spacing w:val="-2"/>
+        </w:rPr>
+        <w:t>here</w:t>
+      </w:r>
+      <w:r>
+        <w:rPr>
+          <w:spacing w:val="-5"/>
+        </w:rPr>
+        <w:t xml:space="preserve"> </w:t>
+      </w:r>
+      <w:r>
+        <w:rPr>
+          <w:spacing w:val="-2"/>
+        </w:rPr>
+        <w:t>by</w:t>
+      </w:r>
+      <w:r>
+        <w:rPr>
+          <w:spacing w:val="-7"/>
+        </w:rPr>
+        <w:t xml:space="preserve"> </w:t>
+      </w:r>
+      <w:r>
+        <w:rPr>
+          <w:spacing w:val="-2"/>
+        </w:rPr>
+        <w:t>confirming</w:t>
+      </w:r>
+      <w:r>
+        <w:rPr>
+          <w:spacing w:val="-5"/>
+        </w:rPr>
+        <w:t xml:space="preserve"> </w:t>
+      </w:r>
+      <w:r>
+        <w:rPr>
+          <w:spacing w:val="-2"/>
+        </w:rPr>
+        <w:t>that</w:t>
+      </w:r>
+      <w:r>
+        <w:rPr>
+          <w:spacing w:val="-6"/>
+        </w:rPr>
+        <w:t xml:space="preserve"> </w:t>
+      </w:r>
+      <w:r>
+        <w:rPr>
+          <w:spacing w:val="-2"/>
+        </w:rPr>
+        <w:t>information</w:t>
+      </w:r>
+      <w:r>
+        <w:rPr>
+          <w:spacing w:val="-7"/>
+        </w:rPr>
+        <w:t xml:space="preserve"> </w:t>
+      </w:r>
+      <w:r>
+        <w:rPr>
+          <w:spacing w:val="-2"/>
+        </w:rPr>
+        <w:t>given</w:t>
+      </w:r>
+      <w:r>
+        <w:rPr>
+          <w:spacing w:val="-7"/>
+        </w:rPr>
+        <w:t xml:space="preserve"> </w:t>
+      </w:r>
+      <w:r>
+        <w:rPr>
+          <w:spacing w:val="-2"/>
+        </w:rPr>
+        <w:t>above</w:t>
+      </w:r>
+      <w:r>
+        <w:rPr>
+          <w:spacing w:val="-5"/>
+        </w:rPr>
+        <w:t xml:space="preserve"> </w:t>
+      </w:r>
+      <w:r>
+        <w:rPr>
+          <w:spacing w:val="-2"/>
+        </w:rPr>
+        <w:t>is</w:t>
+      </w:r>
+      <w:r>
+        <w:rPr>
+          <w:spacing w:val="-4"/>
+        </w:rPr>
+        <w:t xml:space="preserve"> </w:t>
+      </w:r>
+      <w:r>
+        <w:rPr>
+          <w:spacing w:val="-2"/>
+        </w:rPr>
+        <w:t>true</w:t>
+      </w:r>
+      <w:r>
+        <w:rPr>
+          <w:spacing w:val="-5"/>
+        </w:rPr>
+        <w:t xml:space="preserve"> </w:t>
+      </w:r>
+      <w:r>
+        <w:rPr>
+          <w:spacing w:val="-2"/>
+        </w:rPr>
+        <w:t>to the</w:t>
+      </w:r>
+      <w:r>
+        <w:rPr>
+          <w:spacing w:val="-5"/>
+        </w:rPr>
+        <w:t xml:space="preserve"> </w:t>
+      </w:r>
+      <w:r>
+        <w:rPr>
+          <w:spacing w:val="-2"/>
+        </w:rPr>
+        <w:t>best</w:t>
+      </w:r>
+      <w:r>
+        <w:rPr>
+          <w:spacing w:val="-6"/>
+        </w:rPr>
+        <w:t xml:space="preserve"> </w:t>
+      </w:r>
+      <w:r>
+        <w:rPr>
+          <w:spacing w:val="-2"/>
+        </w:rPr>
+        <w:t>of</w:t>
+      </w:r>
+      <w:r>
+        <w:rPr>
+          <w:spacing w:val="-5"/>
+        </w:rPr>
+        <w:t xml:space="preserve"> </w:t>
+      </w:r>
+      <w:r>
+        <w:rPr>
+          <w:spacing w:val="-2"/>
+        </w:rPr>
+        <w:t>my</w:t>
+      </w:r>
+      <w:r>
+        <w:rPr>
+          <w:spacing w:val="-7"/>
+        </w:rPr>
+        <w:t xml:space="preserve"> </w:t>
+      </w:r>
+      <w:r>
+        <w:rPr>
+          <w:spacing w:val="-2"/>
+        </w:rPr>
+        <w:t>knowledge.</w:t>
+      </w:r>
+    </w:p>
+    <w:p>
+      <w:pPr>
+        <w:pStyle w:val="BodyText"/>
+        <w:spacing w:before="129"/>
+      </w:pPr>
+    </w:p>
+    <w:p>
+      <w:pPr>
+        <w:ind w:left="8281"/>
+        <w:rPr>
+          <w:b/>
+        </w:rPr>
+      </w:pPr>
+      <w:r>
+        <w:rPr>
+          <w:b/>
+        </w:rPr>
+        <w:t xml:space="preserve">Anand </w:t>
+      </w:r>
+      <w:proofErr w:type="spellStart"/>
+      <w:r>
+        <w:rPr>
+          <w:b/>
+        </w:rPr>
+        <w:t>Madiwalar</w:t>
+      </w:r>
+      <w:proofErr w:type="spellEnd"/>
+    </w:p>
+    <w:p>
+      <w:pPr>
+        <w:pStyle w:val="BodyText"/>
+        <w:spacing w:before="129"/>
+        <w:ind w:left="8281"/>
+      </w:pPr>
+      <w:r>
+        <w:rPr>
+          <w:spacing w:val="-2"/>
+        </w:rPr>
+        <w:t>Bangalore</w:t>
+      </w:r>
+    </w:p>
+    <w:sectPr>
+      <w:pgSz w:w="12240" w:h="15840"/>
+      <w:pgMar w:top="200" w:right="0" w:bottom="280" w:left="360" w:header="720" w:footer="720" w:gutter="0"/>
+      <w:cols w:space="720"/>
+    </w:sectPr>
+  </w:body>
+</w:document>
 </file>
 
 <file path=word/numbering.xml><?xml version="1.0" encoding="utf-8"?>
